--- a/AtreyeeGhorai_Healthcare_Data_Analysis_and_Patient_Insights_ProjectReport.docx
+++ b/AtreyeeGhorai_Healthcare_Data_Analysis_and_Patient_Insights_ProjectReport.docx
@@ -4,7 +4,7 @@
   <w:body>
     <w:p>
       <w:pPr>
-        <w:pStyle w:val="709"/>
+        <w:pStyle w:val="890"/>
         <w:pBdr/>
         <w:spacing/>
         <w:ind/>
@@ -91,7 +91,7 @@
     </w:p>
     <w:p>
       <w:pPr>
-        <w:pStyle w:val="693"/>
+        <w:pStyle w:val="874"/>
         <w:pBdr/>
         <w:spacing/>
         <w:ind/>
@@ -143,7 +143,7 @@
     </w:p>
     <w:p>
       <w:pPr>
-        <w:pStyle w:val="693"/>
+        <w:pStyle w:val="874"/>
         <w:pBdr/>
         <w:spacing/>
         <w:ind/>
@@ -183,7 +183,7 @@
     </w:p>
     <w:p>
       <w:pPr>
-        <w:pStyle w:val="693"/>
+        <w:pStyle w:val="874"/>
         <w:pBdr/>
         <w:spacing/>
         <w:ind/>
@@ -196,7 +196,7 @@
     </w:p>
     <w:tbl>
       <w:tblPr>
-        <w:tblStyle w:val="753"/>
+        <w:tblStyle w:val="934"/>
         <w:tblW w:w="0" w:type="auto"/>
         <w:tblBorders/>
         <w:tblLook w:val="04A0" w:firstRow="1" w:lastRow="0" w:firstColumn="1" w:lastColumn="0" w:noHBand="0" w:noVBand="1"/>
@@ -497,7 +497,7 @@
     </w:p>
     <w:p>
       <w:pPr>
-        <w:pStyle w:val="694"/>
+        <w:pStyle w:val="875"/>
         <w:pBdr/>
         <w:spacing/>
         <w:ind/>
@@ -510,7 +510,7 @@
     </w:p>
     <w:tbl>
       <w:tblPr>
-        <w:tblStyle w:val="753"/>
+        <w:tblStyle w:val="934"/>
         <w:tblW w:w="0" w:type="auto"/>
         <w:tblBorders/>
         <w:tblLook w:val="04A0" w:firstRow="1" w:lastRow="0" w:firstColumn="1" w:lastColumn="0" w:noHBand="0" w:noVBand="1"/>
@@ -1399,7 +1399,7 @@
     </w:p>
     <w:p>
       <w:pPr>
-        <w:pStyle w:val="693"/>
+        <w:pStyle w:val="874"/>
         <w:pBdr/>
         <w:spacing/>
         <w:ind/>
@@ -1412,7 +1412,7 @@
     </w:p>
     <w:tbl>
       <w:tblPr>
-        <w:tblStyle w:val="753"/>
+        <w:tblStyle w:val="934"/>
         <w:tblW w:w="0" w:type="auto"/>
         <w:tblBorders/>
         <w:tblLook w:val="04A0" w:firstRow="1" w:lastRow="0" w:firstColumn="1" w:lastColumn="0" w:noHBand="0" w:noVBand="1"/>
@@ -1713,7 +1713,7 @@
     </w:p>
     <w:p>
       <w:pPr>
-        <w:pStyle w:val="693"/>
+        <w:pStyle w:val="874"/>
         <w:pBdr/>
         <w:spacing/>
         <w:ind/>
@@ -1726,7 +1726,7 @@
     </w:p>
     <w:p>
       <w:pPr>
-        <w:pStyle w:val="694"/>
+        <w:pStyle w:val="875"/>
         <w:pBdr/>
         <w:spacing/>
         <w:ind/>
@@ -1739,7 +1739,7 @@
     </w:p>
     <w:tbl>
       <w:tblPr>
-        <w:tblStyle w:val="753"/>
+        <w:tblStyle w:val="934"/>
         <w:tblW w:w="0" w:type="auto"/>
         <w:tblBorders/>
         <w:tblLook w:val="04A0" w:firstRow="1" w:lastRow="0" w:firstColumn="1" w:lastColumn="0" w:noHBand="0" w:noVBand="1"/>
@@ -2079,7 +2079,7 @@
     </w:p>
     <w:p>
       <w:pPr>
-        <w:pStyle w:val="694"/>
+        <w:pStyle w:val="875"/>
         <w:pBdr/>
         <w:spacing/>
         <w:ind/>
@@ -2092,7 +2092,7 @@
     </w:p>
     <w:tbl>
       <w:tblPr>
-        <w:tblStyle w:val="753"/>
+        <w:tblStyle w:val="934"/>
         <w:tblW w:w="0" w:type="auto"/>
         <w:tblBorders/>
         <w:tblLook w:val="04A0" w:firstRow="1" w:lastRow="0" w:firstColumn="1" w:lastColumn="0" w:noHBand="0" w:noVBand="1"/>
@@ -2549,7 +2549,7 @@
     </w:p>
     <w:p>
       <w:pPr>
-        <w:pStyle w:val="694"/>
+        <w:pStyle w:val="875"/>
         <w:pBdr/>
         <w:spacing/>
         <w:ind/>
@@ -2562,7 +2562,7 @@
     </w:p>
     <w:tbl>
       <w:tblPr>
-        <w:tblStyle w:val="753"/>
+        <w:tblStyle w:val="934"/>
         <w:tblW w:w="0" w:type="auto"/>
         <w:tblBorders/>
         <w:tblLook w:val="04A0" w:firstRow="1" w:lastRow="0" w:firstColumn="1" w:lastColumn="0" w:noHBand="0" w:noVBand="1"/>
@@ -2980,7 +2980,7 @@
     </w:p>
     <w:p>
       <w:pPr>
-        <w:pStyle w:val="694"/>
+        <w:pStyle w:val="875"/>
         <w:pBdr/>
         <w:spacing/>
         <w:ind/>
@@ -2993,7 +2993,7 @@
     </w:p>
     <w:tbl>
       <w:tblPr>
-        <w:tblStyle w:val="753"/>
+        <w:tblStyle w:val="934"/>
         <w:tblW w:w="0" w:type="auto"/>
         <w:tblBorders/>
         <w:tblLook w:val="04A0" w:firstRow="1" w:lastRow="0" w:firstColumn="1" w:lastColumn="0" w:noHBand="0" w:noVBand="1"/>
@@ -3177,7 +3177,7 @@
     </w:p>
     <w:p>
       <w:pPr>
-        <w:pStyle w:val="694"/>
+        <w:pStyle w:val="875"/>
         <w:pBdr/>
         <w:spacing/>
         <w:ind/>
@@ -3190,7 +3190,7 @@
     </w:p>
     <w:tbl>
       <w:tblPr>
-        <w:tblStyle w:val="753"/>
+        <w:tblStyle w:val="934"/>
         <w:tblW w:w="0" w:type="auto"/>
         <w:tblBorders/>
         <w:tblLook w:val="04A0" w:firstRow="1" w:lastRow="0" w:firstColumn="1" w:lastColumn="0" w:noHBand="0" w:noVBand="1"/>
@@ -3530,7 +3530,7 @@
     </w:p>
     <w:p>
       <w:pPr>
-        <w:pStyle w:val="694"/>
+        <w:pStyle w:val="875"/>
         <w:pBdr/>
         <w:spacing/>
         <w:ind/>
@@ -3543,7 +3543,7 @@
     </w:p>
     <w:tbl>
       <w:tblPr>
-        <w:tblStyle w:val="753"/>
+        <w:tblStyle w:val="934"/>
         <w:tblW w:w="0" w:type="auto"/>
         <w:tblBorders/>
         <w:tblLook w:val="04A0" w:firstRow="1" w:lastRow="0" w:firstColumn="1" w:lastColumn="0" w:noHBand="0" w:noVBand="1"/>
@@ -3729,7 +3729,7 @@
     </w:p>
     <w:p>
       <w:pPr>
-        <w:pStyle w:val="693"/>
+        <w:pStyle w:val="874"/>
         <w:pBdr/>
         <w:spacing/>
         <w:ind/>
@@ -3742,7 +3742,7 @@
     </w:p>
     <w:tbl>
       <w:tblPr>
-        <w:tblStyle w:val="753"/>
+        <w:tblStyle w:val="934"/>
         <w:tblW w:w="0" w:type="auto"/>
         <w:tblBorders/>
         <w:tblLook w:val="04A0" w:firstRow="1" w:lastRow="0" w:firstColumn="1" w:lastColumn="0" w:noHBand="0" w:noVBand="1"/>
@@ -4631,7 +4631,7 @@
     </w:p>
     <w:p>
       <w:pPr>
-        <w:pStyle w:val="693"/>
+        <w:pStyle w:val="874"/>
         <w:pBdr/>
         <w:spacing/>
         <w:ind/>
@@ -4666,7 +4666,7 @@
     </w:p>
     <w:p>
       <w:pPr>
-        <w:pStyle w:val="694"/>
+        <w:pStyle w:val="875"/>
         <w:pBdr/>
         <w:spacing/>
         <w:ind/>
@@ -4725,7 +4725,7 @@
     </w:p>
     <w:p>
       <w:pPr>
-        <w:pStyle w:val="694"/>
+        <w:pStyle w:val="875"/>
         <w:pBdr/>
         <w:spacing/>
         <w:ind/>
@@ -4784,7 +4784,7 @@
     </w:p>
     <w:p>
       <w:pPr>
-        <w:pStyle w:val="694"/>
+        <w:pStyle w:val="875"/>
         <w:pBdr/>
         <w:spacing/>
         <w:ind/>
@@ -4843,7 +4843,7 @@
     </w:p>
     <w:p>
       <w:pPr>
-        <w:pStyle w:val="694"/>
+        <w:pStyle w:val="875"/>
         <w:pBdr/>
         <w:spacing/>
         <w:ind/>
@@ -4902,7 +4902,7 @@
     </w:p>
     <w:p>
       <w:pPr>
-        <w:pStyle w:val="694"/>
+        <w:pStyle w:val="875"/>
         <w:pBdr/>
         <w:spacing/>
         <w:ind/>
@@ -4961,7 +4961,7 @@
     </w:p>
     <w:p>
       <w:pPr>
-        <w:pStyle w:val="694"/>
+        <w:pStyle w:val="875"/>
         <w:pBdr/>
         <w:spacing/>
         <w:ind/>
@@ -5032,7 +5032,7 @@
     </w:p>
     <w:p>
       <w:pPr>
-        <w:pStyle w:val="693"/>
+        <w:pStyle w:val="874"/>
         <w:pBdr/>
         <w:spacing/>
         <w:ind/>
@@ -5045,7 +5045,7 @@
     </w:p>
     <w:p>
       <w:pPr>
-        <w:pStyle w:val="694"/>
+        <w:pStyle w:val="875"/>
         <w:pBdr/>
         <w:spacing/>
         <w:ind/>
@@ -5070,7 +5070,7 @@
     </w:p>
     <w:tbl>
       <w:tblPr>
-        <w:tblStyle w:val="753"/>
+        <w:tblStyle w:val="934"/>
         <w:tblW w:w="0" w:type="auto"/>
         <w:tblBorders/>
         <w:tblLook w:val="04A0" w:firstRow="1" w:lastRow="0" w:firstColumn="1" w:lastColumn="0" w:noHBand="0" w:noVBand="1"/>
@@ -5332,7 +5332,7 @@
     </w:p>
     <w:p>
       <w:pPr>
-        <w:pStyle w:val="694"/>
+        <w:pStyle w:val="875"/>
         <w:pBdr/>
         <w:spacing/>
         <w:ind/>
@@ -5370,7 +5370,7 @@
     </w:p>
     <w:p>
       <w:pPr>
-        <w:pStyle w:val="694"/>
+        <w:pStyle w:val="875"/>
         <w:pBdr/>
         <w:spacing/>
         <w:ind/>
@@ -5408,7 +5408,7 @@
     </w:p>
     <w:p>
       <w:pPr>
-        <w:pStyle w:val="694"/>
+        <w:pStyle w:val="875"/>
         <w:pBdr/>
         <w:spacing/>
         <w:ind/>
@@ -5421,7 +5421,7 @@
     </w:p>
     <w:tbl>
       <w:tblPr>
-        <w:tblStyle w:val="753"/>
+        <w:tblStyle w:val="934"/>
         <w:tblW w:w="0" w:type="auto"/>
         <w:tblBorders/>
         <w:tblLook w:val="04A0" w:firstRow="1" w:lastRow="0" w:firstColumn="1" w:lastColumn="0" w:noHBand="0" w:noVBand="1"/>
@@ -5800,7 +5800,7 @@
     </w:p>
     <w:p>
       <w:pPr>
-        <w:pStyle w:val="694"/>
+        <w:pStyle w:val="875"/>
         <w:pBdr/>
         <w:spacing/>
         <w:ind/>
@@ -5813,7 +5813,7 @@
     </w:p>
     <w:tbl>
       <w:tblPr>
-        <w:tblStyle w:val="753"/>
+        <w:tblStyle w:val="934"/>
         <w:tblW w:w="0" w:type="auto"/>
         <w:tblBorders/>
         <w:tblLook w:val="04A0" w:firstRow="1" w:lastRow="0" w:firstColumn="1" w:lastColumn="0" w:noHBand="0" w:noVBand="1"/>
@@ -6599,7 +6599,7 @@
     </w:p>
     <w:p>
       <w:pPr>
-        <w:pStyle w:val="694"/>
+        <w:pStyle w:val="875"/>
         <w:pBdr/>
         <w:spacing/>
         <w:ind/>
@@ -6651,7 +6651,7 @@
     </w:p>
     <w:p>
       <w:pPr>
-        <w:pStyle w:val="693"/>
+        <w:pStyle w:val="874"/>
         <w:pBdr/>
         <w:spacing/>
         <w:ind/>
@@ -6664,7 +6664,7 @@
     </w:p>
     <w:p>
       <w:pPr>
-        <w:pStyle w:val="723"/>
+        <w:pStyle w:val="904"/>
         <w:pBdr/>
         <w:spacing/>
         <w:ind/>
@@ -6677,7 +6677,7 @@
     </w:p>
     <w:p>
       <w:pPr>
-        <w:pStyle w:val="723"/>
+        <w:pStyle w:val="904"/>
         <w:pBdr/>
         <w:spacing/>
         <w:ind/>
@@ -6690,7 +6690,7 @@
     </w:p>
     <w:p>
       <w:pPr>
-        <w:pStyle w:val="723"/>
+        <w:pStyle w:val="904"/>
         <w:pBdr/>
         <w:spacing/>
         <w:ind/>
@@ -6703,7 +6703,7 @@
     </w:p>
     <w:p>
       <w:pPr>
-        <w:pStyle w:val="723"/>
+        <w:pStyle w:val="904"/>
         <w:pBdr/>
         <w:spacing/>
         <w:ind/>
@@ -6716,7 +6716,7 @@
     </w:p>
     <w:p>
       <w:pPr>
-        <w:pStyle w:val="723"/>
+        <w:pStyle w:val="904"/>
         <w:pBdr/>
         <w:spacing/>
         <w:ind/>
@@ -6729,7 +6729,7 @@
     </w:p>
     <w:p>
       <w:pPr>
-        <w:pStyle w:val="723"/>
+        <w:pStyle w:val="904"/>
         <w:pBdr/>
         <w:spacing/>
         <w:ind/>
@@ -6742,7 +6742,7 @@
     </w:p>
     <w:p>
       <w:pPr>
-        <w:pStyle w:val="723"/>
+        <w:pStyle w:val="904"/>
         <w:pBdr/>
         <w:spacing/>
         <w:ind/>
@@ -6755,7 +6755,7 @@
     </w:p>
     <w:p>
       <w:pPr>
-        <w:pStyle w:val="723"/>
+        <w:pStyle w:val="904"/>
         <w:pBdr/>
         <w:spacing/>
         <w:ind/>
@@ -6778,7 +6778,7 @@
     </w:p>
     <w:p>
       <w:pPr>
-        <w:pStyle w:val="693"/>
+        <w:pStyle w:val="874"/>
         <w:pBdr/>
         <w:spacing/>
         <w:ind/>
@@ -6791,7 +6791,7 @@
     </w:p>
     <w:p>
       <w:pPr>
-        <w:pStyle w:val="723"/>
+        <w:pStyle w:val="904"/>
         <w:pBdr/>
         <w:spacing/>
         <w:ind/>
@@ -6804,7 +6804,7 @@
     </w:p>
     <w:p>
       <w:pPr>
-        <w:pStyle w:val="723"/>
+        <w:pStyle w:val="904"/>
         <w:pBdr/>
         <w:spacing/>
         <w:ind/>
@@ -6817,7 +6817,7 @@
     </w:p>
     <w:p>
       <w:pPr>
-        <w:pStyle w:val="723"/>
+        <w:pStyle w:val="904"/>
         <w:pBdr/>
         <w:spacing/>
         <w:ind/>
@@ -6830,7 +6830,7 @@
     </w:p>
     <w:p>
       <w:pPr>
-        <w:pStyle w:val="723"/>
+        <w:pStyle w:val="904"/>
         <w:pBdr/>
         <w:spacing/>
         <w:ind/>
@@ -6843,7 +6843,7 @@
     </w:p>
     <w:p>
       <w:pPr>
-        <w:pStyle w:val="723"/>
+        <w:pStyle w:val="904"/>
         <w:pBdr/>
         <w:spacing/>
         <w:ind/>
@@ -6856,7 +6856,7 @@
     </w:p>
     <w:p>
       <w:pPr>
-        <w:pStyle w:val="723"/>
+        <w:pStyle w:val="904"/>
         <w:pBdr/>
         <w:spacing/>
         <w:ind/>
@@ -6869,7 +6869,7 @@
     </w:p>
     <w:p>
       <w:pPr>
-        <w:pStyle w:val="723"/>
+        <w:pStyle w:val="904"/>
         <w:pBdr/>
         <w:spacing/>
         <w:ind/>
@@ -6882,7 +6882,7 @@
     </w:p>
     <w:p>
       <w:pPr>
-        <w:pStyle w:val="723"/>
+        <w:pStyle w:val="904"/>
         <w:pBdr/>
         <w:spacing/>
         <w:ind/>
@@ -6905,7 +6905,7 @@
     </w:p>
     <w:p>
       <w:pPr>
-        <w:pStyle w:val="693"/>
+        <w:pStyle w:val="874"/>
         <w:pBdr/>
         <w:spacing/>
         <w:ind/>
@@ -7035,7 +7035,6 @@
         <w:ind/>
         <w:rPr/>
       </w:pPr>
-      <w:r/>
       <w:r>
         <w:separator/>
       </w:r>
@@ -7050,7 +7049,6 @@
         <w:ind/>
         <w:rPr/>
       </w:pPr>
-      <w:r/>
       <w:r>
         <w:continuationSeparator/>
       </w:r>
@@ -7070,7 +7068,6 @@
         <w:ind/>
         <w:rPr/>
       </w:pPr>
-      <w:r/>
       <w:r>
         <w:separator/>
       </w:r>
@@ -7085,7 +7082,6 @@
         <w:ind/>
         <w:rPr/>
       </w:pPr>
-      <w:r/>
       <w:r>
         <w:continuationSeparator/>
       </w:r>
@@ -7376,7 +7372,7 @@
         <w:spacing/>
         <w:ind w:hanging="360" w:left="1080"/>
       </w:pPr>
-      <w:pStyle w:val="728"/>
+      <w:pStyle w:val="909"/>
       <w:rPr/>
       <w:start w:val="1"/>
       <w:suff w:val="tab"/>
@@ -7509,7 +7505,7 @@
         <w:spacing/>
         <w:ind w:hanging="360" w:left="720"/>
       </w:pPr>
-      <w:pStyle w:val="727"/>
+      <w:pStyle w:val="908"/>
       <w:rPr/>
       <w:start w:val="1"/>
       <w:suff w:val="tab"/>
@@ -7776,7 +7772,7 @@
         <w:spacing/>
         <w:ind w:hanging="360" w:left="1080"/>
       </w:pPr>
-      <w:pStyle w:val="725"/>
+      <w:pStyle w:val="906"/>
       <w:rPr>
         <w:rFonts w:hint="default" w:ascii="Symbol" w:hAnsi="Symbol"/>
       </w:rPr>
@@ -7911,7 +7907,7 @@
         <w:spacing/>
         <w:ind w:hanging="360" w:left="720"/>
       </w:pPr>
-      <w:pStyle w:val="724"/>
+      <w:pStyle w:val="905"/>
       <w:rPr>
         <w:rFonts w:hint="default" w:ascii="Symbol" w:hAnsi="Symbol"/>
       </w:rPr>
@@ -8046,7 +8042,7 @@
         <w:spacing/>
         <w:ind w:hanging="360" w:left="360"/>
       </w:pPr>
-      <w:pStyle w:val="726"/>
+      <w:pStyle w:val="907"/>
       <w:rPr/>
       <w:start w:val="1"/>
       <w:suff w:val="tab"/>
@@ -8179,7 +8175,7 @@
         <w:spacing/>
         <w:ind w:hanging="360" w:left="360"/>
       </w:pPr>
-      <w:pStyle w:val="723"/>
+      <w:pStyle w:val="904"/>
       <w:rPr>
         <w:rFonts w:hint="default" w:ascii="Symbol" w:hAnsi="Symbol"/>
       </w:rPr>
@@ -8487,9 +8483,9 @@
     <w:lsdException w:name="Bibliography" w:uiPriority="37"/>
     <w:lsdException w:name="TOC Heading" w:uiPriority="39" w:qFormat="1"/>
   </w:latentStyles>
-  <w:style w:type="table" w:styleId="13">
+  <w:style w:type="table" w:styleId="725">
     <w:name w:val="Table Grid Light"/>
-    <w:basedOn w:val="703"/>
+    <w:basedOn w:val="884"/>
     <w:uiPriority w:val="59"/>
     <w:pPr>
       <w:pBdr/>
@@ -8686,9 +8682,9 @@
       </w:tcPr>
     </w:tblStylePr>
   </w:style>
-  <w:style w:type="table" w:styleId="14">
+  <w:style w:type="table" w:styleId="726">
     <w:name w:val="Plain Table 1"/>
-    <w:basedOn w:val="703"/>
+    <w:basedOn w:val="884"/>
     <w:uiPriority w:val="59"/>
     <w:pPr>
       <w:pBdr/>
@@ -8911,9 +8907,9 @@
       </w:tcPr>
     </w:tblStylePr>
   </w:style>
-  <w:style w:type="table" w:styleId="15">
+  <w:style w:type="table" w:styleId="727">
     <w:name w:val="Plain Table 2"/>
-    <w:basedOn w:val="703"/>
+    <w:basedOn w:val="884"/>
     <w:uiPriority w:val="59"/>
     <w:pPr>
       <w:pBdr/>
@@ -9144,9 +9140,9 @@
       </w:tcPr>
     </w:tblStylePr>
   </w:style>
-  <w:style w:type="table" w:styleId="16">
+  <w:style w:type="table" w:styleId="728">
     <w:name w:val="Plain Table 3"/>
-    <w:basedOn w:val="703"/>
+    <w:basedOn w:val="884"/>
     <w:uiPriority w:val="99"/>
     <w:pPr>
       <w:pBdr/>
@@ -9374,9 +9370,9 @@
       </w:tcPr>
     </w:tblStylePr>
   </w:style>
-  <w:style w:type="table" w:styleId="17">
+  <w:style w:type="table" w:styleId="729">
     <w:name w:val="Plain Table 4"/>
-    <w:basedOn w:val="703"/>
+    <w:basedOn w:val="884"/>
     <w:uiPriority w:val="99"/>
     <w:pPr>
       <w:pBdr/>
@@ -9590,9 +9586,9 @@
       </w:tcPr>
     </w:tblStylePr>
   </w:style>
-  <w:style w:type="table" w:styleId="18">
+  <w:style w:type="table" w:styleId="730">
     <w:name w:val="Plain Table 5"/>
-    <w:basedOn w:val="703"/>
+    <w:basedOn w:val="884"/>
     <w:uiPriority w:val="99"/>
     <w:pPr>
       <w:pBdr/>
@@ -9823,9 +9819,9 @@
       </w:tcPr>
     </w:tblStylePr>
   </w:style>
-  <w:style w:type="table" w:styleId="19">
+  <w:style w:type="table" w:styleId="731">
     <w:name w:val="Grid Table 1 Light"/>
-    <w:basedOn w:val="703"/>
+    <w:basedOn w:val="884"/>
     <w:uiPriority w:val="99"/>
     <w:pPr>
       <w:pBdr/>
@@ -10046,9 +10042,9 @@
       </w:tcPr>
     </w:tblStylePr>
   </w:style>
-  <w:style w:type="table" w:styleId="20">
+  <w:style w:type="table" w:styleId="732">
     <w:name w:val="Grid Table 1 Light - Accent 1"/>
-    <w:basedOn w:val="703"/>
+    <w:basedOn w:val="884"/>
     <w:uiPriority w:val="99"/>
     <w:pPr>
       <w:pBdr/>
@@ -10269,9 +10265,9 @@
       </w:tcPr>
     </w:tblStylePr>
   </w:style>
-  <w:style w:type="table" w:styleId="21">
+  <w:style w:type="table" w:styleId="733">
     <w:name w:val="Grid Table 1 Light - Accent 2"/>
-    <w:basedOn w:val="703"/>
+    <w:basedOn w:val="884"/>
     <w:uiPriority w:val="99"/>
     <w:pPr>
       <w:pBdr/>
@@ -10492,9 +10488,9 @@
       </w:tcPr>
     </w:tblStylePr>
   </w:style>
-  <w:style w:type="table" w:styleId="22">
+  <w:style w:type="table" w:styleId="734">
     <w:name w:val="Grid Table 1 Light - Accent 3"/>
-    <w:basedOn w:val="703"/>
+    <w:basedOn w:val="884"/>
     <w:uiPriority w:val="99"/>
     <w:pPr>
       <w:pBdr/>
@@ -10715,9 +10711,9 @@
       </w:tcPr>
     </w:tblStylePr>
   </w:style>
-  <w:style w:type="table" w:styleId="23">
+  <w:style w:type="table" w:styleId="735">
     <w:name w:val="Grid Table 1 Light - Accent 4"/>
-    <w:basedOn w:val="703"/>
+    <w:basedOn w:val="884"/>
     <w:uiPriority w:val="99"/>
     <w:pPr>
       <w:pBdr/>
@@ -10938,9 +10934,9 @@
       </w:tcPr>
     </w:tblStylePr>
   </w:style>
-  <w:style w:type="table" w:styleId="24">
+  <w:style w:type="table" w:styleId="736">
     <w:name w:val="Grid Table 1 Light - Accent 5"/>
-    <w:basedOn w:val="703"/>
+    <w:basedOn w:val="884"/>
     <w:uiPriority w:val="99"/>
     <w:pPr>
       <w:pBdr/>
@@ -11161,9 +11157,9 @@
       </w:tcPr>
     </w:tblStylePr>
   </w:style>
-  <w:style w:type="table" w:styleId="25">
+  <w:style w:type="table" w:styleId="737">
     <w:name w:val="Grid Table 1 Light - Accent 6"/>
-    <w:basedOn w:val="703"/>
+    <w:basedOn w:val="884"/>
     <w:uiPriority w:val="99"/>
     <w:pPr>
       <w:pBdr/>
@@ -11384,9 +11380,9 @@
       </w:tcPr>
     </w:tblStylePr>
   </w:style>
-  <w:style w:type="table" w:styleId="26">
+  <w:style w:type="table" w:styleId="738">
     <w:name w:val="Grid Table 2"/>
-    <w:basedOn w:val="703"/>
+    <w:basedOn w:val="884"/>
     <w:uiPriority w:val="99"/>
     <w:pPr>
       <w:pBdr/>
@@ -11616,9 +11612,9 @@
       </w:tcPr>
     </w:tblStylePr>
   </w:style>
-  <w:style w:type="table" w:styleId="27">
+  <w:style w:type="table" w:styleId="739">
     <w:name w:val="Grid Table 2 - Accent 1"/>
-    <w:basedOn w:val="703"/>
+    <w:basedOn w:val="884"/>
     <w:uiPriority w:val="99"/>
     <w:pPr>
       <w:pBdr/>
@@ -11848,9 +11844,9 @@
       </w:tcPr>
     </w:tblStylePr>
   </w:style>
-  <w:style w:type="table" w:styleId="28">
+  <w:style w:type="table" w:styleId="740">
     <w:name w:val="Grid Table 2 - Accent 2"/>
-    <w:basedOn w:val="703"/>
+    <w:basedOn w:val="884"/>
     <w:uiPriority w:val="99"/>
     <w:pPr>
       <w:pBdr/>
@@ -12080,9 +12076,9 @@
       </w:tcPr>
     </w:tblStylePr>
   </w:style>
-  <w:style w:type="table" w:styleId="29">
+  <w:style w:type="table" w:styleId="741">
     <w:name w:val="Grid Table 2 - Accent 3"/>
-    <w:basedOn w:val="703"/>
+    <w:basedOn w:val="884"/>
     <w:uiPriority w:val="99"/>
     <w:pPr>
       <w:pBdr/>
@@ -12312,9 +12308,9 @@
       </w:tcPr>
     </w:tblStylePr>
   </w:style>
-  <w:style w:type="table" w:styleId="30">
+  <w:style w:type="table" w:styleId="742">
     <w:name w:val="Grid Table 2 - Accent 4"/>
-    <w:basedOn w:val="703"/>
+    <w:basedOn w:val="884"/>
     <w:uiPriority w:val="99"/>
     <w:pPr>
       <w:pBdr/>
@@ -12544,9 +12540,9 @@
       </w:tcPr>
     </w:tblStylePr>
   </w:style>
-  <w:style w:type="table" w:styleId="31">
+  <w:style w:type="table" w:styleId="743">
     <w:name w:val="Grid Table 2 - Accent 5"/>
-    <w:basedOn w:val="703"/>
+    <w:basedOn w:val="884"/>
     <w:uiPriority w:val="99"/>
     <w:pPr>
       <w:pBdr/>
@@ -12776,9 +12772,9 @@
       </w:tcPr>
     </w:tblStylePr>
   </w:style>
-  <w:style w:type="table" w:styleId="32">
+  <w:style w:type="table" w:styleId="744">
     <w:name w:val="Grid Table 2 - Accent 6"/>
-    <w:basedOn w:val="703"/>
+    <w:basedOn w:val="884"/>
     <w:uiPriority w:val="99"/>
     <w:pPr>
       <w:pBdr/>
@@ -13008,9 +13004,9 @@
       </w:tcPr>
     </w:tblStylePr>
   </w:style>
-  <w:style w:type="table" w:styleId="33">
+  <w:style w:type="table" w:styleId="745">
     <w:name w:val="Grid Table 3"/>
-    <w:basedOn w:val="703"/>
+    <w:basedOn w:val="884"/>
     <w:uiPriority w:val="99"/>
     <w:pPr>
       <w:pBdr/>
@@ -13109,7 +13105,7 @@
         <w:tblBorders/>
       </w:tblPr>
       <w:tcPr>
-        <w:shd w:color="ffffff"/>
+        <w:shd w:val="clear" w:color="ffffff"/>
         <w:tcBorders>
           <w:top w:val="none" w:color="000000" w:sz="4" w:space="0"/>
           <w:left w:val="none" w:color="000000" w:sz="4" w:space="0"/>
@@ -13155,7 +13151,7 @@
         <w:tblBorders/>
       </w:tblPr>
       <w:tcPr>
-        <w:shd w:color="ffffff"/>
+        <w:shd w:val="clear" w:color="ffffff"/>
         <w:tcBorders>
           <w:top w:val="none" w:color="000000" w:sz="4" w:space="0"/>
           <w:left w:val="none" w:color="000000" w:sz="4" w:space="0"/>
@@ -13253,9 +13249,9 @@
       </w:tcPr>
     </w:tblStylePr>
   </w:style>
-  <w:style w:type="table" w:styleId="34">
+  <w:style w:type="table" w:styleId="746">
     <w:name w:val="Grid Table 3 - Accent 1"/>
-    <w:basedOn w:val="703"/>
+    <w:basedOn w:val="884"/>
     <w:uiPriority w:val="99"/>
     <w:pPr>
       <w:pBdr/>
@@ -13354,7 +13350,7 @@
         <w:tblBorders/>
       </w:tblPr>
       <w:tcPr>
-        <w:shd w:color="ffffff"/>
+        <w:shd w:val="clear" w:color="ffffff"/>
         <w:tcBorders>
           <w:top w:val="none" w:color="000000" w:sz="4" w:space="0"/>
           <w:left w:val="none" w:color="000000" w:sz="4" w:space="0"/>
@@ -13400,7 +13396,7 @@
         <w:tblBorders/>
       </w:tblPr>
       <w:tcPr>
-        <w:shd w:color="ffffff"/>
+        <w:shd w:val="clear" w:color="ffffff"/>
         <w:tcBorders>
           <w:top w:val="none" w:color="000000" w:sz="4" w:space="0"/>
           <w:left w:val="none" w:color="000000" w:sz="4" w:space="0"/>
@@ -13498,9 +13494,9 @@
       </w:tcPr>
     </w:tblStylePr>
   </w:style>
-  <w:style w:type="table" w:styleId="35">
+  <w:style w:type="table" w:styleId="747">
     <w:name w:val="Grid Table 3 - Accent 2"/>
-    <w:basedOn w:val="703"/>
+    <w:basedOn w:val="884"/>
     <w:uiPriority w:val="99"/>
     <w:pPr>
       <w:pBdr/>
@@ -13599,7 +13595,7 @@
         <w:tblBorders/>
       </w:tblPr>
       <w:tcPr>
-        <w:shd w:color="ffffff"/>
+        <w:shd w:val="clear" w:color="ffffff"/>
         <w:tcBorders>
           <w:top w:val="none" w:color="000000" w:sz="4" w:space="0"/>
           <w:left w:val="none" w:color="000000" w:sz="4" w:space="0"/>
@@ -13645,7 +13641,7 @@
         <w:tblBorders/>
       </w:tblPr>
       <w:tcPr>
-        <w:shd w:color="ffffff"/>
+        <w:shd w:val="clear" w:color="ffffff"/>
         <w:tcBorders>
           <w:top w:val="none" w:color="000000" w:sz="4" w:space="0"/>
           <w:left w:val="none" w:color="000000" w:sz="4" w:space="0"/>
@@ -13743,9 +13739,9 @@
       </w:tcPr>
     </w:tblStylePr>
   </w:style>
-  <w:style w:type="table" w:styleId="36">
+  <w:style w:type="table" w:styleId="748">
     <w:name w:val="Grid Table 3 - Accent 3"/>
-    <w:basedOn w:val="703"/>
+    <w:basedOn w:val="884"/>
     <w:uiPriority w:val="99"/>
     <w:pPr>
       <w:pBdr/>
@@ -13844,7 +13840,7 @@
         <w:tblBorders/>
       </w:tblPr>
       <w:tcPr>
-        <w:shd w:color="ffffff"/>
+        <w:shd w:val="clear" w:color="ffffff"/>
         <w:tcBorders>
           <w:top w:val="none" w:color="000000" w:sz="4" w:space="0"/>
           <w:left w:val="none" w:color="000000" w:sz="4" w:space="0"/>
@@ -13890,7 +13886,7 @@
         <w:tblBorders/>
       </w:tblPr>
       <w:tcPr>
-        <w:shd w:color="ffffff"/>
+        <w:shd w:val="clear" w:color="ffffff"/>
         <w:tcBorders>
           <w:top w:val="none" w:color="000000" w:sz="4" w:space="0"/>
           <w:left w:val="none" w:color="000000" w:sz="4" w:space="0"/>
@@ -13988,9 +13984,9 @@
       </w:tcPr>
     </w:tblStylePr>
   </w:style>
-  <w:style w:type="table" w:styleId="37">
+  <w:style w:type="table" w:styleId="749">
     <w:name w:val="Grid Table 3 - Accent 4"/>
-    <w:basedOn w:val="703"/>
+    <w:basedOn w:val="884"/>
     <w:uiPriority w:val="99"/>
     <w:pPr>
       <w:pBdr/>
@@ -14089,7 +14085,7 @@
         <w:tblBorders/>
       </w:tblPr>
       <w:tcPr>
-        <w:shd w:color="ffffff"/>
+        <w:shd w:val="clear" w:color="ffffff"/>
         <w:tcBorders>
           <w:top w:val="none" w:color="000000" w:sz="4" w:space="0"/>
           <w:left w:val="none" w:color="000000" w:sz="4" w:space="0"/>
@@ -14135,7 +14131,7 @@
         <w:tblBorders/>
       </w:tblPr>
       <w:tcPr>
-        <w:shd w:color="ffffff"/>
+        <w:shd w:val="clear" w:color="ffffff"/>
         <w:tcBorders>
           <w:top w:val="none" w:color="000000" w:sz="4" w:space="0"/>
           <w:left w:val="none" w:color="000000" w:sz="4" w:space="0"/>
@@ -14233,9 +14229,9 @@
       </w:tcPr>
     </w:tblStylePr>
   </w:style>
-  <w:style w:type="table" w:styleId="38">
+  <w:style w:type="table" w:styleId="750">
     <w:name w:val="Grid Table 3 - Accent 5"/>
-    <w:basedOn w:val="703"/>
+    <w:basedOn w:val="884"/>
     <w:uiPriority w:val="99"/>
     <w:pPr>
       <w:pBdr/>
@@ -14334,7 +14330,7 @@
         <w:tblBorders/>
       </w:tblPr>
       <w:tcPr>
-        <w:shd w:color="ffffff"/>
+        <w:shd w:val="clear" w:color="ffffff"/>
         <w:tcBorders>
           <w:top w:val="none" w:color="000000" w:sz="4" w:space="0"/>
           <w:left w:val="none" w:color="000000" w:sz="4" w:space="0"/>
@@ -14380,7 +14376,7 @@
         <w:tblBorders/>
       </w:tblPr>
       <w:tcPr>
-        <w:shd w:color="ffffff"/>
+        <w:shd w:val="clear" w:color="ffffff"/>
         <w:tcBorders>
           <w:top w:val="none" w:color="000000" w:sz="4" w:space="0"/>
           <w:left w:val="none" w:color="000000" w:sz="4" w:space="0"/>
@@ -14478,9 +14474,9 @@
       </w:tcPr>
     </w:tblStylePr>
   </w:style>
-  <w:style w:type="table" w:styleId="39">
+  <w:style w:type="table" w:styleId="751">
     <w:name w:val="Grid Table 3 - Accent 6"/>
-    <w:basedOn w:val="703"/>
+    <w:basedOn w:val="884"/>
     <w:uiPriority w:val="99"/>
     <w:pPr>
       <w:pBdr/>
@@ -14579,7 +14575,7 @@
         <w:tblBorders/>
       </w:tblPr>
       <w:tcPr>
-        <w:shd w:color="ffffff"/>
+        <w:shd w:val="clear" w:color="ffffff"/>
         <w:tcBorders>
           <w:top w:val="none" w:color="000000" w:sz="4" w:space="0"/>
           <w:left w:val="none" w:color="000000" w:sz="4" w:space="0"/>
@@ -14625,7 +14621,7 @@
         <w:tblBorders/>
       </w:tblPr>
       <w:tcPr>
-        <w:shd w:color="ffffff"/>
+        <w:shd w:val="clear" w:color="ffffff"/>
         <w:tcBorders>
           <w:top w:val="none" w:color="000000" w:sz="4" w:space="0"/>
           <w:left w:val="none" w:color="000000" w:sz="4" w:space="0"/>
@@ -14723,9 +14719,9 @@
       </w:tcPr>
     </w:tblStylePr>
   </w:style>
-  <w:style w:type="table" w:styleId="40">
+  <w:style w:type="table" w:styleId="752">
     <w:name w:val="Grid Table 4"/>
-    <w:basedOn w:val="703"/>
+    <w:basedOn w:val="884"/>
     <w:uiPriority w:val="59"/>
     <w:pPr>
       <w:pBdr/>
@@ -14956,9 +14952,9 @@
       </w:tcPr>
     </w:tblStylePr>
   </w:style>
-  <w:style w:type="table" w:styleId="41">
+  <w:style w:type="table" w:styleId="753">
     <w:name w:val="Grid Table 4 - Accent 1"/>
-    <w:basedOn w:val="703"/>
+    <w:basedOn w:val="884"/>
     <w:uiPriority w:val="59"/>
     <w:pPr>
       <w:pBdr/>
@@ -15189,9 +15185,9 @@
       </w:tcPr>
     </w:tblStylePr>
   </w:style>
-  <w:style w:type="table" w:styleId="42">
+  <w:style w:type="table" w:styleId="754">
     <w:name w:val="Grid Table 4 - Accent 2"/>
-    <w:basedOn w:val="703"/>
+    <w:basedOn w:val="884"/>
     <w:uiPriority w:val="59"/>
     <w:pPr>
       <w:pBdr/>
@@ -15422,9 +15418,9 @@
       </w:tcPr>
     </w:tblStylePr>
   </w:style>
-  <w:style w:type="table" w:styleId="43">
+  <w:style w:type="table" w:styleId="755">
     <w:name w:val="Grid Table 4 - Accent 3"/>
-    <w:basedOn w:val="703"/>
+    <w:basedOn w:val="884"/>
     <w:uiPriority w:val="59"/>
     <w:pPr>
       <w:pBdr/>
@@ -15655,9 +15651,9 @@
       </w:tcPr>
     </w:tblStylePr>
   </w:style>
-  <w:style w:type="table" w:styleId="44">
+  <w:style w:type="table" w:styleId="756">
     <w:name w:val="Grid Table 4 - Accent 4"/>
-    <w:basedOn w:val="703"/>
+    <w:basedOn w:val="884"/>
     <w:uiPriority w:val="59"/>
     <w:pPr>
       <w:pBdr/>
@@ -15888,9 +15884,9 @@
       </w:tcPr>
     </w:tblStylePr>
   </w:style>
-  <w:style w:type="table" w:styleId="45">
+  <w:style w:type="table" w:styleId="757">
     <w:name w:val="Grid Table 4 - Accent 5"/>
-    <w:basedOn w:val="703"/>
+    <w:basedOn w:val="884"/>
     <w:uiPriority w:val="59"/>
     <w:pPr>
       <w:pBdr/>
@@ -16121,9 +16117,9 @@
       </w:tcPr>
     </w:tblStylePr>
   </w:style>
-  <w:style w:type="table" w:styleId="46">
+  <w:style w:type="table" w:styleId="758">
     <w:name w:val="Grid Table 4 - Accent 6"/>
-    <w:basedOn w:val="703"/>
+    <w:basedOn w:val="884"/>
     <w:uiPriority w:val="59"/>
     <w:pPr>
       <w:pBdr/>
@@ -16354,9 +16350,9 @@
       </w:tcPr>
     </w:tblStylePr>
   </w:style>
-  <w:style w:type="table" w:styleId="47">
+  <w:style w:type="table" w:styleId="759">
     <w:name w:val="Grid Table 5 Dark"/>
-    <w:basedOn w:val="703"/>
+    <w:basedOn w:val="884"/>
     <w:uiPriority w:val="99"/>
     <w:pPr>
       <w:pBdr/>
@@ -16582,9 +16578,9 @@
       </w:tcPr>
     </w:tblStylePr>
   </w:style>
-  <w:style w:type="table" w:styleId="48">
+  <w:style w:type="table" w:styleId="760">
     <w:name w:val="Grid Table 5 Dark- Accent 1"/>
-    <w:basedOn w:val="703"/>
+    <w:basedOn w:val="884"/>
     <w:uiPriority w:val="99"/>
     <w:pPr>
       <w:pBdr/>
@@ -16810,9 +16806,9 @@
       </w:tcPr>
     </w:tblStylePr>
   </w:style>
-  <w:style w:type="table" w:styleId="49">
+  <w:style w:type="table" w:styleId="761">
     <w:name w:val="Grid Table 5 Dark - Accent 2"/>
-    <w:basedOn w:val="703"/>
+    <w:basedOn w:val="884"/>
     <w:uiPriority w:val="99"/>
     <w:pPr>
       <w:pBdr/>
@@ -17038,9 +17034,9 @@
       </w:tcPr>
     </w:tblStylePr>
   </w:style>
-  <w:style w:type="table" w:styleId="50">
+  <w:style w:type="table" w:styleId="762">
     <w:name w:val="Grid Table 5 Dark - Accent 3"/>
-    <w:basedOn w:val="703"/>
+    <w:basedOn w:val="884"/>
     <w:uiPriority w:val="99"/>
     <w:pPr>
       <w:pBdr/>
@@ -17266,9 +17262,9 @@
       </w:tcPr>
     </w:tblStylePr>
   </w:style>
-  <w:style w:type="table" w:styleId="51">
+  <w:style w:type="table" w:styleId="763">
     <w:name w:val="Grid Table 5 Dark- Accent 4"/>
-    <w:basedOn w:val="703"/>
+    <w:basedOn w:val="884"/>
     <w:uiPriority w:val="99"/>
     <w:pPr>
       <w:pBdr/>
@@ -17494,9 +17490,9 @@
       </w:tcPr>
     </w:tblStylePr>
   </w:style>
-  <w:style w:type="table" w:styleId="52">
+  <w:style w:type="table" w:styleId="764">
     <w:name w:val="Grid Table 5 Dark - Accent 5"/>
-    <w:basedOn w:val="703"/>
+    <w:basedOn w:val="884"/>
     <w:uiPriority w:val="99"/>
     <w:pPr>
       <w:pBdr/>
@@ -17722,9 +17718,9 @@
       </w:tcPr>
     </w:tblStylePr>
   </w:style>
-  <w:style w:type="table" w:styleId="53">
+  <w:style w:type="table" w:styleId="765">
     <w:name w:val="Grid Table 5 Dark - Accent 6"/>
-    <w:basedOn w:val="703"/>
+    <w:basedOn w:val="884"/>
     <w:uiPriority w:val="99"/>
     <w:pPr>
       <w:pBdr/>
@@ -17950,9 +17946,9 @@
       </w:tcPr>
     </w:tblStylePr>
   </w:style>
-  <w:style w:type="table" w:styleId="54">
+  <w:style w:type="table" w:styleId="766">
     <w:name w:val="Grid Table 6 Colorful"/>
-    <w:basedOn w:val="703"/>
+    <w:basedOn w:val="884"/>
     <w:uiPriority w:val="99"/>
     <w:pPr>
       <w:pBdr/>
@@ -18180,9 +18176,9 @@
       </w:tcPr>
     </w:tblStylePr>
   </w:style>
-  <w:style w:type="table" w:styleId="55">
+  <w:style w:type="table" w:styleId="767">
     <w:name w:val="Grid Table 6 Colorful - Accent 1"/>
-    <w:basedOn w:val="703"/>
+    <w:basedOn w:val="884"/>
     <w:uiPriority w:val="99"/>
     <w:pPr>
       <w:pBdr/>
@@ -18410,9 +18406,9 @@
       </w:tcPr>
     </w:tblStylePr>
   </w:style>
-  <w:style w:type="table" w:styleId="56">
+  <w:style w:type="table" w:styleId="768">
     <w:name w:val="Grid Table 6 Colorful - Accent 2"/>
-    <w:basedOn w:val="703"/>
+    <w:basedOn w:val="884"/>
     <w:uiPriority w:val="99"/>
     <w:pPr>
       <w:pBdr/>
@@ -18640,9 +18636,9 @@
       </w:tcPr>
     </w:tblStylePr>
   </w:style>
-  <w:style w:type="table" w:styleId="57">
+  <w:style w:type="table" w:styleId="769">
     <w:name w:val="Grid Table 6 Colorful - Accent 3"/>
-    <w:basedOn w:val="703"/>
+    <w:basedOn w:val="884"/>
     <w:uiPriority w:val="99"/>
     <w:pPr>
       <w:pBdr/>
@@ -18870,9 +18866,9 @@
       </w:tcPr>
     </w:tblStylePr>
   </w:style>
-  <w:style w:type="table" w:styleId="58">
+  <w:style w:type="table" w:styleId="770">
     <w:name w:val="Grid Table 6 Colorful - Accent 4"/>
-    <w:basedOn w:val="703"/>
+    <w:basedOn w:val="884"/>
     <w:uiPriority w:val="99"/>
     <w:pPr>
       <w:pBdr/>
@@ -19100,9 +19096,9 @@
       </w:tcPr>
     </w:tblStylePr>
   </w:style>
-  <w:style w:type="table" w:styleId="59">
+  <w:style w:type="table" w:styleId="771">
     <w:name w:val="Grid Table 6 Colorful - Accent 5"/>
-    <w:basedOn w:val="703"/>
+    <w:basedOn w:val="884"/>
     <w:uiPriority w:val="99"/>
     <w:pPr>
       <w:pBdr/>
@@ -19330,9 +19326,9 @@
       </w:tcPr>
     </w:tblStylePr>
   </w:style>
-  <w:style w:type="table" w:styleId="60">
+  <w:style w:type="table" w:styleId="772">
     <w:name w:val="Grid Table 6 Colorful - Accent 6"/>
-    <w:basedOn w:val="703"/>
+    <w:basedOn w:val="884"/>
     <w:uiPriority w:val="99"/>
     <w:pPr>
       <w:pBdr/>
@@ -19560,9 +19556,9 @@
       </w:tcPr>
     </w:tblStylePr>
   </w:style>
-  <w:style w:type="table" w:styleId="61">
+  <w:style w:type="table" w:styleId="773">
     <w:name w:val="Grid Table 7 Colorful"/>
-    <w:basedOn w:val="703"/>
+    <w:basedOn w:val="884"/>
     <w:uiPriority w:val="99"/>
     <w:pPr>
       <w:pBdr/>
@@ -19664,11 +19660,11 @@
         <w:tblBorders/>
       </w:tblPr>
       <w:tcPr>
-        <w:shd w:color="ffffff"/>
-        <w:tcBorders>
-          <w:top w:val="none"/>
-          <w:left w:val="none"/>
-          <w:bottom w:val="none"/>
+        <w:shd w:val="clear" w:color="ffffff"/>
+        <w:tcBorders>
+          <w:top w:val="none" w:color="000000" w:sz="4" w:space="0"/>
+          <w:left w:val="none" w:color="000000" w:sz="4" w:space="0"/>
+          <w:bottom w:val="none" w:color="000000" w:sz="4" w:space="0"/>
           <w:right w:val="single" w:color="000000" w:themeColor="text1" w:themeTint="80" w:sz="4" w:space="0"/>
         </w:tcBorders>
       </w:tcPr>
@@ -19691,10 +19687,10 @@
       <w:tcPr>
         <w:shd w:val="clear" w:color="ffffff" w:themeColor="light1" w:fill="ffffff" w:themeFill="light1"/>
         <w:tcBorders>
-          <w:top w:val="none"/>
-          <w:left w:val="none"/>
+          <w:top w:val="none" w:color="000000" w:sz="4" w:space="0"/>
+          <w:left w:val="none" w:color="000000" w:sz="4" w:space="0"/>
           <w:bottom w:val="single" w:color="000000" w:themeColor="text1" w:themeTint="80" w:sz="4" w:space="0"/>
-          <w:right w:val="none"/>
+          <w:right w:val="none" w:color="000000" w:sz="4" w:space="0"/>
         </w:tcBorders>
       </w:tcPr>
     </w:tblStylePr>
@@ -19714,12 +19710,12 @@
         <w:tblBorders/>
       </w:tblPr>
       <w:tcPr>
-        <w:shd w:color="ffffff"/>
-        <w:tcBorders>
-          <w:top w:val="none"/>
+        <w:shd w:val="clear" w:color="ffffff"/>
+        <w:tcBorders>
+          <w:top w:val="none" w:color="000000" w:sz="4" w:space="0"/>
           <w:left w:val="single" w:color="000000" w:themeColor="text1" w:themeTint="80" w:sz="4" w:space="0"/>
-          <w:bottom w:val="none"/>
-          <w:right w:val="none"/>
+          <w:bottom w:val="none" w:color="000000" w:sz="4" w:space="0"/>
+          <w:right w:val="none" w:color="000000" w:sz="4" w:space="0"/>
         </w:tcBorders>
       </w:tcPr>
     </w:tblStylePr>
@@ -19742,9 +19738,9 @@
         <w:shd w:val="clear" w:color="ffffff" w:themeColor="light1" w:fill="ffffff" w:themeFill="light1"/>
         <w:tcBorders>
           <w:top w:val="single" w:color="000000" w:themeColor="text1" w:themeTint="80" w:sz="4" w:space="0"/>
-          <w:left w:val="none"/>
-          <w:bottom w:val="none"/>
-          <w:right w:val="none"/>
+          <w:left w:val="none" w:color="000000" w:sz="4" w:space="0"/>
+          <w:bottom w:val="none" w:color="000000" w:sz="4" w:space="0"/>
+          <w:right w:val="none" w:color="000000" w:sz="4" w:space="0"/>
         </w:tcBorders>
       </w:tcPr>
     </w:tblStylePr>
@@ -19814,9 +19810,9 @@
       </w:tcPr>
     </w:tblStylePr>
   </w:style>
-  <w:style w:type="table" w:styleId="62">
+  <w:style w:type="table" w:styleId="774">
     <w:name w:val="Grid Table 7 Colorful - Accent 1"/>
-    <w:basedOn w:val="703"/>
+    <w:basedOn w:val="884"/>
     <w:uiPriority w:val="99"/>
     <w:pPr>
       <w:pBdr/>
@@ -19918,11 +19914,11 @@
         <w:tblBorders/>
       </w:tblPr>
       <w:tcPr>
-        <w:shd w:color="ffffff"/>
-        <w:tcBorders>
-          <w:top w:val="none"/>
-          <w:left w:val="none"/>
-          <w:bottom w:val="none"/>
+        <w:shd w:val="clear" w:color="ffffff"/>
+        <w:tcBorders>
+          <w:top w:val="none" w:color="000000" w:sz="4" w:space="0"/>
+          <w:left w:val="none" w:color="000000" w:sz="4" w:space="0"/>
+          <w:bottom w:val="none" w:color="000000" w:sz="4" w:space="0"/>
           <w:right w:val="single" w:color="000000" w:themeColor="accent1" w:themeTint="80" w:sz="4" w:space="0"/>
         </w:tcBorders>
       </w:tcPr>
@@ -19945,10 +19941,10 @@
       <w:tcPr>
         <w:shd w:val="clear" w:color="ffffff" w:themeColor="light1" w:fill="ffffff" w:themeFill="light1"/>
         <w:tcBorders>
-          <w:top w:val="none"/>
-          <w:left w:val="none"/>
+          <w:top w:val="none" w:color="000000" w:sz="4" w:space="0"/>
+          <w:left w:val="none" w:color="000000" w:sz="4" w:space="0"/>
           <w:bottom w:val="single" w:color="000000" w:themeColor="accent1" w:themeTint="80" w:sz="4" w:space="0"/>
-          <w:right w:val="none"/>
+          <w:right w:val="none" w:color="000000" w:sz="4" w:space="0"/>
         </w:tcBorders>
       </w:tcPr>
     </w:tblStylePr>
@@ -19968,12 +19964,12 @@
         <w:tblBorders/>
       </w:tblPr>
       <w:tcPr>
-        <w:shd w:color="ffffff"/>
-        <w:tcBorders>
-          <w:top w:val="none"/>
+        <w:shd w:val="clear" w:color="ffffff"/>
+        <w:tcBorders>
+          <w:top w:val="none" w:color="000000" w:sz="4" w:space="0"/>
           <w:left w:val="single" w:color="000000" w:themeColor="accent1" w:themeTint="80" w:sz="4" w:space="0"/>
-          <w:bottom w:val="none"/>
-          <w:right w:val="none"/>
+          <w:bottom w:val="none" w:color="000000" w:sz="4" w:space="0"/>
+          <w:right w:val="none" w:color="000000" w:sz="4" w:space="0"/>
         </w:tcBorders>
       </w:tcPr>
     </w:tblStylePr>
@@ -19996,9 +19992,9 @@
         <w:shd w:val="clear" w:color="ffffff" w:themeColor="light1" w:fill="ffffff" w:themeFill="light1"/>
         <w:tcBorders>
           <w:top w:val="single" w:color="000000" w:themeColor="accent1" w:themeTint="80" w:sz="4" w:space="0"/>
-          <w:left w:val="none"/>
-          <w:bottom w:val="none"/>
-          <w:right w:val="none"/>
+          <w:left w:val="none" w:color="000000" w:sz="4" w:space="0"/>
+          <w:bottom w:val="none" w:color="000000" w:sz="4" w:space="0"/>
+          <w:right w:val="none" w:color="000000" w:sz="4" w:space="0"/>
         </w:tcBorders>
       </w:tcPr>
     </w:tblStylePr>
@@ -20068,9 +20064,9 @@
       </w:tcPr>
     </w:tblStylePr>
   </w:style>
-  <w:style w:type="table" w:styleId="63">
+  <w:style w:type="table" w:styleId="775">
     <w:name w:val="Grid Table 7 Colorful - Accent 2"/>
-    <w:basedOn w:val="703"/>
+    <w:basedOn w:val="884"/>
     <w:uiPriority w:val="99"/>
     <w:pPr>
       <w:pBdr/>
@@ -20172,11 +20168,11 @@
         <w:tblBorders/>
       </w:tblPr>
       <w:tcPr>
-        <w:shd w:color="ffffff"/>
-        <w:tcBorders>
-          <w:top w:val="none"/>
-          <w:left w:val="none"/>
-          <w:bottom w:val="none"/>
+        <w:shd w:val="clear" w:color="ffffff"/>
+        <w:tcBorders>
+          <w:top w:val="none" w:color="000000" w:sz="4" w:space="0"/>
+          <w:left w:val="none" w:color="000000" w:sz="4" w:space="0"/>
+          <w:bottom w:val="none" w:color="000000" w:sz="4" w:space="0"/>
           <w:right w:val="single" w:color="000000" w:themeColor="accent2" w:themeTint="97" w:sz="4" w:space="0"/>
         </w:tcBorders>
       </w:tcPr>
@@ -20199,10 +20195,10 @@
       <w:tcPr>
         <w:shd w:val="clear" w:color="ffffff" w:themeColor="light1" w:fill="ffffff" w:themeFill="light1"/>
         <w:tcBorders>
-          <w:top w:val="none"/>
-          <w:left w:val="none"/>
+          <w:top w:val="none" w:color="000000" w:sz="4" w:space="0"/>
+          <w:left w:val="none" w:color="000000" w:sz="4" w:space="0"/>
           <w:bottom w:val="single" w:color="000000" w:themeColor="accent2" w:themeTint="97" w:sz="4" w:space="0"/>
-          <w:right w:val="none"/>
+          <w:right w:val="none" w:color="000000" w:sz="4" w:space="0"/>
         </w:tcBorders>
       </w:tcPr>
     </w:tblStylePr>
@@ -20222,12 +20218,12 @@
         <w:tblBorders/>
       </w:tblPr>
       <w:tcPr>
-        <w:shd w:color="ffffff"/>
-        <w:tcBorders>
-          <w:top w:val="none"/>
+        <w:shd w:val="clear" w:color="ffffff"/>
+        <w:tcBorders>
+          <w:top w:val="none" w:color="000000" w:sz="4" w:space="0"/>
           <w:left w:val="single" w:color="000000" w:themeColor="accent2" w:themeTint="97" w:sz="4" w:space="0"/>
-          <w:bottom w:val="none"/>
-          <w:right w:val="none"/>
+          <w:bottom w:val="none" w:color="000000" w:sz="4" w:space="0"/>
+          <w:right w:val="none" w:color="000000" w:sz="4" w:space="0"/>
         </w:tcBorders>
       </w:tcPr>
     </w:tblStylePr>
@@ -20250,9 +20246,9 @@
         <w:shd w:val="clear" w:color="ffffff" w:themeColor="light1" w:fill="ffffff" w:themeFill="light1"/>
         <w:tcBorders>
           <w:top w:val="single" w:color="000000" w:themeColor="accent2" w:themeTint="97" w:sz="4" w:space="0"/>
-          <w:left w:val="none"/>
-          <w:bottom w:val="none"/>
-          <w:right w:val="none"/>
+          <w:left w:val="none" w:color="000000" w:sz="4" w:space="0"/>
+          <w:bottom w:val="none" w:color="000000" w:sz="4" w:space="0"/>
+          <w:right w:val="none" w:color="000000" w:sz="4" w:space="0"/>
         </w:tcBorders>
       </w:tcPr>
     </w:tblStylePr>
@@ -20322,9 +20318,9 @@
       </w:tcPr>
     </w:tblStylePr>
   </w:style>
-  <w:style w:type="table" w:styleId="64">
+  <w:style w:type="table" w:styleId="776">
     <w:name w:val="Grid Table 7 Colorful - Accent 3"/>
-    <w:basedOn w:val="703"/>
+    <w:basedOn w:val="884"/>
     <w:uiPriority w:val="99"/>
     <w:pPr>
       <w:pBdr/>
@@ -20426,11 +20422,11 @@
         <w:tblBorders/>
       </w:tblPr>
       <w:tcPr>
-        <w:shd w:color="ffffff"/>
-        <w:tcBorders>
-          <w:top w:val="none"/>
-          <w:left w:val="none"/>
-          <w:bottom w:val="none"/>
+        <w:shd w:val="clear" w:color="ffffff"/>
+        <w:tcBorders>
+          <w:top w:val="none" w:color="000000" w:sz="4" w:space="0"/>
+          <w:left w:val="none" w:color="000000" w:sz="4" w:space="0"/>
+          <w:bottom w:val="none" w:color="000000" w:sz="4" w:space="0"/>
           <w:right w:val="single" w:color="000000" w:themeColor="accent3" w:themeTint="FE" w:sz="4" w:space="0"/>
         </w:tcBorders>
       </w:tcPr>
@@ -20453,10 +20449,10 @@
       <w:tcPr>
         <w:shd w:val="clear" w:color="ffffff" w:themeColor="light1" w:fill="ffffff" w:themeFill="light1"/>
         <w:tcBorders>
-          <w:top w:val="none"/>
-          <w:left w:val="none"/>
+          <w:top w:val="none" w:color="000000" w:sz="4" w:space="0"/>
+          <w:left w:val="none" w:color="000000" w:sz="4" w:space="0"/>
           <w:bottom w:val="single" w:color="000000" w:themeColor="accent3" w:themeTint="FE" w:sz="4" w:space="0"/>
-          <w:right w:val="none"/>
+          <w:right w:val="none" w:color="000000" w:sz="4" w:space="0"/>
         </w:tcBorders>
       </w:tcPr>
     </w:tblStylePr>
@@ -20476,12 +20472,12 @@
         <w:tblBorders/>
       </w:tblPr>
       <w:tcPr>
-        <w:shd w:color="ffffff"/>
-        <w:tcBorders>
-          <w:top w:val="none"/>
+        <w:shd w:val="clear" w:color="ffffff"/>
+        <w:tcBorders>
+          <w:top w:val="none" w:color="000000" w:sz="4" w:space="0"/>
           <w:left w:val="single" w:color="000000" w:themeColor="accent3" w:themeTint="FE" w:sz="4" w:space="0"/>
-          <w:bottom w:val="none"/>
-          <w:right w:val="none"/>
+          <w:bottom w:val="none" w:color="000000" w:sz="4" w:space="0"/>
+          <w:right w:val="none" w:color="000000" w:sz="4" w:space="0"/>
         </w:tcBorders>
       </w:tcPr>
     </w:tblStylePr>
@@ -20504,9 +20500,9 @@
         <w:shd w:val="clear" w:color="ffffff" w:themeColor="light1" w:fill="ffffff" w:themeFill="light1"/>
         <w:tcBorders>
           <w:top w:val="single" w:color="000000" w:themeColor="accent3" w:themeTint="FE" w:sz="4" w:space="0"/>
-          <w:left w:val="none"/>
-          <w:bottom w:val="none"/>
-          <w:right w:val="none"/>
+          <w:left w:val="none" w:color="000000" w:sz="4" w:space="0"/>
+          <w:bottom w:val="none" w:color="000000" w:sz="4" w:space="0"/>
+          <w:right w:val="none" w:color="000000" w:sz="4" w:space="0"/>
         </w:tcBorders>
       </w:tcPr>
     </w:tblStylePr>
@@ -20576,9 +20572,9 @@
       </w:tcPr>
     </w:tblStylePr>
   </w:style>
-  <w:style w:type="table" w:styleId="65">
+  <w:style w:type="table" w:styleId="777">
     <w:name w:val="Grid Table 7 Colorful - Accent 4"/>
-    <w:basedOn w:val="703"/>
+    <w:basedOn w:val="884"/>
     <w:uiPriority w:val="99"/>
     <w:pPr>
       <w:pBdr/>
@@ -20680,11 +20676,11 @@
         <w:tblBorders/>
       </w:tblPr>
       <w:tcPr>
-        <w:shd w:color="ffffff"/>
-        <w:tcBorders>
-          <w:top w:val="none"/>
-          <w:left w:val="none"/>
-          <w:bottom w:val="none"/>
+        <w:shd w:val="clear" w:color="ffffff"/>
+        <w:tcBorders>
+          <w:top w:val="none" w:color="000000" w:sz="4" w:space="0"/>
+          <w:left w:val="none" w:color="000000" w:sz="4" w:space="0"/>
+          <w:bottom w:val="none" w:color="000000" w:sz="4" w:space="0"/>
           <w:right w:val="single" w:color="000000" w:themeColor="accent4" w:themeTint="9A" w:sz="4" w:space="0"/>
         </w:tcBorders>
       </w:tcPr>
@@ -20707,10 +20703,10 @@
       <w:tcPr>
         <w:shd w:val="clear" w:color="ffffff" w:themeColor="light1" w:fill="ffffff" w:themeFill="light1"/>
         <w:tcBorders>
-          <w:top w:val="none"/>
-          <w:left w:val="none"/>
+          <w:top w:val="none" w:color="000000" w:sz="4" w:space="0"/>
+          <w:left w:val="none" w:color="000000" w:sz="4" w:space="0"/>
           <w:bottom w:val="single" w:color="000000" w:themeColor="accent4" w:themeTint="9A" w:sz="4" w:space="0"/>
-          <w:right w:val="none"/>
+          <w:right w:val="none" w:color="000000" w:sz="4" w:space="0"/>
         </w:tcBorders>
       </w:tcPr>
     </w:tblStylePr>
@@ -20730,12 +20726,12 @@
         <w:tblBorders/>
       </w:tblPr>
       <w:tcPr>
-        <w:shd w:color="ffffff"/>
-        <w:tcBorders>
-          <w:top w:val="none"/>
+        <w:shd w:val="clear" w:color="ffffff"/>
+        <w:tcBorders>
+          <w:top w:val="none" w:color="000000" w:sz="4" w:space="0"/>
           <w:left w:val="single" w:color="000000" w:themeColor="accent4" w:themeTint="9A" w:sz="4" w:space="0"/>
-          <w:bottom w:val="none"/>
-          <w:right w:val="none"/>
+          <w:bottom w:val="none" w:color="000000" w:sz="4" w:space="0"/>
+          <w:right w:val="none" w:color="000000" w:sz="4" w:space="0"/>
         </w:tcBorders>
       </w:tcPr>
     </w:tblStylePr>
@@ -20758,9 +20754,9 @@
         <w:shd w:val="clear" w:color="ffffff" w:themeColor="light1" w:fill="ffffff" w:themeFill="light1"/>
         <w:tcBorders>
           <w:top w:val="single" w:color="000000" w:themeColor="accent4" w:themeTint="9A" w:sz="4" w:space="0"/>
-          <w:left w:val="none"/>
-          <w:bottom w:val="none"/>
-          <w:right w:val="none"/>
+          <w:left w:val="none" w:color="000000" w:sz="4" w:space="0"/>
+          <w:bottom w:val="none" w:color="000000" w:sz="4" w:space="0"/>
+          <w:right w:val="none" w:color="000000" w:sz="4" w:space="0"/>
         </w:tcBorders>
       </w:tcPr>
     </w:tblStylePr>
@@ -20830,9 +20826,9 @@
       </w:tcPr>
     </w:tblStylePr>
   </w:style>
-  <w:style w:type="table" w:styleId="66">
+  <w:style w:type="table" w:styleId="778">
     <w:name w:val="Grid Table 7 Colorful - Accent 5"/>
-    <w:basedOn w:val="703"/>
+    <w:basedOn w:val="884"/>
     <w:uiPriority w:val="99"/>
     <w:pPr>
       <w:pBdr/>
@@ -20934,11 +20930,11 @@
         <w:tblBorders/>
       </w:tblPr>
       <w:tcPr>
-        <w:shd w:color="ffffff"/>
-        <w:tcBorders>
-          <w:top w:val="none"/>
-          <w:left w:val="none"/>
-          <w:bottom w:val="none"/>
+        <w:shd w:val="clear" w:color="ffffff"/>
+        <w:tcBorders>
+          <w:top w:val="none" w:color="000000" w:sz="4" w:space="0"/>
+          <w:left w:val="none" w:color="000000" w:sz="4" w:space="0"/>
+          <w:bottom w:val="none" w:color="000000" w:sz="4" w:space="0"/>
           <w:right w:val="single" w:color="000000" w:themeColor="accent5" w:themeTint="90" w:sz="4" w:space="0"/>
         </w:tcBorders>
       </w:tcPr>
@@ -20961,10 +20957,10 @@
       <w:tcPr>
         <w:shd w:val="clear" w:color="ffffff" w:themeColor="light1" w:fill="ffffff" w:themeFill="light1"/>
         <w:tcBorders>
-          <w:top w:val="none"/>
-          <w:left w:val="none"/>
+          <w:top w:val="none" w:color="000000" w:sz="4" w:space="0"/>
+          <w:left w:val="none" w:color="000000" w:sz="4" w:space="0"/>
           <w:bottom w:val="single" w:color="000000" w:themeColor="accent5" w:themeTint="90" w:sz="4" w:space="0"/>
-          <w:right w:val="none"/>
+          <w:right w:val="none" w:color="000000" w:sz="4" w:space="0"/>
         </w:tcBorders>
       </w:tcPr>
     </w:tblStylePr>
@@ -20984,12 +20980,12 @@
         <w:tblBorders/>
       </w:tblPr>
       <w:tcPr>
-        <w:shd w:color="ffffff"/>
-        <w:tcBorders>
-          <w:top w:val="none"/>
+        <w:shd w:val="clear" w:color="ffffff"/>
+        <w:tcBorders>
+          <w:top w:val="none" w:color="000000" w:sz="4" w:space="0"/>
           <w:left w:val="single" w:color="000000" w:themeColor="accent5" w:themeTint="90" w:sz="4" w:space="0"/>
-          <w:bottom w:val="none"/>
-          <w:right w:val="none"/>
+          <w:bottom w:val="none" w:color="000000" w:sz="4" w:space="0"/>
+          <w:right w:val="none" w:color="000000" w:sz="4" w:space="0"/>
         </w:tcBorders>
       </w:tcPr>
     </w:tblStylePr>
@@ -21012,9 +21008,9 @@
         <w:shd w:val="clear" w:color="ffffff" w:themeColor="light1" w:fill="ffffff" w:themeFill="light1"/>
         <w:tcBorders>
           <w:top w:val="single" w:color="000000" w:themeColor="accent5" w:themeTint="90" w:sz="4" w:space="0"/>
-          <w:left w:val="none"/>
-          <w:bottom w:val="none"/>
-          <w:right w:val="none"/>
+          <w:left w:val="none" w:color="000000" w:sz="4" w:space="0"/>
+          <w:bottom w:val="none" w:color="000000" w:sz="4" w:space="0"/>
+          <w:right w:val="none" w:color="000000" w:sz="4" w:space="0"/>
         </w:tcBorders>
       </w:tcPr>
     </w:tblStylePr>
@@ -21084,9 +21080,9 @@
       </w:tcPr>
     </w:tblStylePr>
   </w:style>
-  <w:style w:type="table" w:styleId="67">
+  <w:style w:type="table" w:styleId="779">
     <w:name w:val="Grid Table 7 Colorful - Accent 6"/>
-    <w:basedOn w:val="703"/>
+    <w:basedOn w:val="884"/>
     <w:uiPriority w:val="99"/>
     <w:pPr>
       <w:pBdr/>
@@ -21188,11 +21184,11 @@
         <w:tblBorders/>
       </w:tblPr>
       <w:tcPr>
-        <w:shd w:color="ffffff"/>
-        <w:tcBorders>
-          <w:top w:val="none"/>
-          <w:left w:val="none"/>
-          <w:bottom w:val="none"/>
+        <w:shd w:val="clear" w:color="ffffff"/>
+        <w:tcBorders>
+          <w:top w:val="none" w:color="000000" w:sz="4" w:space="0"/>
+          <w:left w:val="none" w:color="000000" w:sz="4" w:space="0"/>
+          <w:bottom w:val="none" w:color="000000" w:sz="4" w:space="0"/>
           <w:right w:val="single" w:color="000000" w:themeColor="accent6" w:themeTint="90" w:sz="4" w:space="0"/>
         </w:tcBorders>
       </w:tcPr>
@@ -21215,10 +21211,10 @@
       <w:tcPr>
         <w:shd w:val="clear" w:color="ffffff" w:themeColor="light1" w:fill="ffffff" w:themeFill="light1"/>
         <w:tcBorders>
-          <w:top w:val="none"/>
-          <w:left w:val="none"/>
+          <w:top w:val="none" w:color="000000" w:sz="4" w:space="0"/>
+          <w:left w:val="none" w:color="000000" w:sz="4" w:space="0"/>
           <w:bottom w:val="single" w:color="000000" w:themeColor="accent6" w:themeTint="90" w:sz="4" w:space="0"/>
-          <w:right w:val="none"/>
+          <w:right w:val="none" w:color="000000" w:sz="4" w:space="0"/>
         </w:tcBorders>
       </w:tcPr>
     </w:tblStylePr>
@@ -21238,12 +21234,12 @@
         <w:tblBorders/>
       </w:tblPr>
       <w:tcPr>
-        <w:shd w:color="ffffff"/>
-        <w:tcBorders>
-          <w:top w:val="none"/>
+        <w:shd w:val="clear" w:color="ffffff"/>
+        <w:tcBorders>
+          <w:top w:val="none" w:color="000000" w:sz="4" w:space="0"/>
           <w:left w:val="single" w:color="000000" w:themeColor="accent6" w:themeTint="90" w:sz="4" w:space="0"/>
-          <w:bottom w:val="none"/>
-          <w:right w:val="none"/>
+          <w:bottom w:val="none" w:color="000000" w:sz="4" w:space="0"/>
+          <w:right w:val="none" w:color="000000" w:sz="4" w:space="0"/>
         </w:tcBorders>
       </w:tcPr>
     </w:tblStylePr>
@@ -21266,9 +21262,9 @@
         <w:shd w:val="clear" w:color="ffffff" w:themeColor="light1" w:fill="ffffff" w:themeFill="light1"/>
         <w:tcBorders>
           <w:top w:val="single" w:color="000000" w:themeColor="accent6" w:themeTint="90" w:sz="4" w:space="0"/>
-          <w:left w:val="none"/>
-          <w:bottom w:val="none"/>
-          <w:right w:val="none"/>
+          <w:left w:val="none" w:color="000000" w:sz="4" w:space="0"/>
+          <w:bottom w:val="none" w:color="000000" w:sz="4" w:space="0"/>
+          <w:right w:val="none" w:color="000000" w:sz="4" w:space="0"/>
         </w:tcBorders>
       </w:tcPr>
     </w:tblStylePr>
@@ -21338,9 +21334,9 @@
       </w:tcPr>
     </w:tblStylePr>
   </w:style>
-  <w:style w:type="table" w:styleId="68">
+  <w:style w:type="table" w:styleId="780">
     <w:name w:val="List Table 1 Light"/>
-    <w:basedOn w:val="703"/>
+    <w:basedOn w:val="884"/>
     <w:uiPriority w:val="99"/>
     <w:pPr>
       <w:pBdr/>
@@ -21554,9 +21550,9 @@
       </w:tcPr>
     </w:tblStylePr>
   </w:style>
-  <w:style w:type="table" w:styleId="69">
+  <w:style w:type="table" w:styleId="781">
     <w:name w:val="List Table 1 Light - Accent 1"/>
-    <w:basedOn w:val="703"/>
+    <w:basedOn w:val="884"/>
     <w:uiPriority w:val="99"/>
     <w:pPr>
       <w:pBdr/>
@@ -21770,9 +21766,9 @@
       </w:tcPr>
     </w:tblStylePr>
   </w:style>
-  <w:style w:type="table" w:styleId="70">
+  <w:style w:type="table" w:styleId="782">
     <w:name w:val="List Table 1 Light - Accent 2"/>
-    <w:basedOn w:val="703"/>
+    <w:basedOn w:val="884"/>
     <w:uiPriority w:val="99"/>
     <w:pPr>
       <w:pBdr/>
@@ -21986,9 +21982,9 @@
       </w:tcPr>
     </w:tblStylePr>
   </w:style>
-  <w:style w:type="table" w:styleId="71">
+  <w:style w:type="table" w:styleId="783">
     <w:name w:val="List Table 1 Light - Accent 3"/>
-    <w:basedOn w:val="703"/>
+    <w:basedOn w:val="884"/>
     <w:uiPriority w:val="99"/>
     <w:pPr>
       <w:pBdr/>
@@ -22202,9 +22198,9 @@
       </w:tcPr>
     </w:tblStylePr>
   </w:style>
-  <w:style w:type="table" w:styleId="72">
+  <w:style w:type="table" w:styleId="784">
     <w:name w:val="List Table 1 Light - Accent 4"/>
-    <w:basedOn w:val="703"/>
+    <w:basedOn w:val="884"/>
     <w:uiPriority w:val="99"/>
     <w:pPr>
       <w:pBdr/>
@@ -22418,9 +22414,9 @@
       </w:tcPr>
     </w:tblStylePr>
   </w:style>
-  <w:style w:type="table" w:styleId="73">
+  <w:style w:type="table" w:styleId="785">
     <w:name w:val="List Table 1 Light - Accent 5"/>
-    <w:basedOn w:val="703"/>
+    <w:basedOn w:val="884"/>
     <w:uiPriority w:val="99"/>
     <w:pPr>
       <w:pBdr/>
@@ -22634,9 +22630,9 @@
       </w:tcPr>
     </w:tblStylePr>
   </w:style>
-  <w:style w:type="table" w:styleId="74">
+  <w:style w:type="table" w:styleId="786">
     <w:name w:val="List Table 1 Light - Accent 6"/>
-    <w:basedOn w:val="703"/>
+    <w:basedOn w:val="884"/>
     <w:uiPriority w:val="99"/>
     <w:pPr>
       <w:pBdr/>
@@ -22850,9 +22846,9 @@
       </w:tcPr>
     </w:tblStylePr>
   </w:style>
-  <w:style w:type="table" w:styleId="75">
+  <w:style w:type="table" w:styleId="787">
     <w:name w:val="List Table 2"/>
-    <w:basedOn w:val="703"/>
+    <w:basedOn w:val="884"/>
     <w:uiPriority w:val="99"/>
     <w:pPr>
       <w:pBdr/>
@@ -23088,9 +23084,9 @@
       </w:tcPr>
     </w:tblStylePr>
   </w:style>
-  <w:style w:type="table" w:styleId="76">
+  <w:style w:type="table" w:styleId="788">
     <w:name w:val="List Table 2 - Accent 1"/>
-    <w:basedOn w:val="703"/>
+    <w:basedOn w:val="884"/>
     <w:uiPriority w:val="99"/>
     <w:pPr>
       <w:pBdr/>
@@ -23326,9 +23322,9 @@
       </w:tcPr>
     </w:tblStylePr>
   </w:style>
-  <w:style w:type="table" w:styleId="77">
+  <w:style w:type="table" w:styleId="789">
     <w:name w:val="List Table 2 - Accent 2"/>
-    <w:basedOn w:val="703"/>
+    <w:basedOn w:val="884"/>
     <w:uiPriority w:val="99"/>
     <w:pPr>
       <w:pBdr/>
@@ -23564,9 +23560,9 @@
       </w:tcPr>
     </w:tblStylePr>
   </w:style>
-  <w:style w:type="table" w:styleId="78">
+  <w:style w:type="table" w:styleId="790">
     <w:name w:val="List Table 2 - Accent 3"/>
-    <w:basedOn w:val="703"/>
+    <w:basedOn w:val="884"/>
     <w:uiPriority w:val="99"/>
     <w:pPr>
       <w:pBdr/>
@@ -23802,9 +23798,9 @@
       </w:tcPr>
     </w:tblStylePr>
   </w:style>
-  <w:style w:type="table" w:styleId="79">
+  <w:style w:type="table" w:styleId="791">
     <w:name w:val="List Table 2 - Accent 4"/>
-    <w:basedOn w:val="703"/>
+    <w:basedOn w:val="884"/>
     <w:uiPriority w:val="99"/>
     <w:pPr>
       <w:pBdr/>
@@ -24040,9 +24036,9 @@
       </w:tcPr>
     </w:tblStylePr>
   </w:style>
-  <w:style w:type="table" w:styleId="80">
+  <w:style w:type="table" w:styleId="792">
     <w:name w:val="List Table 2 - Accent 5"/>
-    <w:basedOn w:val="703"/>
+    <w:basedOn w:val="884"/>
     <w:uiPriority w:val="99"/>
     <w:pPr>
       <w:pBdr/>
@@ -24278,9 +24274,9 @@
       </w:tcPr>
     </w:tblStylePr>
   </w:style>
-  <w:style w:type="table" w:styleId="81">
+  <w:style w:type="table" w:styleId="793">
     <w:name w:val="List Table 2 - Accent 6"/>
-    <w:basedOn w:val="703"/>
+    <w:basedOn w:val="884"/>
     <w:uiPriority w:val="99"/>
     <w:pPr>
       <w:pBdr/>
@@ -24516,9 +24512,9 @@
       </w:tcPr>
     </w:tblStylePr>
   </w:style>
-  <w:style w:type="table" w:styleId="82">
+  <w:style w:type="table" w:styleId="794">
     <w:name w:val="List Table 3"/>
-    <w:basedOn w:val="703"/>
+    <w:basedOn w:val="884"/>
     <w:uiPriority w:val="99"/>
     <w:pPr>
       <w:pBdr/>
@@ -24744,9 +24740,9 @@
       </w:tcPr>
     </w:tblStylePr>
   </w:style>
-  <w:style w:type="table" w:styleId="83">
+  <w:style w:type="table" w:styleId="795">
     <w:name w:val="List Table 3 - Accent 1"/>
-    <w:basedOn w:val="703"/>
+    <w:basedOn w:val="884"/>
     <w:uiPriority w:val="99"/>
     <w:pPr>
       <w:pBdr/>
@@ -24972,9 +24968,9 @@
       </w:tcPr>
     </w:tblStylePr>
   </w:style>
-  <w:style w:type="table" w:styleId="84">
+  <w:style w:type="table" w:styleId="796">
     <w:name w:val="List Table 3 - Accent 2"/>
-    <w:basedOn w:val="703"/>
+    <w:basedOn w:val="884"/>
     <w:uiPriority w:val="99"/>
     <w:pPr>
       <w:pBdr/>
@@ -25200,9 +25196,9 @@
       </w:tcPr>
     </w:tblStylePr>
   </w:style>
-  <w:style w:type="table" w:styleId="85">
+  <w:style w:type="table" w:styleId="797">
     <w:name w:val="List Table 3 - Accent 3"/>
-    <w:basedOn w:val="703"/>
+    <w:basedOn w:val="884"/>
     <w:uiPriority w:val="99"/>
     <w:pPr>
       <w:pBdr/>
@@ -25428,9 +25424,9 @@
       </w:tcPr>
     </w:tblStylePr>
   </w:style>
-  <w:style w:type="table" w:styleId="86">
+  <w:style w:type="table" w:styleId="798">
     <w:name w:val="List Table 3 - Accent 4"/>
-    <w:basedOn w:val="703"/>
+    <w:basedOn w:val="884"/>
     <w:uiPriority w:val="99"/>
     <w:pPr>
       <w:pBdr/>
@@ -25656,9 +25652,9 @@
       </w:tcPr>
     </w:tblStylePr>
   </w:style>
-  <w:style w:type="table" w:styleId="87">
+  <w:style w:type="table" w:styleId="799">
     <w:name w:val="List Table 3 - Accent 5"/>
-    <w:basedOn w:val="703"/>
+    <w:basedOn w:val="884"/>
     <w:uiPriority w:val="99"/>
     <w:pPr>
       <w:pBdr/>
@@ -25884,9 +25880,9 @@
       </w:tcPr>
     </w:tblStylePr>
   </w:style>
-  <w:style w:type="table" w:styleId="88">
+  <w:style w:type="table" w:styleId="800">
     <w:name w:val="List Table 3 - Accent 6"/>
-    <w:basedOn w:val="703"/>
+    <w:basedOn w:val="884"/>
     <w:uiPriority w:val="99"/>
     <w:pPr>
       <w:pBdr/>
@@ -26112,9 +26108,9 @@
       </w:tcPr>
     </w:tblStylePr>
   </w:style>
-  <w:style w:type="table" w:styleId="89">
+  <w:style w:type="table" w:styleId="801">
     <w:name w:val="List Table 4"/>
-    <w:basedOn w:val="703"/>
+    <w:basedOn w:val="884"/>
     <w:uiPriority w:val="99"/>
     <w:pPr>
       <w:pBdr/>
@@ -26337,9 +26333,9 @@
       </w:tcPr>
     </w:tblStylePr>
   </w:style>
-  <w:style w:type="table" w:styleId="90">
+  <w:style w:type="table" w:styleId="802">
     <w:name w:val="List Table 4 - Accent 1"/>
-    <w:basedOn w:val="703"/>
+    <w:basedOn w:val="884"/>
     <w:uiPriority w:val="99"/>
     <w:pPr>
       <w:pBdr/>
@@ -26562,9 +26558,9 @@
       </w:tcPr>
     </w:tblStylePr>
   </w:style>
-  <w:style w:type="table" w:styleId="91">
+  <w:style w:type="table" w:styleId="803">
     <w:name w:val="List Table 4 - Accent 2"/>
-    <w:basedOn w:val="703"/>
+    <w:basedOn w:val="884"/>
     <w:uiPriority w:val="99"/>
     <w:pPr>
       <w:pBdr/>
@@ -26787,9 +26783,9 @@
       </w:tcPr>
     </w:tblStylePr>
   </w:style>
-  <w:style w:type="table" w:styleId="92">
+  <w:style w:type="table" w:styleId="804">
     <w:name w:val="List Table 4 - Accent 3"/>
-    <w:basedOn w:val="703"/>
+    <w:basedOn w:val="884"/>
     <w:uiPriority w:val="99"/>
     <w:pPr>
       <w:pBdr/>
@@ -27012,9 +27008,9 @@
       </w:tcPr>
     </w:tblStylePr>
   </w:style>
-  <w:style w:type="table" w:styleId="93">
+  <w:style w:type="table" w:styleId="805">
     <w:name w:val="List Table 4 - Accent 4"/>
-    <w:basedOn w:val="703"/>
+    <w:basedOn w:val="884"/>
     <w:uiPriority w:val="99"/>
     <w:pPr>
       <w:pBdr/>
@@ -27237,9 +27233,9 @@
       </w:tcPr>
     </w:tblStylePr>
   </w:style>
-  <w:style w:type="table" w:styleId="94">
+  <w:style w:type="table" w:styleId="806">
     <w:name w:val="List Table 4 - Accent 5"/>
-    <w:basedOn w:val="703"/>
+    <w:basedOn w:val="884"/>
     <w:uiPriority w:val="99"/>
     <w:pPr>
       <w:pBdr/>
@@ -27462,9 +27458,9 @@
       </w:tcPr>
     </w:tblStylePr>
   </w:style>
-  <w:style w:type="table" w:styleId="95">
+  <w:style w:type="table" w:styleId="807">
     <w:name w:val="List Table 4 - Accent 6"/>
-    <w:basedOn w:val="703"/>
+    <w:basedOn w:val="884"/>
     <w:uiPriority w:val="99"/>
     <w:pPr>
       <w:pBdr/>
@@ -27687,9 +27683,9 @@
       </w:tcPr>
     </w:tblStylePr>
   </w:style>
-  <w:style w:type="table" w:styleId="96">
+  <w:style w:type="table" w:styleId="808">
     <w:name w:val="List Table 5 Dark"/>
-    <w:basedOn w:val="703"/>
+    <w:basedOn w:val="884"/>
     <w:uiPriority w:val="99"/>
     <w:pPr>
       <w:pBdr/>
@@ -27929,9 +27925,9 @@
       </w:tcPr>
     </w:tblStylePr>
   </w:style>
-  <w:style w:type="table" w:styleId="97">
+  <w:style w:type="table" w:styleId="809">
     <w:name w:val="List Table 5 Dark - Accent 1"/>
-    <w:basedOn w:val="703"/>
+    <w:basedOn w:val="884"/>
     <w:uiPriority w:val="99"/>
     <w:pPr>
       <w:pBdr/>
@@ -28171,9 +28167,9 @@
       </w:tcPr>
     </w:tblStylePr>
   </w:style>
-  <w:style w:type="table" w:styleId="98">
+  <w:style w:type="table" w:styleId="810">
     <w:name w:val="List Table 5 Dark - Accent 2"/>
-    <w:basedOn w:val="703"/>
+    <w:basedOn w:val="884"/>
     <w:uiPriority w:val="99"/>
     <w:pPr>
       <w:pBdr/>
@@ -28413,9 +28409,9 @@
       </w:tcPr>
     </w:tblStylePr>
   </w:style>
-  <w:style w:type="table" w:styleId="99">
+  <w:style w:type="table" w:styleId="811">
     <w:name w:val="List Table 5 Dark - Accent 3"/>
-    <w:basedOn w:val="703"/>
+    <w:basedOn w:val="884"/>
     <w:uiPriority w:val="99"/>
     <w:pPr>
       <w:pBdr/>
@@ -28655,9 +28651,9 @@
       </w:tcPr>
     </w:tblStylePr>
   </w:style>
-  <w:style w:type="table" w:styleId="100">
+  <w:style w:type="table" w:styleId="812">
     <w:name w:val="List Table 5 Dark - Accent 4"/>
-    <w:basedOn w:val="703"/>
+    <w:basedOn w:val="884"/>
     <w:uiPriority w:val="99"/>
     <w:pPr>
       <w:pBdr/>
@@ -28897,9 +28893,9 @@
       </w:tcPr>
     </w:tblStylePr>
   </w:style>
-  <w:style w:type="table" w:styleId="101">
+  <w:style w:type="table" w:styleId="813">
     <w:name w:val="List Table 5 Dark - Accent 5"/>
-    <w:basedOn w:val="703"/>
+    <w:basedOn w:val="884"/>
     <w:uiPriority w:val="99"/>
     <w:pPr>
       <w:pBdr/>
@@ -29139,9 +29135,9 @@
       </w:tcPr>
     </w:tblStylePr>
   </w:style>
-  <w:style w:type="table" w:styleId="102">
+  <w:style w:type="table" w:styleId="814">
     <w:name w:val="List Table 5 Dark - Accent 6"/>
-    <w:basedOn w:val="703"/>
+    <w:basedOn w:val="884"/>
     <w:uiPriority w:val="99"/>
     <w:pPr>
       <w:pBdr/>
@@ -29381,9 +29377,9 @@
       </w:tcPr>
     </w:tblStylePr>
   </w:style>
-  <w:style w:type="table" w:styleId="103">
+  <w:style w:type="table" w:styleId="815">
     <w:name w:val="List Table 6 Colorful"/>
-    <w:basedOn w:val="703"/>
+    <w:basedOn w:val="884"/>
     <w:uiPriority w:val="99"/>
     <w:pPr>
       <w:pBdr/>
@@ -29604,9 +29600,9 @@
       </w:tcPr>
     </w:tblStylePr>
   </w:style>
-  <w:style w:type="table" w:styleId="104">
+  <w:style w:type="table" w:styleId="816">
     <w:name w:val="List Table 6 Colorful - Accent 1"/>
-    <w:basedOn w:val="703"/>
+    <w:basedOn w:val="884"/>
     <w:uiPriority w:val="99"/>
     <w:pPr>
       <w:pBdr/>
@@ -29827,9 +29823,9 @@
       </w:tcPr>
     </w:tblStylePr>
   </w:style>
-  <w:style w:type="table" w:styleId="105">
+  <w:style w:type="table" w:styleId="817">
     <w:name w:val="List Table 6 Colorful - Accent 2"/>
-    <w:basedOn w:val="703"/>
+    <w:basedOn w:val="884"/>
     <w:uiPriority w:val="99"/>
     <w:pPr>
       <w:pBdr/>
@@ -30050,9 +30046,9 @@
       </w:tcPr>
     </w:tblStylePr>
   </w:style>
-  <w:style w:type="table" w:styleId="106">
+  <w:style w:type="table" w:styleId="818">
     <w:name w:val="List Table 6 Colorful - Accent 3"/>
-    <w:basedOn w:val="703"/>
+    <w:basedOn w:val="884"/>
     <w:uiPriority w:val="99"/>
     <w:pPr>
       <w:pBdr/>
@@ -30273,9 +30269,9 @@
       </w:tcPr>
     </w:tblStylePr>
   </w:style>
-  <w:style w:type="table" w:styleId="107">
+  <w:style w:type="table" w:styleId="819">
     <w:name w:val="List Table 6 Colorful - Accent 4"/>
-    <w:basedOn w:val="703"/>
+    <w:basedOn w:val="884"/>
     <w:uiPriority w:val="99"/>
     <w:pPr>
       <w:pBdr/>
@@ -30496,9 +30492,9 @@
       </w:tcPr>
     </w:tblStylePr>
   </w:style>
-  <w:style w:type="table" w:styleId="108">
+  <w:style w:type="table" w:styleId="820">
     <w:name w:val="List Table 6 Colorful - Accent 5"/>
-    <w:basedOn w:val="703"/>
+    <w:basedOn w:val="884"/>
     <w:uiPriority w:val="99"/>
     <w:pPr>
       <w:pBdr/>
@@ -30719,9 +30715,9 @@
       </w:tcPr>
     </w:tblStylePr>
   </w:style>
-  <w:style w:type="table" w:styleId="109">
+  <w:style w:type="table" w:styleId="821">
     <w:name w:val="List Table 6 Colorful - Accent 6"/>
-    <w:basedOn w:val="703"/>
+    <w:basedOn w:val="884"/>
     <w:uiPriority w:val="99"/>
     <w:pPr>
       <w:pBdr/>
@@ -30942,9 +30938,9 @@
       </w:tcPr>
     </w:tblStylePr>
   </w:style>
-  <w:style w:type="table" w:styleId="110">
+  <w:style w:type="table" w:styleId="822">
     <w:name w:val="List Table 7 Colorful"/>
-    <w:basedOn w:val="703"/>
+    <w:basedOn w:val="884"/>
     <w:uiPriority w:val="99"/>
     <w:pPr>
       <w:pBdr/>
@@ -31043,11 +31039,11 @@
         <w:tblBorders/>
       </w:tblPr>
       <w:tcPr>
-        <w:shd w:color="ffffff"/>
-        <w:tcBorders>
-          <w:top w:val="none"/>
-          <w:left w:val="none"/>
-          <w:bottom w:val="none"/>
+        <w:shd w:val="clear" w:color="ffffff"/>
+        <w:tcBorders>
+          <w:top w:val="none" w:color="000000" w:sz="4" w:space="0"/>
+          <w:left w:val="none" w:color="000000" w:sz="4" w:space="0"/>
+          <w:bottom w:val="none" w:color="000000" w:sz="4" w:space="0"/>
           <w:right w:val="single" w:color="000000" w:themeColor="text1" w:themeTint="80" w:sz="4" w:space="0"/>
         </w:tcBorders>
       </w:tcPr>
@@ -31070,10 +31066,10 @@
       <w:tcPr>
         <w:shd w:val="clear" w:color="ffffff" w:themeColor="light1" w:fill="ffffff" w:themeFill="light1"/>
         <w:tcBorders>
-          <w:top w:val="none"/>
-          <w:left w:val="none"/>
+          <w:top w:val="none" w:color="000000" w:sz="4" w:space="0"/>
+          <w:left w:val="none" w:color="000000" w:sz="4" w:space="0"/>
           <w:bottom w:val="single" w:color="000000" w:themeColor="text1" w:themeTint="80" w:sz="4" w:space="0"/>
-          <w:right w:val="none"/>
+          <w:right w:val="none" w:color="000000" w:sz="4" w:space="0"/>
         </w:tcBorders>
       </w:tcPr>
     </w:tblStylePr>
@@ -31093,12 +31089,12 @@
         <w:tblBorders/>
       </w:tblPr>
       <w:tcPr>
-        <w:shd w:color="ffffff"/>
-        <w:tcBorders>
-          <w:top w:val="none"/>
+        <w:shd w:val="clear" w:color="ffffff"/>
+        <w:tcBorders>
+          <w:top w:val="none" w:color="000000" w:sz="4" w:space="0"/>
           <w:left w:val="single" w:color="000000" w:themeColor="text1" w:themeTint="80" w:sz="4" w:space="0"/>
-          <w:bottom w:val="none"/>
-          <w:right w:val="none"/>
+          <w:bottom w:val="none" w:color="000000" w:sz="4" w:space="0"/>
+          <w:right w:val="none" w:color="000000" w:sz="4" w:space="0"/>
         </w:tcBorders>
       </w:tcPr>
     </w:tblStylePr>
@@ -31121,9 +31117,9 @@
         <w:shd w:val="clear" w:color="ffffff" w:themeColor="light1" w:fill="ffffff" w:themeFill="light1"/>
         <w:tcBorders>
           <w:top w:val="single" w:color="000000" w:themeColor="text1" w:themeTint="80" w:sz="4" w:space="0"/>
-          <w:left w:val="none"/>
-          <w:bottom w:val="none"/>
-          <w:right w:val="none"/>
+          <w:left w:val="none" w:color="000000" w:sz="4" w:space="0"/>
+          <w:bottom w:val="none" w:color="000000" w:sz="4" w:space="0"/>
+          <w:right w:val="none" w:color="000000" w:sz="4" w:space="0"/>
         </w:tcBorders>
       </w:tcPr>
     </w:tblStylePr>
@@ -31198,9 +31194,9 @@
       </w:tcPr>
     </w:tblStylePr>
   </w:style>
-  <w:style w:type="table" w:styleId="111">
+  <w:style w:type="table" w:styleId="823">
     <w:name w:val="List Table 7 Colorful - Accent 1"/>
-    <w:basedOn w:val="703"/>
+    <w:basedOn w:val="884"/>
     <w:uiPriority w:val="99"/>
     <w:pPr>
       <w:pBdr/>
@@ -31299,11 +31295,11 @@
         <w:tblBorders/>
       </w:tblPr>
       <w:tcPr>
-        <w:shd w:color="ffffff"/>
-        <w:tcBorders>
-          <w:top w:val="none"/>
-          <w:left w:val="none"/>
-          <w:bottom w:val="none"/>
+        <w:shd w:val="clear" w:color="ffffff"/>
+        <w:tcBorders>
+          <w:top w:val="none" w:color="000000" w:sz="4" w:space="0"/>
+          <w:left w:val="none" w:color="000000" w:sz="4" w:space="0"/>
+          <w:bottom w:val="none" w:color="000000" w:sz="4" w:space="0"/>
           <w:right w:val="single" w:color="000000" w:themeColor="accent1" w:sz="4" w:space="0"/>
         </w:tcBorders>
       </w:tcPr>
@@ -31326,10 +31322,10 @@
       <w:tcPr>
         <w:shd w:val="clear" w:color="ffffff" w:themeColor="light1" w:fill="ffffff" w:themeFill="light1"/>
         <w:tcBorders>
-          <w:top w:val="none"/>
-          <w:left w:val="none"/>
+          <w:top w:val="none" w:color="000000" w:sz="4" w:space="0"/>
+          <w:left w:val="none" w:color="000000" w:sz="4" w:space="0"/>
           <w:bottom w:val="single" w:color="000000" w:themeColor="accent1" w:sz="4" w:space="0"/>
-          <w:right w:val="none"/>
+          <w:right w:val="none" w:color="000000" w:sz="4" w:space="0"/>
         </w:tcBorders>
       </w:tcPr>
     </w:tblStylePr>
@@ -31349,12 +31345,12 @@
         <w:tblBorders/>
       </w:tblPr>
       <w:tcPr>
-        <w:shd w:color="ffffff"/>
-        <w:tcBorders>
-          <w:top w:val="none"/>
+        <w:shd w:val="clear" w:color="ffffff"/>
+        <w:tcBorders>
+          <w:top w:val="none" w:color="000000" w:sz="4" w:space="0"/>
           <w:left w:val="single" w:color="000000" w:themeColor="accent1" w:sz="4" w:space="0"/>
-          <w:bottom w:val="none"/>
-          <w:right w:val="none"/>
+          <w:bottom w:val="none" w:color="000000" w:sz="4" w:space="0"/>
+          <w:right w:val="none" w:color="000000" w:sz="4" w:space="0"/>
         </w:tcBorders>
       </w:tcPr>
     </w:tblStylePr>
@@ -31377,9 +31373,9 @@
         <w:shd w:val="clear" w:color="ffffff" w:themeColor="light1" w:fill="ffffff" w:themeFill="light1"/>
         <w:tcBorders>
           <w:top w:val="single" w:color="000000" w:themeColor="accent1" w:sz="4" w:space="0"/>
-          <w:left w:val="none"/>
-          <w:bottom w:val="none"/>
-          <w:right w:val="none"/>
+          <w:left w:val="none" w:color="000000" w:sz="4" w:space="0"/>
+          <w:bottom w:val="none" w:color="000000" w:sz="4" w:space="0"/>
+          <w:right w:val="none" w:color="000000" w:sz="4" w:space="0"/>
         </w:tcBorders>
       </w:tcPr>
     </w:tblStylePr>
@@ -31454,9 +31450,9 @@
       </w:tcPr>
     </w:tblStylePr>
   </w:style>
-  <w:style w:type="table" w:styleId="112">
+  <w:style w:type="table" w:styleId="824">
     <w:name w:val="List Table 7 Colorful - Accent 2"/>
-    <w:basedOn w:val="703"/>
+    <w:basedOn w:val="884"/>
     <w:uiPriority w:val="99"/>
     <w:pPr>
       <w:pBdr/>
@@ -31555,11 +31551,11 @@
         <w:tblBorders/>
       </w:tblPr>
       <w:tcPr>
-        <w:shd w:color="ffffff"/>
-        <w:tcBorders>
-          <w:top w:val="none"/>
-          <w:left w:val="none"/>
-          <w:bottom w:val="none"/>
+        <w:shd w:val="clear" w:color="ffffff"/>
+        <w:tcBorders>
+          <w:top w:val="none" w:color="000000" w:sz="4" w:space="0"/>
+          <w:left w:val="none" w:color="000000" w:sz="4" w:space="0"/>
+          <w:bottom w:val="none" w:color="000000" w:sz="4" w:space="0"/>
           <w:right w:val="single" w:color="000000" w:themeColor="accent2" w:themeTint="97" w:sz="4" w:space="0"/>
         </w:tcBorders>
       </w:tcPr>
@@ -31582,10 +31578,10 @@
       <w:tcPr>
         <w:shd w:val="clear" w:color="ffffff" w:themeColor="light1" w:fill="ffffff" w:themeFill="light1"/>
         <w:tcBorders>
-          <w:top w:val="none"/>
-          <w:left w:val="none"/>
+          <w:top w:val="none" w:color="000000" w:sz="4" w:space="0"/>
+          <w:left w:val="none" w:color="000000" w:sz="4" w:space="0"/>
           <w:bottom w:val="single" w:color="000000" w:themeColor="accent2" w:themeTint="97" w:sz="4" w:space="0"/>
-          <w:right w:val="none"/>
+          <w:right w:val="none" w:color="000000" w:sz="4" w:space="0"/>
         </w:tcBorders>
       </w:tcPr>
     </w:tblStylePr>
@@ -31605,12 +31601,12 @@
         <w:tblBorders/>
       </w:tblPr>
       <w:tcPr>
-        <w:shd w:color="ffffff"/>
-        <w:tcBorders>
-          <w:top w:val="none"/>
+        <w:shd w:val="clear" w:color="ffffff"/>
+        <w:tcBorders>
+          <w:top w:val="none" w:color="000000" w:sz="4" w:space="0"/>
           <w:left w:val="single" w:color="000000" w:themeColor="accent2" w:themeTint="97" w:sz="4" w:space="0"/>
-          <w:bottom w:val="none"/>
-          <w:right w:val="none"/>
+          <w:bottom w:val="none" w:color="000000" w:sz="4" w:space="0"/>
+          <w:right w:val="none" w:color="000000" w:sz="4" w:space="0"/>
         </w:tcBorders>
       </w:tcPr>
     </w:tblStylePr>
@@ -31633,9 +31629,9 @@
         <w:shd w:val="clear" w:color="ffffff" w:themeColor="light1" w:fill="ffffff" w:themeFill="light1"/>
         <w:tcBorders>
           <w:top w:val="single" w:color="000000" w:themeColor="accent2" w:themeTint="97" w:sz="4" w:space="0"/>
-          <w:left w:val="none"/>
-          <w:bottom w:val="none"/>
-          <w:right w:val="none"/>
+          <w:left w:val="none" w:color="000000" w:sz="4" w:space="0"/>
+          <w:bottom w:val="none" w:color="000000" w:sz="4" w:space="0"/>
+          <w:right w:val="none" w:color="000000" w:sz="4" w:space="0"/>
         </w:tcBorders>
       </w:tcPr>
     </w:tblStylePr>
@@ -31710,9 +31706,9 @@
       </w:tcPr>
     </w:tblStylePr>
   </w:style>
-  <w:style w:type="table" w:styleId="113">
+  <w:style w:type="table" w:styleId="825">
     <w:name w:val="List Table 7 Colorful - Accent 3"/>
-    <w:basedOn w:val="703"/>
+    <w:basedOn w:val="884"/>
     <w:uiPriority w:val="99"/>
     <w:pPr>
       <w:pBdr/>
@@ -31811,11 +31807,11 @@
         <w:tblBorders/>
       </w:tblPr>
       <w:tcPr>
-        <w:shd w:color="ffffff"/>
-        <w:tcBorders>
-          <w:top w:val="none"/>
-          <w:left w:val="none"/>
-          <w:bottom w:val="none"/>
+        <w:shd w:val="clear" w:color="ffffff"/>
+        <w:tcBorders>
+          <w:top w:val="none" w:color="000000" w:sz="4" w:space="0"/>
+          <w:left w:val="none" w:color="000000" w:sz="4" w:space="0"/>
+          <w:bottom w:val="none" w:color="000000" w:sz="4" w:space="0"/>
           <w:right w:val="single" w:color="000000" w:themeColor="accent3" w:themeTint="98" w:sz="4" w:space="0"/>
         </w:tcBorders>
       </w:tcPr>
@@ -31838,10 +31834,10 @@
       <w:tcPr>
         <w:shd w:val="clear" w:color="ffffff" w:themeColor="light1" w:fill="ffffff" w:themeFill="light1"/>
         <w:tcBorders>
-          <w:top w:val="none"/>
-          <w:left w:val="none"/>
+          <w:top w:val="none" w:color="000000" w:sz="4" w:space="0"/>
+          <w:left w:val="none" w:color="000000" w:sz="4" w:space="0"/>
           <w:bottom w:val="single" w:color="000000" w:themeColor="accent3" w:themeTint="98" w:sz="4" w:space="0"/>
-          <w:right w:val="none"/>
+          <w:right w:val="none" w:color="000000" w:sz="4" w:space="0"/>
         </w:tcBorders>
       </w:tcPr>
     </w:tblStylePr>
@@ -31861,12 +31857,12 @@
         <w:tblBorders/>
       </w:tblPr>
       <w:tcPr>
-        <w:shd w:color="ffffff"/>
-        <w:tcBorders>
-          <w:top w:val="none"/>
+        <w:shd w:val="clear" w:color="ffffff"/>
+        <w:tcBorders>
+          <w:top w:val="none" w:color="000000" w:sz="4" w:space="0"/>
           <w:left w:val="single" w:color="000000" w:themeColor="accent3" w:themeTint="98" w:sz="4" w:space="0"/>
-          <w:bottom w:val="none"/>
-          <w:right w:val="none"/>
+          <w:bottom w:val="none" w:color="000000" w:sz="4" w:space="0"/>
+          <w:right w:val="none" w:color="000000" w:sz="4" w:space="0"/>
         </w:tcBorders>
       </w:tcPr>
     </w:tblStylePr>
@@ -31889,9 +31885,9 @@
         <w:shd w:val="clear" w:color="ffffff" w:themeColor="light1" w:fill="ffffff" w:themeFill="light1"/>
         <w:tcBorders>
           <w:top w:val="single" w:color="000000" w:themeColor="accent3" w:themeTint="98" w:sz="4" w:space="0"/>
-          <w:left w:val="none"/>
-          <w:bottom w:val="none"/>
-          <w:right w:val="none"/>
+          <w:left w:val="none" w:color="000000" w:sz="4" w:space="0"/>
+          <w:bottom w:val="none" w:color="000000" w:sz="4" w:space="0"/>
+          <w:right w:val="none" w:color="000000" w:sz="4" w:space="0"/>
         </w:tcBorders>
       </w:tcPr>
     </w:tblStylePr>
@@ -31966,9 +31962,9 @@
       </w:tcPr>
     </w:tblStylePr>
   </w:style>
-  <w:style w:type="table" w:styleId="114">
+  <w:style w:type="table" w:styleId="826">
     <w:name w:val="List Table 7 Colorful - Accent 4"/>
-    <w:basedOn w:val="703"/>
+    <w:basedOn w:val="884"/>
     <w:uiPriority w:val="99"/>
     <w:pPr>
       <w:pBdr/>
@@ -32067,11 +32063,11 @@
         <w:tblBorders/>
       </w:tblPr>
       <w:tcPr>
-        <w:shd w:color="ffffff"/>
-        <w:tcBorders>
-          <w:top w:val="none"/>
-          <w:left w:val="none"/>
-          <w:bottom w:val="none"/>
+        <w:shd w:val="clear" w:color="ffffff"/>
+        <w:tcBorders>
+          <w:top w:val="none" w:color="000000" w:sz="4" w:space="0"/>
+          <w:left w:val="none" w:color="000000" w:sz="4" w:space="0"/>
+          <w:bottom w:val="none" w:color="000000" w:sz="4" w:space="0"/>
           <w:right w:val="single" w:color="000000" w:themeColor="accent4" w:themeTint="9A" w:sz="4" w:space="0"/>
         </w:tcBorders>
       </w:tcPr>
@@ -32094,10 +32090,10 @@
       <w:tcPr>
         <w:shd w:val="clear" w:color="ffffff" w:themeColor="light1" w:fill="ffffff" w:themeFill="light1"/>
         <w:tcBorders>
-          <w:top w:val="none"/>
-          <w:left w:val="none"/>
+          <w:top w:val="none" w:color="000000" w:sz="4" w:space="0"/>
+          <w:left w:val="none" w:color="000000" w:sz="4" w:space="0"/>
           <w:bottom w:val="single" w:color="000000" w:themeColor="accent4" w:themeTint="9A" w:sz="4" w:space="0"/>
-          <w:right w:val="none"/>
+          <w:right w:val="none" w:color="000000" w:sz="4" w:space="0"/>
         </w:tcBorders>
       </w:tcPr>
     </w:tblStylePr>
@@ -32117,12 +32113,12 @@
         <w:tblBorders/>
       </w:tblPr>
       <w:tcPr>
-        <w:shd w:color="ffffff"/>
-        <w:tcBorders>
-          <w:top w:val="none"/>
+        <w:shd w:val="clear" w:color="ffffff"/>
+        <w:tcBorders>
+          <w:top w:val="none" w:color="000000" w:sz="4" w:space="0"/>
           <w:left w:val="single" w:color="000000" w:themeColor="accent4" w:themeTint="9A" w:sz="4" w:space="0"/>
-          <w:bottom w:val="none"/>
-          <w:right w:val="none"/>
+          <w:bottom w:val="none" w:color="000000" w:sz="4" w:space="0"/>
+          <w:right w:val="none" w:color="000000" w:sz="4" w:space="0"/>
         </w:tcBorders>
       </w:tcPr>
     </w:tblStylePr>
@@ -32145,9 +32141,9 @@
         <w:shd w:val="clear" w:color="ffffff" w:themeColor="light1" w:fill="ffffff" w:themeFill="light1"/>
         <w:tcBorders>
           <w:top w:val="single" w:color="000000" w:themeColor="accent4" w:themeTint="9A" w:sz="4" w:space="0"/>
-          <w:left w:val="none"/>
-          <w:bottom w:val="none"/>
-          <w:right w:val="none"/>
+          <w:left w:val="none" w:color="000000" w:sz="4" w:space="0"/>
+          <w:bottom w:val="none" w:color="000000" w:sz="4" w:space="0"/>
+          <w:right w:val="none" w:color="000000" w:sz="4" w:space="0"/>
         </w:tcBorders>
       </w:tcPr>
     </w:tblStylePr>
@@ -32222,9 +32218,9 @@
       </w:tcPr>
     </w:tblStylePr>
   </w:style>
-  <w:style w:type="table" w:styleId="115">
+  <w:style w:type="table" w:styleId="827">
     <w:name w:val="List Table 7 Colorful - Accent 5"/>
-    <w:basedOn w:val="703"/>
+    <w:basedOn w:val="884"/>
     <w:uiPriority w:val="99"/>
     <w:pPr>
       <w:pBdr/>
@@ -32323,11 +32319,11 @@
         <w:tblBorders/>
       </w:tblPr>
       <w:tcPr>
-        <w:shd w:color="ffffff"/>
-        <w:tcBorders>
-          <w:top w:val="none"/>
-          <w:left w:val="none"/>
-          <w:bottom w:val="none"/>
+        <w:shd w:val="clear" w:color="ffffff"/>
+        <w:tcBorders>
+          <w:top w:val="none" w:color="000000" w:sz="4" w:space="0"/>
+          <w:left w:val="none" w:color="000000" w:sz="4" w:space="0"/>
+          <w:bottom w:val="none" w:color="000000" w:sz="4" w:space="0"/>
           <w:right w:val="single" w:color="000000" w:themeColor="accent5" w:themeTint="9A" w:sz="4" w:space="0"/>
         </w:tcBorders>
       </w:tcPr>
@@ -32350,10 +32346,10 @@
       <w:tcPr>
         <w:shd w:val="clear" w:color="ffffff" w:themeColor="light1" w:fill="ffffff" w:themeFill="light1"/>
         <w:tcBorders>
-          <w:top w:val="none"/>
-          <w:left w:val="none"/>
+          <w:top w:val="none" w:color="000000" w:sz="4" w:space="0"/>
+          <w:left w:val="none" w:color="000000" w:sz="4" w:space="0"/>
           <w:bottom w:val="single" w:color="000000" w:themeColor="accent5" w:themeTint="9A" w:sz="4" w:space="0"/>
-          <w:right w:val="none"/>
+          <w:right w:val="none" w:color="000000" w:sz="4" w:space="0"/>
         </w:tcBorders>
       </w:tcPr>
     </w:tblStylePr>
@@ -32373,12 +32369,12 @@
         <w:tblBorders/>
       </w:tblPr>
       <w:tcPr>
-        <w:shd w:color="ffffff"/>
-        <w:tcBorders>
-          <w:top w:val="none"/>
+        <w:shd w:val="clear" w:color="ffffff"/>
+        <w:tcBorders>
+          <w:top w:val="none" w:color="000000" w:sz="4" w:space="0"/>
           <w:left w:val="single" w:color="000000" w:themeColor="accent5" w:themeTint="9A" w:sz="4" w:space="0"/>
-          <w:bottom w:val="none"/>
-          <w:right w:val="none"/>
+          <w:bottom w:val="none" w:color="000000" w:sz="4" w:space="0"/>
+          <w:right w:val="none" w:color="000000" w:sz="4" w:space="0"/>
         </w:tcBorders>
       </w:tcPr>
     </w:tblStylePr>
@@ -32401,9 +32397,9 @@
         <w:shd w:val="clear" w:color="ffffff" w:themeColor="light1" w:fill="ffffff" w:themeFill="light1"/>
         <w:tcBorders>
           <w:top w:val="single" w:color="000000" w:themeColor="accent5" w:themeTint="9A" w:sz="4" w:space="0"/>
-          <w:left w:val="none"/>
-          <w:bottom w:val="none"/>
-          <w:right w:val="none"/>
+          <w:left w:val="none" w:color="000000" w:sz="4" w:space="0"/>
+          <w:bottom w:val="none" w:color="000000" w:sz="4" w:space="0"/>
+          <w:right w:val="none" w:color="000000" w:sz="4" w:space="0"/>
         </w:tcBorders>
       </w:tcPr>
     </w:tblStylePr>
@@ -32478,9 +32474,9 @@
       </w:tcPr>
     </w:tblStylePr>
   </w:style>
-  <w:style w:type="table" w:styleId="116">
+  <w:style w:type="table" w:styleId="828">
     <w:name w:val="List Table 7 Colorful - Accent 6"/>
-    <w:basedOn w:val="703"/>
+    <w:basedOn w:val="884"/>
     <w:uiPriority w:val="99"/>
     <w:pPr>
       <w:pBdr/>
@@ -32579,11 +32575,11 @@
         <w:tblBorders/>
       </w:tblPr>
       <w:tcPr>
-        <w:shd w:color="ffffff"/>
-        <w:tcBorders>
-          <w:top w:val="none"/>
-          <w:left w:val="none"/>
-          <w:bottom w:val="none"/>
+        <w:shd w:val="clear" w:color="ffffff"/>
+        <w:tcBorders>
+          <w:top w:val="none" w:color="000000" w:sz="4" w:space="0"/>
+          <w:left w:val="none" w:color="000000" w:sz="4" w:space="0"/>
+          <w:bottom w:val="none" w:color="000000" w:sz="4" w:space="0"/>
           <w:right w:val="single" w:color="000000" w:themeColor="accent6" w:themeTint="98" w:sz="4" w:space="0"/>
         </w:tcBorders>
       </w:tcPr>
@@ -32606,10 +32602,10 @@
       <w:tcPr>
         <w:shd w:val="clear" w:color="ffffff" w:themeColor="light1" w:fill="ffffff" w:themeFill="light1"/>
         <w:tcBorders>
-          <w:top w:val="none"/>
-          <w:left w:val="none"/>
+          <w:top w:val="none" w:color="000000" w:sz="4" w:space="0"/>
+          <w:left w:val="none" w:color="000000" w:sz="4" w:space="0"/>
           <w:bottom w:val="single" w:color="000000" w:themeColor="accent6" w:themeTint="98" w:sz="4" w:space="0"/>
-          <w:right w:val="none"/>
+          <w:right w:val="none" w:color="000000" w:sz="4" w:space="0"/>
         </w:tcBorders>
       </w:tcPr>
     </w:tblStylePr>
@@ -32629,12 +32625,12 @@
         <w:tblBorders/>
       </w:tblPr>
       <w:tcPr>
-        <w:shd w:color="ffffff"/>
-        <w:tcBorders>
-          <w:top w:val="none"/>
+        <w:shd w:val="clear" w:color="ffffff"/>
+        <w:tcBorders>
+          <w:top w:val="none" w:color="000000" w:sz="4" w:space="0"/>
           <w:left w:val="single" w:color="000000" w:themeColor="accent6" w:themeTint="98" w:sz="4" w:space="0"/>
-          <w:bottom w:val="none"/>
-          <w:right w:val="none"/>
+          <w:bottom w:val="none" w:color="000000" w:sz="4" w:space="0"/>
+          <w:right w:val="none" w:color="000000" w:sz="4" w:space="0"/>
         </w:tcBorders>
       </w:tcPr>
     </w:tblStylePr>
@@ -32657,9 +32653,9 @@
         <w:shd w:val="clear" w:color="ffffff" w:themeColor="light1" w:fill="ffffff" w:themeFill="light1"/>
         <w:tcBorders>
           <w:top w:val="single" w:color="000000" w:themeColor="accent6" w:themeTint="98" w:sz="4" w:space="0"/>
-          <w:left w:val="none"/>
-          <w:bottom w:val="none"/>
-          <w:right w:val="none"/>
+          <w:left w:val="none" w:color="000000" w:sz="4" w:space="0"/>
+          <w:bottom w:val="none" w:color="000000" w:sz="4" w:space="0"/>
+          <w:right w:val="none" w:color="000000" w:sz="4" w:space="0"/>
         </w:tcBorders>
       </w:tcPr>
     </w:tblStylePr>
@@ -32734,9 +32730,9 @@
       </w:tcPr>
     </w:tblStylePr>
   </w:style>
-  <w:style w:type="table" w:styleId="117">
+  <w:style w:type="table" w:styleId="829">
     <w:name w:val="Lined - Accent"/>
-    <w:basedOn w:val="703"/>
+    <w:basedOn w:val="884"/>
     <w:uiPriority w:val="99"/>
     <w:pPr>
       <w:pBdr/>
@@ -32971,9 +32967,9 @@
       </w:tcPr>
     </w:tblStylePr>
   </w:style>
-  <w:style w:type="table" w:styleId="118">
+  <w:style w:type="table" w:styleId="830">
     <w:name w:val="Lined - Accent 1"/>
-    <w:basedOn w:val="703"/>
+    <w:basedOn w:val="884"/>
     <w:uiPriority w:val="99"/>
     <w:pPr>
       <w:pBdr/>
@@ -33208,9 +33204,9 @@
       </w:tcPr>
     </w:tblStylePr>
   </w:style>
-  <w:style w:type="table" w:styleId="119">
+  <w:style w:type="table" w:styleId="831">
     <w:name w:val="Lined - Accent 2"/>
-    <w:basedOn w:val="703"/>
+    <w:basedOn w:val="884"/>
     <w:uiPriority w:val="99"/>
     <w:pPr>
       <w:pBdr/>
@@ -33445,9 +33441,9 @@
       </w:tcPr>
     </w:tblStylePr>
   </w:style>
-  <w:style w:type="table" w:styleId="120">
+  <w:style w:type="table" w:styleId="832">
     <w:name w:val="Lined - Accent 3"/>
-    <w:basedOn w:val="703"/>
+    <w:basedOn w:val="884"/>
     <w:uiPriority w:val="99"/>
     <w:pPr>
       <w:pBdr/>
@@ -33682,9 +33678,9 @@
       </w:tcPr>
     </w:tblStylePr>
   </w:style>
-  <w:style w:type="table" w:styleId="121">
+  <w:style w:type="table" w:styleId="833">
     <w:name w:val="Lined - Accent 4"/>
-    <w:basedOn w:val="703"/>
+    <w:basedOn w:val="884"/>
     <w:uiPriority w:val="99"/>
     <w:pPr>
       <w:pBdr/>
@@ -33919,9 +33915,9 @@
       </w:tcPr>
     </w:tblStylePr>
   </w:style>
-  <w:style w:type="table" w:styleId="122">
+  <w:style w:type="table" w:styleId="834">
     <w:name w:val="Lined - Accent 5"/>
-    <w:basedOn w:val="703"/>
+    <w:basedOn w:val="884"/>
     <w:uiPriority w:val="99"/>
     <w:pPr>
       <w:pBdr/>
@@ -34156,9 +34152,9 @@
       </w:tcPr>
     </w:tblStylePr>
   </w:style>
-  <w:style w:type="table" w:styleId="123">
+  <w:style w:type="table" w:styleId="835">
     <w:name w:val="Lined - Accent 6"/>
-    <w:basedOn w:val="703"/>
+    <w:basedOn w:val="884"/>
     <w:uiPriority w:val="99"/>
     <w:pPr>
       <w:pBdr/>
@@ -34393,9 +34389,9 @@
       </w:tcPr>
     </w:tblStylePr>
   </w:style>
-  <w:style w:type="table" w:styleId="124">
+  <w:style w:type="table" w:styleId="836">
     <w:name w:val="Bordered &amp; Lined - Accent"/>
-    <w:basedOn w:val="703"/>
+    <w:basedOn w:val="884"/>
     <w:uiPriority w:val="99"/>
     <w:pPr>
       <w:pBdr/>
@@ -34637,9 +34633,9 @@
       </w:tcPr>
     </w:tblStylePr>
   </w:style>
-  <w:style w:type="table" w:styleId="125">
+  <w:style w:type="table" w:styleId="837">
     <w:name w:val="Bordered &amp; Lined - Accent 1"/>
-    <w:basedOn w:val="703"/>
+    <w:basedOn w:val="884"/>
     <w:uiPriority w:val="99"/>
     <w:pPr>
       <w:pBdr/>
@@ -34881,9 +34877,9 @@
       </w:tcPr>
     </w:tblStylePr>
   </w:style>
-  <w:style w:type="table" w:styleId="126">
+  <w:style w:type="table" w:styleId="838">
     <w:name w:val="Bordered &amp; Lined - Accent 2"/>
-    <w:basedOn w:val="703"/>
+    <w:basedOn w:val="884"/>
     <w:uiPriority w:val="99"/>
     <w:pPr>
       <w:pBdr/>
@@ -35125,9 +35121,9 @@
       </w:tcPr>
     </w:tblStylePr>
   </w:style>
-  <w:style w:type="table" w:styleId="127">
+  <w:style w:type="table" w:styleId="839">
     <w:name w:val="Bordered &amp; Lined - Accent 3"/>
-    <w:basedOn w:val="703"/>
+    <w:basedOn w:val="884"/>
     <w:uiPriority w:val="99"/>
     <w:pPr>
       <w:pBdr/>
@@ -35369,9 +35365,9 @@
       </w:tcPr>
     </w:tblStylePr>
   </w:style>
-  <w:style w:type="table" w:styleId="128">
+  <w:style w:type="table" w:styleId="840">
     <w:name w:val="Bordered &amp; Lined - Accent 4"/>
-    <w:basedOn w:val="703"/>
+    <w:basedOn w:val="884"/>
     <w:uiPriority w:val="99"/>
     <w:pPr>
       <w:pBdr/>
@@ -35613,9 +35609,9 @@
       </w:tcPr>
     </w:tblStylePr>
   </w:style>
-  <w:style w:type="table" w:styleId="129">
+  <w:style w:type="table" w:styleId="841">
     <w:name w:val="Bordered &amp; Lined - Accent 5"/>
-    <w:basedOn w:val="703"/>
+    <w:basedOn w:val="884"/>
     <w:uiPriority w:val="99"/>
     <w:pPr>
       <w:pBdr/>
@@ -35857,9 +35853,9 @@
       </w:tcPr>
     </w:tblStylePr>
   </w:style>
-  <w:style w:type="table" w:styleId="130">
+  <w:style w:type="table" w:styleId="842">
     <w:name w:val="Bordered &amp; Lined - Accent 6"/>
-    <w:basedOn w:val="703"/>
+    <w:basedOn w:val="884"/>
     <w:uiPriority w:val="99"/>
     <w:pPr>
       <w:pBdr/>
@@ -36101,9 +36097,9 @@
       </w:tcPr>
     </w:tblStylePr>
   </w:style>
-  <w:style w:type="table" w:styleId="131">
+  <w:style w:type="table" w:styleId="843">
     <w:name w:val="Bordered"/>
-    <w:basedOn w:val="703"/>
+    <w:basedOn w:val="884"/>
     <w:uiPriority w:val="99"/>
     <w:pPr>
       <w:pBdr/>
@@ -36332,9 +36328,9 @@
       </w:tcPr>
     </w:tblStylePr>
   </w:style>
-  <w:style w:type="table" w:styleId="132">
+  <w:style w:type="table" w:styleId="844">
     <w:name w:val="Bordered - Accent 1"/>
-    <w:basedOn w:val="703"/>
+    <w:basedOn w:val="884"/>
     <w:uiPriority w:val="99"/>
     <w:pPr>
       <w:pBdr/>
@@ -36563,9 +36559,9 @@
       </w:tcPr>
     </w:tblStylePr>
   </w:style>
-  <w:style w:type="table" w:styleId="133">
+  <w:style w:type="table" w:styleId="845">
     <w:name w:val="Bordered - Accent 2"/>
-    <w:basedOn w:val="703"/>
+    <w:basedOn w:val="884"/>
     <w:uiPriority w:val="99"/>
     <w:pPr>
       <w:pBdr/>
@@ -36794,9 +36790,9 @@
       </w:tcPr>
     </w:tblStylePr>
   </w:style>
-  <w:style w:type="table" w:styleId="134">
+  <w:style w:type="table" w:styleId="846">
     <w:name w:val="Bordered - Accent 3"/>
-    <w:basedOn w:val="703"/>
+    <w:basedOn w:val="884"/>
     <w:uiPriority w:val="99"/>
     <w:pPr>
       <w:pBdr/>
@@ -37025,9 +37021,9 @@
       </w:tcPr>
     </w:tblStylePr>
   </w:style>
-  <w:style w:type="table" w:styleId="135">
+  <w:style w:type="table" w:styleId="847">
     <w:name w:val="Bordered - Accent 4"/>
-    <w:basedOn w:val="703"/>
+    <w:basedOn w:val="884"/>
     <w:uiPriority w:val="99"/>
     <w:pPr>
       <w:pBdr/>
@@ -37256,9 +37252,9 @@
       </w:tcPr>
     </w:tblStylePr>
   </w:style>
-  <w:style w:type="table" w:styleId="136">
+  <w:style w:type="table" w:styleId="848">
     <w:name w:val="Bordered - Accent 5"/>
-    <w:basedOn w:val="703"/>
+    <w:basedOn w:val="884"/>
     <w:uiPriority w:val="99"/>
     <w:pPr>
       <w:pBdr/>
@@ -37487,9 +37483,9 @@
       </w:tcPr>
     </w:tblStylePr>
   </w:style>
-  <w:style w:type="table" w:styleId="137">
+  <w:style w:type="table" w:styleId="849">
     <w:name w:val="Bordered - Accent 6"/>
-    <w:basedOn w:val="703"/>
+    <w:basedOn w:val="884"/>
     <w:uiPriority w:val="99"/>
     <w:pPr>
       <w:pBdr/>
@@ -37718,10 +37714,10 @@
       </w:tcPr>
     </w:tblStylePr>
   </w:style>
-  <w:style w:type="paragraph" w:styleId="181">
+  <w:style w:type="paragraph" w:styleId="850">
     <w:name w:val="footnote text"/>
-    <w:basedOn w:val="688"/>
-    <w:link w:val="182"/>
+    <w:basedOn w:val="869"/>
+    <w:link w:val="851"/>
     <w:uiPriority w:val="99"/>
     <w:semiHidden/>
     <w:unhideWhenUsed/>
@@ -37735,10 +37731,10 @@
       <w:szCs w:val="20"/>
     </w:rPr>
   </w:style>
-  <w:style w:type="character" w:styleId="182">
+  <w:style w:type="character" w:styleId="851">
     <w:name w:val="Footnote Text Char"/>
-    <w:basedOn w:val="702"/>
-    <w:link w:val="181"/>
+    <w:basedOn w:val="883"/>
+    <w:link w:val="850"/>
     <w:uiPriority w:val="99"/>
     <w:semiHidden/>
     <w:pPr>
@@ -37751,9 +37747,9 @@
       <w:szCs w:val="20"/>
     </w:rPr>
   </w:style>
-  <w:style w:type="character" w:styleId="183">
+  <w:style w:type="character" w:styleId="852">
     <w:name w:val="footnote reference"/>
-    <w:basedOn w:val="702"/>
+    <w:basedOn w:val="883"/>
     <w:uiPriority w:val="99"/>
     <w:semiHidden/>
     <w:unhideWhenUsed/>
@@ -37766,10 +37762,10 @@
       <w:vertAlign w:val="superscript"/>
     </w:rPr>
   </w:style>
-  <w:style w:type="paragraph" w:styleId="184">
+  <w:style w:type="paragraph" w:styleId="853">
     <w:name w:val="endnote text"/>
-    <w:basedOn w:val="688"/>
-    <w:link w:val="185"/>
+    <w:basedOn w:val="869"/>
+    <w:link w:val="854"/>
     <w:uiPriority w:val="99"/>
     <w:semiHidden/>
     <w:unhideWhenUsed/>
@@ -37783,10 +37779,10 @@
       <w:szCs w:val="20"/>
     </w:rPr>
   </w:style>
-  <w:style w:type="character" w:styleId="185">
+  <w:style w:type="character" w:styleId="854">
     <w:name w:val="Endnote Text Char"/>
-    <w:basedOn w:val="702"/>
-    <w:link w:val="184"/>
+    <w:basedOn w:val="883"/>
+    <w:link w:val="853"/>
     <w:uiPriority w:val="99"/>
     <w:semiHidden/>
     <w:pPr>
@@ -37799,9 +37795,9 @@
       <w:szCs w:val="20"/>
     </w:rPr>
   </w:style>
-  <w:style w:type="character" w:styleId="186">
+  <w:style w:type="character" w:styleId="855">
     <w:name w:val="endnote reference"/>
-    <w:basedOn w:val="702"/>
+    <w:basedOn w:val="883"/>
     <w:uiPriority w:val="99"/>
     <w:semiHidden/>
     <w:unhideWhenUsed/>
@@ -37814,9 +37810,9 @@
       <w:vertAlign w:val="superscript"/>
     </w:rPr>
   </w:style>
-  <w:style w:type="character" w:styleId="187">
+  <w:style w:type="character" w:styleId="856">
     <w:name w:val="Hyperlink"/>
-    <w:basedOn w:val="702"/>
+    <w:basedOn w:val="883"/>
     <w:uiPriority w:val="99"/>
     <w:unhideWhenUsed/>
     <w:pPr>
@@ -37829,9 +37825,9 @@
       <w:u w:val="single"/>
     </w:rPr>
   </w:style>
-  <w:style w:type="character" w:styleId="188">
+  <w:style w:type="character" w:styleId="857">
     <w:name w:val="FollowedHyperlink"/>
-    <w:basedOn w:val="702"/>
+    <w:basedOn w:val="883"/>
     <w:uiPriority w:val="99"/>
     <w:semiHidden/>
     <w:unhideWhenUsed/>
@@ -37845,10 +37841,10 @@
       <w:u w:val="single"/>
     </w:rPr>
   </w:style>
-  <w:style w:type="paragraph" w:styleId="189">
+  <w:style w:type="paragraph" w:styleId="858">
     <w:name w:val="toc 1"/>
-    <w:basedOn w:val="688"/>
-    <w:next w:val="688"/>
+    <w:basedOn w:val="869"/>
+    <w:next w:val="869"/>
     <w:uiPriority w:val="39"/>
     <w:unhideWhenUsed/>
     <w:pPr>
@@ -37857,10 +37853,10 @@
       <w:ind/>
     </w:pPr>
   </w:style>
-  <w:style w:type="paragraph" w:styleId="190">
+  <w:style w:type="paragraph" w:styleId="859">
     <w:name w:val="toc 2"/>
-    <w:basedOn w:val="688"/>
-    <w:next w:val="688"/>
+    <w:basedOn w:val="869"/>
+    <w:next w:val="869"/>
     <w:uiPriority w:val="39"/>
     <w:unhideWhenUsed/>
     <w:pPr>
@@ -37869,10 +37865,10 @@
       <w:ind w:left="220"/>
     </w:pPr>
   </w:style>
-  <w:style w:type="paragraph" w:styleId="191">
+  <w:style w:type="paragraph" w:styleId="860">
     <w:name w:val="toc 3"/>
-    <w:basedOn w:val="688"/>
-    <w:next w:val="688"/>
+    <w:basedOn w:val="869"/>
+    <w:next w:val="869"/>
     <w:uiPriority w:val="39"/>
     <w:unhideWhenUsed/>
     <w:pPr>
@@ -37881,10 +37877,10 @@
       <w:ind w:left="440"/>
     </w:pPr>
   </w:style>
-  <w:style w:type="paragraph" w:styleId="192">
+  <w:style w:type="paragraph" w:styleId="861">
     <w:name w:val="toc 4"/>
-    <w:basedOn w:val="688"/>
-    <w:next w:val="688"/>
+    <w:basedOn w:val="869"/>
+    <w:next w:val="869"/>
     <w:uiPriority w:val="39"/>
     <w:unhideWhenUsed/>
     <w:pPr>
@@ -37893,10 +37889,10 @@
       <w:ind w:left="660"/>
     </w:pPr>
   </w:style>
-  <w:style w:type="paragraph" w:styleId="193">
+  <w:style w:type="paragraph" w:styleId="862">
     <w:name w:val="toc 5"/>
-    <w:basedOn w:val="688"/>
-    <w:next w:val="688"/>
+    <w:basedOn w:val="869"/>
+    <w:next w:val="869"/>
     <w:uiPriority w:val="39"/>
     <w:unhideWhenUsed/>
     <w:pPr>
@@ -37905,10 +37901,10 @@
       <w:ind w:left="880"/>
     </w:pPr>
   </w:style>
-  <w:style w:type="paragraph" w:styleId="194">
+  <w:style w:type="paragraph" w:styleId="863">
     <w:name w:val="toc 6"/>
-    <w:basedOn w:val="688"/>
-    <w:next w:val="688"/>
+    <w:basedOn w:val="869"/>
+    <w:next w:val="869"/>
     <w:uiPriority w:val="39"/>
     <w:unhideWhenUsed/>
     <w:pPr>
@@ -37917,10 +37913,10 @@
       <w:ind w:left="1100"/>
     </w:pPr>
   </w:style>
-  <w:style w:type="paragraph" w:styleId="195">
+  <w:style w:type="paragraph" w:styleId="864">
     <w:name w:val="toc 7"/>
-    <w:basedOn w:val="688"/>
-    <w:next w:val="688"/>
+    <w:basedOn w:val="869"/>
+    <w:next w:val="869"/>
     <w:uiPriority w:val="39"/>
     <w:unhideWhenUsed/>
     <w:pPr>
@@ -37929,10 +37925,10 @@
       <w:ind w:left="1320"/>
     </w:pPr>
   </w:style>
-  <w:style w:type="paragraph" w:styleId="196">
+  <w:style w:type="paragraph" w:styleId="865">
     <w:name w:val="toc 8"/>
-    <w:basedOn w:val="688"/>
-    <w:next w:val="688"/>
+    <w:basedOn w:val="869"/>
+    <w:next w:val="869"/>
     <w:uiPriority w:val="39"/>
     <w:unhideWhenUsed/>
     <w:pPr>
@@ -37941,10 +37937,10 @@
       <w:ind w:left="1540"/>
     </w:pPr>
   </w:style>
-  <w:style w:type="paragraph" w:styleId="197">
+  <w:style w:type="paragraph" w:styleId="866">
     <w:name w:val="toc 9"/>
-    <w:basedOn w:val="688"/>
-    <w:next w:val="688"/>
+    <w:basedOn w:val="869"/>
+    <w:next w:val="869"/>
     <w:uiPriority w:val="39"/>
     <w:unhideWhenUsed/>
     <w:pPr>
@@ -37953,9 +37949,9 @@
       <w:ind w:left="1760"/>
     </w:pPr>
   </w:style>
-  <w:style w:type="character" w:styleId="198">
+  <w:style w:type="character" w:styleId="867">
     <w:name w:val="Placeholder Text"/>
-    <w:basedOn w:val="702"/>
+    <w:basedOn w:val="883"/>
     <w:uiPriority w:val="99"/>
     <w:semiHidden/>
     <w:pPr>
@@ -37967,10 +37963,10 @@
       <w:color w:val="666666"/>
     </w:rPr>
   </w:style>
-  <w:style w:type="paragraph" w:styleId="209">
+  <w:style w:type="paragraph" w:styleId="868">
     <w:name w:val="table of figures"/>
-    <w:basedOn w:val="688"/>
-    <w:next w:val="688"/>
+    <w:basedOn w:val="869"/>
+    <w:next w:val="869"/>
     <w:uiPriority w:val="99"/>
     <w:unhideWhenUsed/>
     <w:pPr>
@@ -37979,7 +37975,7 @@
       <w:ind/>
     </w:pPr>
   </w:style>
-  <w:style w:type="paragraph" w:styleId="688" w:default="1">
+  <w:style w:type="paragraph" w:styleId="869" w:default="1">
     <w:name w:val="Normal"/>
     <w:qFormat/>
     <w:pPr>
@@ -37992,10 +37988,10 @@
       <w:sz w:val="22"/>
     </w:rPr>
   </w:style>
-  <w:style w:type="paragraph" w:styleId="689">
+  <w:style w:type="paragraph" w:styleId="870">
     <w:name w:val="Header"/>
-    <w:basedOn w:val="688"/>
-    <w:link w:val="690"/>
+    <w:basedOn w:val="869"/>
+    <w:link w:val="871"/>
     <w:uiPriority w:val="99"/>
     <w:unhideWhenUsed/>
     <w:pPr>
@@ -38008,10 +38004,10 @@
       <w:ind/>
     </w:pPr>
   </w:style>
-  <w:style w:type="character" w:styleId="690" w:customStyle="1">
+  <w:style w:type="character" w:styleId="871" w:customStyle="1">
     <w:name w:val="Header Char"/>
-    <w:basedOn w:val="702"/>
-    <w:link w:val="689"/>
+    <w:basedOn w:val="883"/>
+    <w:link w:val="870"/>
     <w:uiPriority w:val="99"/>
     <w:pPr>
       <w:pBdr/>
@@ -38019,10 +38015,10 @@
       <w:ind/>
     </w:pPr>
   </w:style>
-  <w:style w:type="paragraph" w:styleId="691">
+  <w:style w:type="paragraph" w:styleId="872">
     <w:name w:val="Footer"/>
-    <w:basedOn w:val="688"/>
-    <w:link w:val="692"/>
+    <w:basedOn w:val="869"/>
+    <w:link w:val="873"/>
     <w:uiPriority w:val="99"/>
     <w:unhideWhenUsed/>
     <w:pPr>
@@ -38035,10 +38031,10 @@
       <w:ind/>
     </w:pPr>
   </w:style>
-  <w:style w:type="character" w:styleId="692" w:customStyle="1">
+  <w:style w:type="character" w:styleId="873" w:customStyle="1">
     <w:name w:val="Footer Char"/>
-    <w:basedOn w:val="702"/>
-    <w:link w:val="691"/>
+    <w:basedOn w:val="883"/>
+    <w:link w:val="872"/>
     <w:uiPriority w:val="99"/>
     <w:pPr>
       <w:pBdr/>
@@ -38046,11 +38042,11 @@
       <w:ind/>
     </w:pPr>
   </w:style>
-  <w:style w:type="paragraph" w:styleId="693">
+  <w:style w:type="paragraph" w:styleId="874">
     <w:name w:val="Heading 1"/>
-    <w:basedOn w:val="688"/>
-    <w:next w:val="688"/>
-    <w:link w:val="706"/>
+    <w:basedOn w:val="869"/>
+    <w:next w:val="869"/>
+    <w:link w:val="887"/>
     <w:uiPriority w:val="9"/>
     <w:qFormat/>
     <w:pPr>
@@ -38070,11 +38066,11 @@
       <w:szCs w:val="28"/>
     </w:rPr>
   </w:style>
-  <w:style w:type="paragraph" w:styleId="694">
+  <w:style w:type="paragraph" w:styleId="875">
     <w:name w:val="Heading 2"/>
-    <w:basedOn w:val="688"/>
-    <w:next w:val="688"/>
-    <w:link w:val="707"/>
+    <w:basedOn w:val="869"/>
+    <w:next w:val="869"/>
+    <w:link w:val="888"/>
     <w:uiPriority w:val="9"/>
     <w:unhideWhenUsed/>
     <w:qFormat/>
@@ -38095,11 +38091,11 @@
       <w:szCs w:val="26"/>
     </w:rPr>
   </w:style>
-  <w:style w:type="paragraph" w:styleId="695">
+  <w:style w:type="paragraph" w:styleId="876">
     <w:name w:val="Heading 3"/>
-    <w:basedOn w:val="688"/>
-    <w:next w:val="688"/>
-    <w:link w:val="708"/>
+    <w:basedOn w:val="869"/>
+    <w:next w:val="869"/>
+    <w:link w:val="889"/>
     <w:uiPriority w:val="9"/>
     <w:unhideWhenUsed/>
     <w:qFormat/>
@@ -38118,11 +38114,11 @@
       <w:color w:val="4f81bd" w:themeColor="accent1"/>
     </w:rPr>
   </w:style>
-  <w:style w:type="paragraph" w:styleId="696">
+  <w:style w:type="paragraph" w:styleId="877">
     <w:name w:val="Heading 4"/>
-    <w:basedOn w:val="688"/>
-    <w:next w:val="688"/>
-    <w:link w:val="736"/>
+    <w:basedOn w:val="869"/>
+    <w:next w:val="869"/>
+    <w:link w:val="917"/>
     <w:uiPriority w:val="9"/>
     <w:semiHidden/>
     <w:unhideWhenUsed/>
@@ -38144,11 +38140,11 @@
       <w:color w:val="4f81bd" w:themeColor="accent1"/>
     </w:rPr>
   </w:style>
-  <w:style w:type="paragraph" w:styleId="697">
+  <w:style w:type="paragraph" w:styleId="878">
     <w:name w:val="Heading 5"/>
-    <w:basedOn w:val="688"/>
-    <w:next w:val="688"/>
-    <w:link w:val="737"/>
+    <w:basedOn w:val="869"/>
+    <w:next w:val="869"/>
+    <w:link w:val="918"/>
     <w:uiPriority w:val="9"/>
     <w:semiHidden/>
     <w:unhideWhenUsed/>
@@ -38166,11 +38162,11 @@
       <w:color w:val="243f60" w:themeColor="accent1" w:themeShade="7F"/>
     </w:rPr>
   </w:style>
-  <w:style w:type="paragraph" w:styleId="698">
+  <w:style w:type="paragraph" w:styleId="879">
     <w:name w:val="Heading 6"/>
-    <w:basedOn w:val="688"/>
-    <w:next w:val="688"/>
-    <w:link w:val="738"/>
+    <w:basedOn w:val="869"/>
+    <w:next w:val="869"/>
+    <w:link w:val="919"/>
     <w:uiPriority w:val="9"/>
     <w:semiHidden/>
     <w:unhideWhenUsed/>
@@ -38190,11 +38186,11 @@
       <w:color w:val="243f60" w:themeColor="accent1" w:themeShade="7F"/>
     </w:rPr>
   </w:style>
-  <w:style w:type="paragraph" w:styleId="699">
+  <w:style w:type="paragraph" w:styleId="880">
     <w:name w:val="Heading 7"/>
-    <w:basedOn w:val="688"/>
-    <w:next w:val="688"/>
-    <w:link w:val="739"/>
+    <w:basedOn w:val="869"/>
+    <w:next w:val="869"/>
+    <w:link w:val="920"/>
     <w:uiPriority w:val="9"/>
     <w:semiHidden/>
     <w:unhideWhenUsed/>
@@ -38214,11 +38210,11 @@
       <w:color w:val="404040" w:themeColor="text1" w:themeTint="BF"/>
     </w:rPr>
   </w:style>
-  <w:style w:type="paragraph" w:styleId="700">
+  <w:style w:type="paragraph" w:styleId="881">
     <w:name w:val="Heading 8"/>
-    <w:basedOn w:val="688"/>
-    <w:next w:val="688"/>
-    <w:link w:val="740"/>
+    <w:basedOn w:val="869"/>
+    <w:next w:val="869"/>
+    <w:link w:val="921"/>
     <w:uiPriority w:val="9"/>
     <w:semiHidden/>
     <w:unhideWhenUsed/>
@@ -38238,11 +38234,11 @@
       <w:szCs w:val="20"/>
     </w:rPr>
   </w:style>
-  <w:style w:type="paragraph" w:styleId="701">
+  <w:style w:type="paragraph" w:styleId="882">
     <w:name w:val="Heading 9"/>
-    <w:basedOn w:val="688"/>
-    <w:next w:val="688"/>
-    <w:link w:val="741"/>
+    <w:basedOn w:val="869"/>
+    <w:next w:val="869"/>
+    <w:link w:val="922"/>
     <w:uiPriority w:val="9"/>
     <w:semiHidden/>
     <w:unhideWhenUsed/>
@@ -38264,7 +38260,7 @@
       <w:szCs w:val="20"/>
     </w:rPr>
   </w:style>
-  <w:style w:type="character" w:styleId="702" w:default="1">
+  <w:style w:type="character" w:styleId="883" w:default="1">
     <w:name w:val="Default Paragraph Font"/>
     <w:uiPriority w:val="1"/>
     <w:semiHidden/>
@@ -38275,7 +38271,7 @@
       <w:ind/>
     </w:pPr>
   </w:style>
-  <w:style w:type="table" w:styleId="703" w:default="1">
+  <w:style w:type="table" w:styleId="884" w:default="1">
     <w:name w:val="Normal Table"/>
     <w:uiPriority w:val="99"/>
     <w:semiHidden/>
@@ -38468,7 +38464,7 @@
       </w:tcPr>
     </w:tblStylePr>
   </w:style>
-  <w:style w:type="numbering" w:styleId="704" w:default="1">
+  <w:style w:type="numbering" w:styleId="885" w:default="1">
     <w:name w:val="No List"/>
     <w:uiPriority w:val="99"/>
     <w:semiHidden/>
@@ -38479,7 +38475,7 @@
       <w:ind/>
     </w:pPr>
   </w:style>
-  <w:style w:type="paragraph" w:styleId="705">
+  <w:style w:type="paragraph" w:styleId="886">
     <w:name w:val="No Spacing"/>
     <w:uiPriority w:val="1"/>
     <w:qFormat/>
@@ -38489,10 +38485,10 @@
       <w:ind/>
     </w:pPr>
   </w:style>
-  <w:style w:type="character" w:styleId="706" w:customStyle="1">
+  <w:style w:type="character" w:styleId="887" w:customStyle="1">
     <w:name w:val="Heading 1 Char"/>
-    <w:basedOn w:val="702"/>
-    <w:link w:val="693"/>
+    <w:basedOn w:val="883"/>
+    <w:link w:val="874"/>
     <w:uiPriority w:val="9"/>
     <w:pPr>
       <w:pBdr/>
@@ -38508,10 +38504,10 @@
       <w:szCs w:val="28"/>
     </w:rPr>
   </w:style>
-  <w:style w:type="character" w:styleId="707" w:customStyle="1">
+  <w:style w:type="character" w:styleId="888" w:customStyle="1">
     <w:name w:val="Heading 2 Char"/>
-    <w:basedOn w:val="702"/>
-    <w:link w:val="694"/>
+    <w:basedOn w:val="883"/>
+    <w:link w:val="875"/>
     <w:uiPriority w:val="9"/>
     <w:pPr>
       <w:pBdr/>
@@ -38527,10 +38523,10 @@
       <w:szCs w:val="26"/>
     </w:rPr>
   </w:style>
-  <w:style w:type="character" w:styleId="708" w:customStyle="1">
+  <w:style w:type="character" w:styleId="889" w:customStyle="1">
     <w:name w:val="Heading 3 Char"/>
-    <w:basedOn w:val="702"/>
-    <w:link w:val="695"/>
+    <w:basedOn w:val="883"/>
+    <w:link w:val="876"/>
     <w:uiPriority w:val="9"/>
     <w:pPr>
       <w:pBdr/>
@@ -38544,11 +38540,11 @@
       <w:color w:val="4f81bd" w:themeColor="accent1"/>
     </w:rPr>
   </w:style>
-  <w:style w:type="paragraph" w:styleId="709">
+  <w:style w:type="paragraph" w:styleId="890">
     <w:name w:val="Title"/>
-    <w:basedOn w:val="688"/>
-    <w:next w:val="688"/>
-    <w:link w:val="710"/>
+    <w:basedOn w:val="869"/>
+    <w:next w:val="869"/>
+    <w:link w:val="891"/>
     <w:uiPriority w:val="10"/>
     <w:qFormat/>
     <w:pPr>
@@ -38567,10 +38563,10 @@
       <w:szCs w:val="52"/>
     </w:rPr>
   </w:style>
-  <w:style w:type="character" w:styleId="710" w:customStyle="1">
+  <w:style w:type="character" w:styleId="891" w:customStyle="1">
     <w:name w:val="Title Char"/>
-    <w:basedOn w:val="702"/>
-    <w:link w:val="709"/>
+    <w:basedOn w:val="883"/>
+    <w:link w:val="890"/>
     <w:uiPriority w:val="10"/>
     <w:pPr>
       <w:pBdr/>
@@ -38585,11 +38581,11 @@
       <w:szCs w:val="52"/>
     </w:rPr>
   </w:style>
-  <w:style w:type="paragraph" w:styleId="711">
+  <w:style w:type="paragraph" w:styleId="892">
     <w:name w:val="Subtitle"/>
-    <w:basedOn w:val="688"/>
-    <w:next w:val="688"/>
-    <w:link w:val="712"/>
+    <w:basedOn w:val="869"/>
+    <w:next w:val="869"/>
+    <w:link w:val="893"/>
     <w:uiPriority w:val="11"/>
     <w:qFormat/>
     <w:pPr>
@@ -38610,10 +38606,10 @@
       <w:szCs w:val="24"/>
     </w:rPr>
   </w:style>
-  <w:style w:type="character" w:styleId="712" w:customStyle="1">
+  <w:style w:type="character" w:styleId="893" w:customStyle="1">
     <w:name w:val="Subtitle Char"/>
-    <w:basedOn w:val="702"/>
-    <w:link w:val="711"/>
+    <w:basedOn w:val="883"/>
+    <w:link w:val="892"/>
     <w:uiPriority w:val="11"/>
     <w:pPr>
       <w:pBdr/>
@@ -38630,9 +38626,9 @@
       <w:szCs w:val="24"/>
     </w:rPr>
   </w:style>
-  <w:style w:type="paragraph" w:styleId="713">
+  <w:style w:type="paragraph" w:styleId="894">
     <w:name w:val="List Paragraph"/>
-    <w:basedOn w:val="688"/>
+    <w:basedOn w:val="869"/>
     <w:uiPriority w:val="34"/>
     <w:qFormat/>
     <w:pPr>
@@ -38642,10 +38638,10 @@
       <w:contextualSpacing w:val="true"/>
     </w:pPr>
   </w:style>
-  <w:style w:type="paragraph" w:styleId="714">
+  <w:style w:type="paragraph" w:styleId="895">
     <w:name w:val="Body Text"/>
-    <w:basedOn w:val="688"/>
-    <w:link w:val="715"/>
+    <w:basedOn w:val="869"/>
+    <w:link w:val="896"/>
     <w:uiPriority w:val="99"/>
     <w:unhideWhenUsed/>
     <w:pPr>
@@ -38654,10 +38650,10 @@
       <w:ind/>
     </w:pPr>
   </w:style>
-  <w:style w:type="character" w:styleId="715" w:customStyle="1">
+  <w:style w:type="character" w:styleId="896" w:customStyle="1">
     <w:name w:val="Body Text Char"/>
-    <w:basedOn w:val="702"/>
-    <w:link w:val="714"/>
+    <w:basedOn w:val="883"/>
+    <w:link w:val="895"/>
     <w:uiPriority w:val="99"/>
     <w:pPr>
       <w:pBdr/>
@@ -38665,10 +38661,10 @@
       <w:ind/>
     </w:pPr>
   </w:style>
-  <w:style w:type="paragraph" w:styleId="716">
+  <w:style w:type="paragraph" w:styleId="897">
     <w:name w:val="Body Text 2"/>
-    <w:basedOn w:val="688"/>
-    <w:link w:val="717"/>
+    <w:basedOn w:val="869"/>
+    <w:link w:val="898"/>
     <w:uiPriority w:val="99"/>
     <w:unhideWhenUsed/>
     <w:pPr>
@@ -38677,10 +38673,10 @@
       <w:ind/>
     </w:pPr>
   </w:style>
-  <w:style w:type="character" w:styleId="717" w:customStyle="1">
+  <w:style w:type="character" w:styleId="898" w:customStyle="1">
     <w:name w:val="Body Text 2 Char"/>
-    <w:basedOn w:val="702"/>
-    <w:link w:val="716"/>
+    <w:basedOn w:val="883"/>
+    <w:link w:val="897"/>
     <w:uiPriority w:val="99"/>
     <w:pPr>
       <w:pBdr/>
@@ -38688,10 +38684,10 @@
       <w:ind/>
     </w:pPr>
   </w:style>
-  <w:style w:type="paragraph" w:styleId="718">
+  <w:style w:type="paragraph" w:styleId="899">
     <w:name w:val="Body Text 3"/>
-    <w:basedOn w:val="688"/>
-    <w:link w:val="719"/>
+    <w:basedOn w:val="869"/>
+    <w:link w:val="900"/>
     <w:uiPriority w:val="99"/>
     <w:unhideWhenUsed/>
     <w:pPr>
@@ -38704,10 +38700,10 @@
       <w:szCs w:val="16"/>
     </w:rPr>
   </w:style>
-  <w:style w:type="character" w:styleId="719" w:customStyle="1">
+  <w:style w:type="character" w:styleId="900" w:customStyle="1">
     <w:name w:val="Body Text 3 Char"/>
-    <w:basedOn w:val="702"/>
-    <w:link w:val="718"/>
+    <w:basedOn w:val="883"/>
+    <w:link w:val="899"/>
     <w:uiPriority w:val="99"/>
     <w:pPr>
       <w:pBdr/>
@@ -38719,9 +38715,9 @@
       <w:szCs w:val="16"/>
     </w:rPr>
   </w:style>
-  <w:style w:type="paragraph" w:styleId="720">
+  <w:style w:type="paragraph" w:styleId="901">
     <w:name w:val="List"/>
-    <w:basedOn w:val="688"/>
+    <w:basedOn w:val="869"/>
     <w:uiPriority w:val="99"/>
     <w:unhideWhenUsed/>
     <w:pPr>
@@ -38731,9 +38727,9 @@
       <w:contextualSpacing w:val="true"/>
     </w:pPr>
   </w:style>
-  <w:style w:type="paragraph" w:styleId="721">
+  <w:style w:type="paragraph" w:styleId="902">
     <w:name w:val="List 2"/>
-    <w:basedOn w:val="688"/>
+    <w:basedOn w:val="869"/>
     <w:uiPriority w:val="99"/>
     <w:unhideWhenUsed/>
     <w:pPr>
@@ -38743,9 +38739,9 @@
       <w:contextualSpacing w:val="true"/>
     </w:pPr>
   </w:style>
-  <w:style w:type="paragraph" w:styleId="722">
+  <w:style w:type="paragraph" w:styleId="903">
     <w:name w:val="List 3"/>
-    <w:basedOn w:val="688"/>
+    <w:basedOn w:val="869"/>
     <w:uiPriority w:val="99"/>
     <w:unhideWhenUsed/>
     <w:pPr>
@@ -38755,9 +38751,9 @@
       <w:contextualSpacing w:val="true"/>
     </w:pPr>
   </w:style>
-  <w:style w:type="paragraph" w:styleId="723">
+  <w:style w:type="paragraph" w:styleId="904">
     <w:name w:val="List Bullet"/>
-    <w:basedOn w:val="688"/>
+    <w:basedOn w:val="869"/>
     <w:uiPriority w:val="99"/>
     <w:unhideWhenUsed/>
     <w:pPr>
@@ -38770,9 +38766,9 @@
       <w:contextualSpacing w:val="true"/>
     </w:pPr>
   </w:style>
-  <w:style w:type="paragraph" w:styleId="724">
+  <w:style w:type="paragraph" w:styleId="905">
     <w:name w:val="List Bullet 2"/>
-    <w:basedOn w:val="688"/>
+    <w:basedOn w:val="869"/>
     <w:uiPriority w:val="99"/>
     <w:unhideWhenUsed/>
     <w:pPr>
@@ -38785,9 +38781,9 @@
       <w:contextualSpacing w:val="true"/>
     </w:pPr>
   </w:style>
-  <w:style w:type="paragraph" w:styleId="725">
+  <w:style w:type="paragraph" w:styleId="906">
     <w:name w:val="List Bullet 3"/>
-    <w:basedOn w:val="688"/>
+    <w:basedOn w:val="869"/>
     <w:uiPriority w:val="99"/>
     <w:unhideWhenUsed/>
     <w:pPr>
@@ -38800,9 +38796,9 @@
       <w:contextualSpacing w:val="true"/>
     </w:pPr>
   </w:style>
-  <w:style w:type="paragraph" w:styleId="726">
+  <w:style w:type="paragraph" w:styleId="907">
     <w:name w:val="List Number"/>
-    <w:basedOn w:val="688"/>
+    <w:basedOn w:val="869"/>
     <w:uiPriority w:val="99"/>
     <w:unhideWhenUsed/>
     <w:pPr>
@@ -38815,9 +38811,9 @@
       <w:contextualSpacing w:val="true"/>
     </w:pPr>
   </w:style>
-  <w:style w:type="paragraph" w:styleId="727">
+  <w:style w:type="paragraph" w:styleId="908">
     <w:name w:val="List Number 2"/>
-    <w:basedOn w:val="688"/>
+    <w:basedOn w:val="869"/>
     <w:uiPriority w:val="99"/>
     <w:unhideWhenUsed/>
     <w:pPr>
@@ -38830,9 +38826,9 @@
       <w:contextualSpacing w:val="true"/>
     </w:pPr>
   </w:style>
-  <w:style w:type="paragraph" w:styleId="728">
+  <w:style w:type="paragraph" w:styleId="909">
     <w:name w:val="List Number 3"/>
-    <w:basedOn w:val="688"/>
+    <w:basedOn w:val="869"/>
     <w:uiPriority w:val="99"/>
     <w:unhideWhenUsed/>
     <w:pPr>
@@ -38845,9 +38841,9 @@
       <w:contextualSpacing w:val="true"/>
     </w:pPr>
   </w:style>
-  <w:style w:type="paragraph" w:styleId="729">
+  <w:style w:type="paragraph" w:styleId="910">
     <w:name w:val="List Continue"/>
-    <w:basedOn w:val="688"/>
+    <w:basedOn w:val="869"/>
     <w:uiPriority w:val="99"/>
     <w:unhideWhenUsed/>
     <w:pPr>
@@ -38857,9 +38853,9 @@
       <w:contextualSpacing w:val="true"/>
     </w:pPr>
   </w:style>
-  <w:style w:type="paragraph" w:styleId="730">
+  <w:style w:type="paragraph" w:styleId="911">
     <w:name w:val="List Continue 2"/>
-    <w:basedOn w:val="688"/>
+    <w:basedOn w:val="869"/>
     <w:uiPriority w:val="99"/>
     <w:unhideWhenUsed/>
     <w:pPr>
@@ -38869,9 +38865,9 @@
       <w:contextualSpacing w:val="true"/>
     </w:pPr>
   </w:style>
-  <w:style w:type="paragraph" w:styleId="731">
+  <w:style w:type="paragraph" w:styleId="912">
     <w:name w:val="List Continue 3"/>
-    <w:basedOn w:val="688"/>
+    <w:basedOn w:val="869"/>
     <w:uiPriority w:val="99"/>
     <w:unhideWhenUsed/>
     <w:pPr>
@@ -38881,9 +38877,9 @@
       <w:contextualSpacing w:val="true"/>
     </w:pPr>
   </w:style>
-  <w:style w:type="paragraph" w:styleId="732">
+  <w:style w:type="paragraph" w:styleId="913">
     <w:name w:val="macro"/>
-    <w:link w:val="733"/>
+    <w:link w:val="914"/>
     <w:uiPriority w:val="99"/>
     <w:unhideWhenUsed/>
     <w:pPr>
@@ -38906,10 +38902,10 @@
       <w:szCs w:val="20"/>
     </w:rPr>
   </w:style>
-  <w:style w:type="character" w:styleId="733" w:customStyle="1">
+  <w:style w:type="character" w:styleId="914" w:customStyle="1">
     <w:name w:val="Macro Text Char"/>
-    <w:basedOn w:val="702"/>
-    <w:link w:val="732"/>
+    <w:basedOn w:val="883"/>
+    <w:link w:val="913"/>
     <w:uiPriority w:val="99"/>
     <w:pPr>
       <w:pBdr/>
@@ -38922,11 +38918,11 @@
       <w:szCs w:val="20"/>
     </w:rPr>
   </w:style>
-  <w:style w:type="paragraph" w:styleId="734">
+  <w:style w:type="paragraph" w:styleId="915">
     <w:name w:val="Quote"/>
-    <w:basedOn w:val="688"/>
-    <w:next w:val="688"/>
-    <w:link w:val="735"/>
+    <w:basedOn w:val="869"/>
+    <w:next w:val="869"/>
+    <w:link w:val="916"/>
     <w:uiPriority w:val="29"/>
     <w:qFormat/>
     <w:pPr>
@@ -38940,10 +38936,10 @@
       <w:color w:val="000000" w:themeColor="text1"/>
     </w:rPr>
   </w:style>
-  <w:style w:type="character" w:styleId="735" w:customStyle="1">
+  <w:style w:type="character" w:styleId="916" w:customStyle="1">
     <w:name w:val="Quote Char"/>
-    <w:basedOn w:val="702"/>
-    <w:link w:val="734"/>
+    <w:basedOn w:val="883"/>
+    <w:link w:val="915"/>
     <w:uiPriority w:val="29"/>
     <w:pPr>
       <w:pBdr/>
@@ -38956,10 +38952,10 @@
       <w:color w:val="000000" w:themeColor="text1"/>
     </w:rPr>
   </w:style>
-  <w:style w:type="character" w:styleId="736" w:customStyle="1">
+  <w:style w:type="character" w:styleId="917" w:customStyle="1">
     <w:name w:val="Heading 4 Char"/>
-    <w:basedOn w:val="702"/>
-    <w:link w:val="696"/>
+    <w:basedOn w:val="883"/>
+    <w:link w:val="877"/>
     <w:uiPriority w:val="9"/>
     <w:semiHidden/>
     <w:pPr>
@@ -38976,10 +38972,10 @@
       <w:color w:val="4f81bd" w:themeColor="accent1"/>
     </w:rPr>
   </w:style>
-  <w:style w:type="character" w:styleId="737" w:customStyle="1">
+  <w:style w:type="character" w:styleId="918" w:customStyle="1">
     <w:name w:val="Heading 5 Char"/>
-    <w:basedOn w:val="702"/>
-    <w:link w:val="697"/>
+    <w:basedOn w:val="883"/>
+    <w:link w:val="878"/>
     <w:uiPriority w:val="9"/>
     <w:semiHidden/>
     <w:pPr>
@@ -38992,10 +38988,10 @@
       <w:color w:val="243f60" w:themeColor="accent1" w:themeShade="7F"/>
     </w:rPr>
   </w:style>
-  <w:style w:type="character" w:styleId="738" w:customStyle="1">
+  <w:style w:type="character" w:styleId="919" w:customStyle="1">
     <w:name w:val="Heading 6 Char"/>
-    <w:basedOn w:val="702"/>
-    <w:link w:val="698"/>
+    <w:basedOn w:val="883"/>
+    <w:link w:val="879"/>
     <w:uiPriority w:val="9"/>
     <w:semiHidden/>
     <w:pPr>
@@ -39010,10 +39006,10 @@
       <w:color w:val="243f60" w:themeColor="accent1" w:themeShade="7F"/>
     </w:rPr>
   </w:style>
-  <w:style w:type="character" w:styleId="739" w:customStyle="1">
+  <w:style w:type="character" w:styleId="920" w:customStyle="1">
     <w:name w:val="Heading 7 Char"/>
-    <w:basedOn w:val="702"/>
-    <w:link w:val="699"/>
+    <w:basedOn w:val="883"/>
+    <w:link w:val="880"/>
     <w:uiPriority w:val="9"/>
     <w:semiHidden/>
     <w:pPr>
@@ -39028,10 +39024,10 @@
       <w:color w:val="404040" w:themeColor="text1" w:themeTint="BF"/>
     </w:rPr>
   </w:style>
-  <w:style w:type="character" w:styleId="740" w:customStyle="1">
+  <w:style w:type="character" w:styleId="921" w:customStyle="1">
     <w:name w:val="Heading 8 Char"/>
-    <w:basedOn w:val="702"/>
-    <w:link w:val="700"/>
+    <w:basedOn w:val="883"/>
+    <w:link w:val="881"/>
     <w:uiPriority w:val="9"/>
     <w:semiHidden/>
     <w:pPr>
@@ -39046,10 +39042,10 @@
       <w:szCs w:val="20"/>
     </w:rPr>
   </w:style>
-  <w:style w:type="character" w:styleId="741" w:customStyle="1">
+  <w:style w:type="character" w:styleId="922" w:customStyle="1">
     <w:name w:val="Heading 9 Char"/>
-    <w:basedOn w:val="702"/>
-    <w:link w:val="701"/>
+    <w:basedOn w:val="883"/>
+    <w:link w:val="882"/>
     <w:uiPriority w:val="9"/>
     <w:semiHidden/>
     <w:pPr>
@@ -39066,10 +39062,10 @@
       <w:szCs w:val="20"/>
     </w:rPr>
   </w:style>
-  <w:style w:type="paragraph" w:styleId="742">
+  <w:style w:type="paragraph" w:styleId="923">
     <w:name w:val="Caption"/>
-    <w:basedOn w:val="688"/>
-    <w:next w:val="688"/>
+    <w:basedOn w:val="869"/>
+    <w:next w:val="869"/>
     <w:uiPriority w:val="35"/>
     <w:semiHidden/>
     <w:unhideWhenUsed/>
@@ -39087,9 +39083,9 @@
       <w:szCs w:val="18"/>
     </w:rPr>
   </w:style>
-  <w:style w:type="character" w:styleId="743">
+  <w:style w:type="character" w:styleId="924">
     <w:name w:val="Strong"/>
-    <w:basedOn w:val="702"/>
+    <w:basedOn w:val="883"/>
     <w:uiPriority w:val="22"/>
     <w:qFormat/>
     <w:pPr>
@@ -39102,9 +39098,9 @@
       <w:bCs/>
     </w:rPr>
   </w:style>
-  <w:style w:type="character" w:styleId="744">
+  <w:style w:type="character" w:styleId="925">
     <w:name w:val="Emphasis"/>
-    <w:basedOn w:val="702"/>
+    <w:basedOn w:val="883"/>
     <w:uiPriority w:val="20"/>
     <w:qFormat/>
     <w:pPr>
@@ -39117,11 +39113,11 @@
       <w:iCs/>
     </w:rPr>
   </w:style>
-  <w:style w:type="paragraph" w:styleId="745">
+  <w:style w:type="paragraph" w:styleId="926">
     <w:name w:val="Intense Quote"/>
-    <w:basedOn w:val="688"/>
-    <w:next w:val="688"/>
-    <w:link w:val="746"/>
+    <w:basedOn w:val="869"/>
+    <w:next w:val="869"/>
+    <w:link w:val="927"/>
     <w:uiPriority w:val="30"/>
     <w:qFormat/>
     <w:pPr>
@@ -39139,10 +39135,10 @@
       <w:color w:val="4f81bd" w:themeColor="accent1"/>
     </w:rPr>
   </w:style>
-  <w:style w:type="character" w:styleId="746" w:customStyle="1">
+  <w:style w:type="character" w:styleId="927" w:customStyle="1">
     <w:name w:val="Intense Quote Char"/>
-    <w:basedOn w:val="702"/>
-    <w:link w:val="745"/>
+    <w:basedOn w:val="883"/>
+    <w:link w:val="926"/>
     <w:uiPriority w:val="30"/>
     <w:pPr>
       <w:pBdr/>
@@ -39157,9 +39153,9 @@
       <w:color w:val="4f81bd" w:themeColor="accent1"/>
     </w:rPr>
   </w:style>
-  <w:style w:type="character" w:styleId="747">
+  <w:style w:type="character" w:styleId="928">
     <w:name w:val="Subtle Emphasis"/>
-    <w:basedOn w:val="702"/>
+    <w:basedOn w:val="883"/>
     <w:uiPriority w:val="19"/>
     <w:qFormat/>
     <w:pPr>
@@ -39173,9 +39169,9 @@
       <w:color w:val="808080" w:themeColor="text1" w:themeTint="7F"/>
     </w:rPr>
   </w:style>
-  <w:style w:type="character" w:styleId="748">
+  <w:style w:type="character" w:styleId="929">
     <w:name w:val="Intense Emphasis"/>
-    <w:basedOn w:val="702"/>
+    <w:basedOn w:val="883"/>
     <w:uiPriority w:val="21"/>
     <w:qFormat/>
     <w:pPr>
@@ -39191,9 +39187,9 @@
       <w:color w:val="4f81bd" w:themeColor="accent1"/>
     </w:rPr>
   </w:style>
-  <w:style w:type="character" w:styleId="749">
+  <w:style w:type="character" w:styleId="930">
     <w:name w:val="Subtle Reference"/>
-    <w:basedOn w:val="702"/>
+    <w:basedOn w:val="883"/>
     <w:uiPriority w:val="31"/>
     <w:qFormat/>
     <w:pPr>
@@ -39207,9 +39203,9 @@
       <w:u w:val="single"/>
     </w:rPr>
   </w:style>
-  <w:style w:type="character" w:styleId="750">
+  <w:style w:type="character" w:styleId="931">
     <w:name w:val="Intense Reference"/>
-    <w:basedOn w:val="702"/>
+    <w:basedOn w:val="883"/>
     <w:uiPriority w:val="32"/>
     <w:qFormat/>
     <w:pPr>
@@ -39226,9 +39222,9 @@
       <w:u w:val="single"/>
     </w:rPr>
   </w:style>
-  <w:style w:type="character" w:styleId="751">
+  <w:style w:type="character" w:styleId="932">
     <w:name w:val="Book Title"/>
-    <w:basedOn w:val="702"/>
+    <w:basedOn w:val="883"/>
     <w:uiPriority w:val="33"/>
     <w:qFormat/>
     <w:pPr>
@@ -39243,10 +39239,10 @@
       <w:spacing w:val="5"/>
     </w:rPr>
   </w:style>
-  <w:style w:type="paragraph" w:styleId="752">
+  <w:style w:type="paragraph" w:styleId="933">
     <w:name w:val="TOC Heading"/>
-    <w:basedOn w:val="693"/>
-    <w:next w:val="688"/>
+    <w:basedOn w:val="874"/>
+    <w:next w:val="869"/>
     <w:uiPriority w:val="39"/>
     <w:semiHidden/>
     <w:unhideWhenUsed/>
@@ -39258,9 +39254,9 @@
       <w:outlineLvl w:val="9"/>
     </w:pPr>
   </w:style>
-  <w:style w:type="table" w:styleId="753">
+  <w:style w:type="table" w:styleId="934">
     <w:name w:val="Table Grid"/>
-    <w:basedOn w:val="703"/>
+    <w:basedOn w:val="884"/>
     <w:uiPriority w:val="59"/>
     <w:pPr>
       <w:pBdr/>
@@ -39457,9 +39453,9 @@
       </w:tcPr>
     </w:tblStylePr>
   </w:style>
-  <w:style w:type="table" w:styleId="754">
+  <w:style w:type="table" w:styleId="935">
     <w:name w:val="Light Shading"/>
-    <w:basedOn w:val="703"/>
+    <w:basedOn w:val="884"/>
     <w:uiPriority w:val="60"/>
     <w:pPr>
       <w:pBdr/>
@@ -39691,9 +39687,9 @@
       </w:tcPr>
     </w:tblStylePr>
   </w:style>
-  <w:style w:type="table" w:styleId="755">
+  <w:style w:type="table" w:styleId="936">
     <w:name w:val="Light Shading Accent 1"/>
-    <w:basedOn w:val="703"/>
+    <w:basedOn w:val="884"/>
     <w:uiPriority w:val="60"/>
     <w:pPr>
       <w:pBdr/>
@@ -39925,9 +39921,9 @@
       </w:tcPr>
     </w:tblStylePr>
   </w:style>
-  <w:style w:type="table" w:styleId="756">
+  <w:style w:type="table" w:styleId="937">
     <w:name w:val="Light Shading Accent 2"/>
-    <w:basedOn w:val="703"/>
+    <w:basedOn w:val="884"/>
     <w:uiPriority w:val="60"/>
     <w:pPr>
       <w:pBdr/>
@@ -40159,9 +40155,9 @@
       </w:tcPr>
     </w:tblStylePr>
   </w:style>
-  <w:style w:type="table" w:styleId="757">
+  <w:style w:type="table" w:styleId="938">
     <w:name w:val="Light Shading Accent 3"/>
-    <w:basedOn w:val="703"/>
+    <w:basedOn w:val="884"/>
     <w:uiPriority w:val="60"/>
     <w:pPr>
       <w:pBdr/>
@@ -40393,9 +40389,9 @@
       </w:tcPr>
     </w:tblStylePr>
   </w:style>
-  <w:style w:type="table" w:styleId="758">
+  <w:style w:type="table" w:styleId="939">
     <w:name w:val="Light Shading Accent 4"/>
-    <w:basedOn w:val="703"/>
+    <w:basedOn w:val="884"/>
     <w:uiPriority w:val="60"/>
     <w:pPr>
       <w:pBdr/>
@@ -40627,9 +40623,9 @@
       </w:tcPr>
     </w:tblStylePr>
   </w:style>
-  <w:style w:type="table" w:styleId="759">
+  <w:style w:type="table" w:styleId="940">
     <w:name w:val="Light Shading Accent 5"/>
-    <w:basedOn w:val="703"/>
+    <w:basedOn w:val="884"/>
     <w:uiPriority w:val="60"/>
     <w:pPr>
       <w:pBdr/>
@@ -40861,9 +40857,9 @@
       </w:tcPr>
     </w:tblStylePr>
   </w:style>
-  <w:style w:type="table" w:styleId="760">
+  <w:style w:type="table" w:styleId="941">
     <w:name w:val="Light Shading Accent 6"/>
-    <w:basedOn w:val="703"/>
+    <w:basedOn w:val="884"/>
     <w:uiPriority w:val="60"/>
     <w:pPr>
       <w:pBdr/>
@@ -41095,9 +41091,9 @@
       </w:tcPr>
     </w:tblStylePr>
   </w:style>
-  <w:style w:type="table" w:styleId="761">
+  <w:style w:type="table" w:styleId="942">
     <w:name w:val="Light List"/>
-    <w:basedOn w:val="703"/>
+    <w:basedOn w:val="884"/>
     <w:uiPriority w:val="61"/>
     <w:pPr>
       <w:pBdr/>
@@ -41327,9 +41323,9 @@
       </w:tcPr>
     </w:tblStylePr>
   </w:style>
-  <w:style w:type="table" w:styleId="762">
+  <w:style w:type="table" w:styleId="943">
     <w:name w:val="Light List Accent 1"/>
-    <w:basedOn w:val="703"/>
+    <w:basedOn w:val="884"/>
     <w:uiPriority w:val="61"/>
     <w:pPr>
       <w:pBdr/>
@@ -41559,9 +41555,9 @@
       </w:tcPr>
     </w:tblStylePr>
   </w:style>
-  <w:style w:type="table" w:styleId="763">
+  <w:style w:type="table" w:styleId="944">
     <w:name w:val="Light List Accent 2"/>
-    <w:basedOn w:val="703"/>
+    <w:basedOn w:val="884"/>
     <w:uiPriority w:val="61"/>
     <w:pPr>
       <w:pBdr/>
@@ -41791,9 +41787,9 @@
       </w:tcPr>
     </w:tblStylePr>
   </w:style>
-  <w:style w:type="table" w:styleId="764">
+  <w:style w:type="table" w:styleId="945">
     <w:name w:val="Light List Accent 3"/>
-    <w:basedOn w:val="703"/>
+    <w:basedOn w:val="884"/>
     <w:uiPriority w:val="61"/>
     <w:pPr>
       <w:pBdr/>
@@ -42023,9 +42019,9 @@
       </w:tcPr>
     </w:tblStylePr>
   </w:style>
-  <w:style w:type="table" w:styleId="765">
+  <w:style w:type="table" w:styleId="946">
     <w:name w:val="Light List Accent 4"/>
-    <w:basedOn w:val="703"/>
+    <w:basedOn w:val="884"/>
     <w:uiPriority w:val="61"/>
     <w:pPr>
       <w:pBdr/>
@@ -42255,9 +42251,9 @@
       </w:tcPr>
     </w:tblStylePr>
   </w:style>
-  <w:style w:type="table" w:styleId="766">
+  <w:style w:type="table" w:styleId="947">
     <w:name w:val="Light List Accent 5"/>
-    <w:basedOn w:val="703"/>
+    <w:basedOn w:val="884"/>
     <w:uiPriority w:val="61"/>
     <w:pPr>
       <w:pBdr/>
@@ -42487,9 +42483,9 @@
       </w:tcPr>
     </w:tblStylePr>
   </w:style>
-  <w:style w:type="table" w:styleId="767">
+  <w:style w:type="table" w:styleId="948">
     <w:name w:val="Light List Accent 6"/>
-    <w:basedOn w:val="703"/>
+    <w:basedOn w:val="884"/>
     <w:uiPriority w:val="61"/>
     <w:pPr>
       <w:pBdr/>
@@ -42719,9 +42715,9 @@
       </w:tcPr>
     </w:tblStylePr>
   </w:style>
-  <w:style w:type="table" w:styleId="768">
+  <w:style w:type="table" w:styleId="949">
     <w:name w:val="Light Grid"/>
-    <w:basedOn w:val="703"/>
+    <w:basedOn w:val="884"/>
     <w:uiPriority w:val="62"/>
     <w:pPr>
       <w:pBdr/>
@@ -42972,9 +42968,9 @@
       </w:tcPr>
     </w:tblStylePr>
   </w:style>
-  <w:style w:type="table" w:styleId="769">
+  <w:style w:type="table" w:styleId="950">
     <w:name w:val="Light Grid Accent 1"/>
-    <w:basedOn w:val="703"/>
+    <w:basedOn w:val="884"/>
     <w:uiPriority w:val="62"/>
     <w:pPr>
       <w:pBdr/>
@@ -43225,9 +43221,9 @@
       </w:tcPr>
     </w:tblStylePr>
   </w:style>
-  <w:style w:type="table" w:styleId="770">
+  <w:style w:type="table" w:styleId="951">
     <w:name w:val="Light Grid Accent 2"/>
-    <w:basedOn w:val="703"/>
+    <w:basedOn w:val="884"/>
     <w:uiPriority w:val="62"/>
     <w:pPr>
       <w:pBdr/>
@@ -43478,9 +43474,9 @@
       </w:tcPr>
     </w:tblStylePr>
   </w:style>
-  <w:style w:type="table" w:styleId="771">
+  <w:style w:type="table" w:styleId="952">
     <w:name w:val="Light Grid Accent 3"/>
-    <w:basedOn w:val="703"/>
+    <w:basedOn w:val="884"/>
     <w:uiPriority w:val="62"/>
     <w:pPr>
       <w:pBdr/>
@@ -43731,9 +43727,9 @@
       </w:tcPr>
     </w:tblStylePr>
   </w:style>
-  <w:style w:type="table" w:styleId="772">
+  <w:style w:type="table" w:styleId="953">
     <w:name w:val="Light Grid Accent 4"/>
-    <w:basedOn w:val="703"/>
+    <w:basedOn w:val="884"/>
     <w:uiPriority w:val="62"/>
     <w:pPr>
       <w:pBdr/>
@@ -43984,9 +43980,9 @@
       </w:tcPr>
     </w:tblStylePr>
   </w:style>
-  <w:style w:type="table" w:styleId="773">
+  <w:style w:type="table" w:styleId="954">
     <w:name w:val="Light Grid Accent 5"/>
-    <w:basedOn w:val="703"/>
+    <w:basedOn w:val="884"/>
     <w:uiPriority w:val="62"/>
     <w:pPr>
       <w:pBdr/>
@@ -44237,9 +44233,9 @@
       </w:tcPr>
     </w:tblStylePr>
   </w:style>
-  <w:style w:type="table" w:styleId="774">
+  <w:style w:type="table" w:styleId="955">
     <w:name w:val="Light Grid Accent 6"/>
-    <w:basedOn w:val="703"/>
+    <w:basedOn w:val="884"/>
     <w:uiPriority w:val="62"/>
     <w:pPr>
       <w:pBdr/>
@@ -44490,9 +44486,9 @@
       </w:tcPr>
     </w:tblStylePr>
   </w:style>
-  <w:style w:type="table" w:styleId="775">
+  <w:style w:type="table" w:styleId="956">
     <w:name w:val="Medium Shading 1"/>
-    <w:basedOn w:val="703"/>
+    <w:basedOn w:val="884"/>
     <w:uiPriority w:val="63"/>
     <w:pPr>
       <w:pBdr/>
@@ -44720,9 +44716,9 @@
       </w:tcPr>
     </w:tblStylePr>
   </w:style>
-  <w:style w:type="table" w:styleId="776">
+  <w:style w:type="table" w:styleId="957">
     <w:name w:val="Medium Shading 1 Accent 1"/>
-    <w:basedOn w:val="703"/>
+    <w:basedOn w:val="884"/>
     <w:uiPriority w:val="63"/>
     <w:pPr>
       <w:pBdr/>
@@ -44950,9 +44946,9 @@
       </w:tcPr>
     </w:tblStylePr>
   </w:style>
-  <w:style w:type="table" w:styleId="777">
+  <w:style w:type="table" w:styleId="958">
     <w:name w:val="Medium Shading 1 Accent 2"/>
-    <w:basedOn w:val="703"/>
+    <w:basedOn w:val="884"/>
     <w:uiPriority w:val="63"/>
     <w:pPr>
       <w:pBdr/>
@@ -45180,9 +45176,9 @@
       </w:tcPr>
     </w:tblStylePr>
   </w:style>
-  <w:style w:type="table" w:styleId="778">
+  <w:style w:type="table" w:styleId="959">
     <w:name w:val="Medium Shading 1 Accent 3"/>
-    <w:basedOn w:val="703"/>
+    <w:basedOn w:val="884"/>
     <w:uiPriority w:val="63"/>
     <w:pPr>
       <w:pBdr/>
@@ -45410,9 +45406,9 @@
       </w:tcPr>
     </w:tblStylePr>
   </w:style>
-  <w:style w:type="table" w:styleId="779">
+  <w:style w:type="table" w:styleId="960">
     <w:name w:val="Medium Shading 1 Accent 4"/>
-    <w:basedOn w:val="703"/>
+    <w:basedOn w:val="884"/>
     <w:uiPriority w:val="63"/>
     <w:pPr>
       <w:pBdr/>
@@ -45640,9 +45636,9 @@
       </w:tcPr>
     </w:tblStylePr>
   </w:style>
-  <w:style w:type="table" w:styleId="780">
+  <w:style w:type="table" w:styleId="961">
     <w:name w:val="Medium Shading 1 Accent 5"/>
-    <w:basedOn w:val="703"/>
+    <w:basedOn w:val="884"/>
     <w:uiPriority w:val="63"/>
     <w:pPr>
       <w:pBdr/>
@@ -45870,9 +45866,9 @@
       </w:tcPr>
     </w:tblStylePr>
   </w:style>
-  <w:style w:type="table" w:styleId="781">
+  <w:style w:type="table" w:styleId="962">
     <w:name w:val="Medium Shading 1 Accent 6"/>
-    <w:basedOn w:val="703"/>
+    <w:basedOn w:val="884"/>
     <w:uiPriority w:val="63"/>
     <w:pPr>
       <w:pBdr/>
@@ -46100,9 +46096,9 @@
       </w:tcPr>
     </w:tblStylePr>
   </w:style>
-  <w:style w:type="table" w:styleId="782">
+  <w:style w:type="table" w:styleId="963">
     <w:name w:val="Medium Shading 2"/>
-    <w:basedOn w:val="703"/>
+    <w:basedOn w:val="884"/>
     <w:uiPriority w:val="64"/>
     <w:pPr>
       <w:pBdr/>
@@ -46355,9 +46351,9 @@
       </w:tcPr>
     </w:tblStylePr>
   </w:style>
-  <w:style w:type="table" w:styleId="783">
+  <w:style w:type="table" w:styleId="964">
     <w:name w:val="Medium Shading 2 Accent 1"/>
-    <w:basedOn w:val="703"/>
+    <w:basedOn w:val="884"/>
     <w:uiPriority w:val="64"/>
     <w:pPr>
       <w:pBdr/>
@@ -46610,9 +46606,9 @@
       </w:tcPr>
     </w:tblStylePr>
   </w:style>
-  <w:style w:type="table" w:styleId="784">
+  <w:style w:type="table" w:styleId="965">
     <w:name w:val="Medium Shading 2 Accent 2"/>
-    <w:basedOn w:val="703"/>
+    <w:basedOn w:val="884"/>
     <w:uiPriority w:val="64"/>
     <w:pPr>
       <w:pBdr/>
@@ -46865,9 +46861,9 @@
       </w:tcPr>
     </w:tblStylePr>
   </w:style>
-  <w:style w:type="table" w:styleId="785">
+  <w:style w:type="table" w:styleId="966">
     <w:name w:val="Medium Shading 2 Accent 3"/>
-    <w:basedOn w:val="703"/>
+    <w:basedOn w:val="884"/>
     <w:uiPriority w:val="64"/>
     <w:pPr>
       <w:pBdr/>
@@ -47120,9 +47116,9 @@
       </w:tcPr>
     </w:tblStylePr>
   </w:style>
-  <w:style w:type="table" w:styleId="786">
+  <w:style w:type="table" w:styleId="967">
     <w:name w:val="Medium Shading 2 Accent 4"/>
-    <w:basedOn w:val="703"/>
+    <w:basedOn w:val="884"/>
     <w:uiPriority w:val="64"/>
     <w:pPr>
       <w:pBdr/>
@@ -47375,9 +47371,9 @@
       </w:tcPr>
     </w:tblStylePr>
   </w:style>
-  <w:style w:type="table" w:styleId="787">
+  <w:style w:type="table" w:styleId="968">
     <w:name w:val="Medium Shading 2 Accent 5"/>
-    <w:basedOn w:val="703"/>
+    <w:basedOn w:val="884"/>
     <w:uiPriority w:val="64"/>
     <w:pPr>
       <w:pBdr/>
@@ -47630,9 +47626,9 @@
       </w:tcPr>
     </w:tblStylePr>
   </w:style>
-  <w:style w:type="table" w:styleId="788">
+  <w:style w:type="table" w:styleId="969">
     <w:name w:val="Medium Shading 2 Accent 6"/>
-    <w:basedOn w:val="703"/>
+    <w:basedOn w:val="884"/>
     <w:uiPriority w:val="64"/>
     <w:pPr>
       <w:pBdr/>
@@ -47885,9 +47881,9 @@
       </w:tcPr>
     </w:tblStylePr>
   </w:style>
-  <w:style w:type="table" w:styleId="789">
+  <w:style w:type="table" w:styleId="970">
     <w:name w:val="Medium List 1"/>
-    <w:basedOn w:val="703"/>
+    <w:basedOn w:val="884"/>
     <w:uiPriority w:val="65"/>
     <w:pPr>
       <w:pBdr/>
@@ -48112,9 +48108,9 @@
       </w:tcPr>
     </w:tblStylePr>
   </w:style>
-  <w:style w:type="table" w:styleId="790">
+  <w:style w:type="table" w:styleId="971">
     <w:name w:val="Medium List 1 Accent 1"/>
-    <w:basedOn w:val="703"/>
+    <w:basedOn w:val="884"/>
     <w:uiPriority w:val="65"/>
     <w:pPr>
       <w:pBdr/>
@@ -48339,9 +48335,9 @@
       </w:tcPr>
     </w:tblStylePr>
   </w:style>
-  <w:style w:type="table" w:styleId="791">
+  <w:style w:type="table" w:styleId="972">
     <w:name w:val="Medium List 1 Accent 2"/>
-    <w:basedOn w:val="703"/>
+    <w:basedOn w:val="884"/>
     <w:uiPriority w:val="65"/>
     <w:pPr>
       <w:pBdr/>
@@ -48566,9 +48562,9 @@
       </w:tcPr>
     </w:tblStylePr>
   </w:style>
-  <w:style w:type="table" w:styleId="792">
+  <w:style w:type="table" w:styleId="973">
     <w:name w:val="Medium List 1 Accent 3"/>
-    <w:basedOn w:val="703"/>
+    <w:basedOn w:val="884"/>
     <w:uiPriority w:val="65"/>
     <w:pPr>
       <w:pBdr/>
@@ -48793,9 +48789,9 @@
       </w:tcPr>
     </w:tblStylePr>
   </w:style>
-  <w:style w:type="table" w:styleId="793">
+  <w:style w:type="table" w:styleId="974">
     <w:name w:val="Medium List 1 Accent 4"/>
-    <w:basedOn w:val="703"/>
+    <w:basedOn w:val="884"/>
     <w:uiPriority w:val="65"/>
     <w:pPr>
       <w:pBdr/>
@@ -49020,9 +49016,9 @@
       </w:tcPr>
     </w:tblStylePr>
   </w:style>
-  <w:style w:type="table" w:styleId="794">
+  <w:style w:type="table" w:styleId="975">
     <w:name w:val="Medium List 1 Accent 5"/>
-    <w:basedOn w:val="703"/>
+    <w:basedOn w:val="884"/>
     <w:uiPriority w:val="65"/>
     <w:pPr>
       <w:pBdr/>
@@ -49247,9 +49243,9 @@
       </w:tcPr>
     </w:tblStylePr>
   </w:style>
-  <w:style w:type="table" w:styleId="795">
+  <w:style w:type="table" w:styleId="976">
     <w:name w:val="Medium List 1 Accent 6"/>
-    <w:basedOn w:val="703"/>
+    <w:basedOn w:val="884"/>
     <w:uiPriority w:val="65"/>
     <w:pPr>
       <w:pBdr/>
@@ -49474,9 +49470,9 @@
       </w:tcPr>
     </w:tblStylePr>
   </w:style>
-  <w:style w:type="table" w:styleId="796">
+  <w:style w:type="table" w:styleId="977">
     <w:name w:val="Medium List 2"/>
-    <w:basedOn w:val="703"/>
+    <w:basedOn w:val="884"/>
     <w:uiPriority w:val="66"/>
     <w:pPr>
       <w:pBdr/>
@@ -49716,9 +49712,9 @@
       </w:tcPr>
     </w:tblStylePr>
   </w:style>
-  <w:style w:type="table" w:styleId="797">
+  <w:style w:type="table" w:styleId="978">
     <w:name w:val="Medium List 2 Accent 1"/>
-    <w:basedOn w:val="703"/>
+    <w:basedOn w:val="884"/>
     <w:uiPriority w:val="66"/>
     <w:pPr>
       <w:pBdr/>
@@ -49958,9 +49954,9 @@
       </w:tcPr>
     </w:tblStylePr>
   </w:style>
-  <w:style w:type="table" w:styleId="798">
+  <w:style w:type="table" w:styleId="979">
     <w:name w:val="Medium List 2 Accent 2"/>
-    <w:basedOn w:val="703"/>
+    <w:basedOn w:val="884"/>
     <w:uiPriority w:val="66"/>
     <w:pPr>
       <w:pBdr/>
@@ -50200,9 +50196,9 @@
       </w:tcPr>
     </w:tblStylePr>
   </w:style>
-  <w:style w:type="table" w:styleId="799">
+  <w:style w:type="table" w:styleId="980">
     <w:name w:val="Medium List 2 Accent 3"/>
-    <w:basedOn w:val="703"/>
+    <w:basedOn w:val="884"/>
     <w:uiPriority w:val="66"/>
     <w:pPr>
       <w:pBdr/>
@@ -50442,9 +50438,9 @@
       </w:tcPr>
     </w:tblStylePr>
   </w:style>
-  <w:style w:type="table" w:styleId="800">
+  <w:style w:type="table" w:styleId="981">
     <w:name w:val="Medium List 2 Accent 4"/>
-    <w:basedOn w:val="703"/>
+    <w:basedOn w:val="884"/>
     <w:uiPriority w:val="66"/>
     <w:pPr>
       <w:pBdr/>
@@ -50684,9 +50680,9 @@
       </w:tcPr>
     </w:tblStylePr>
   </w:style>
-  <w:style w:type="table" w:styleId="801">
+  <w:style w:type="table" w:styleId="982">
     <w:name w:val="Medium List 2 Accent 5"/>
-    <w:basedOn w:val="703"/>
+    <w:basedOn w:val="884"/>
     <w:uiPriority w:val="66"/>
     <w:pPr>
       <w:pBdr/>
@@ -50926,9 +50922,9 @@
       </w:tcPr>
     </w:tblStylePr>
   </w:style>
-  <w:style w:type="table" w:styleId="802">
+  <w:style w:type="table" w:styleId="983">
     <w:name w:val="Medium List 2 Accent 6"/>
-    <w:basedOn w:val="703"/>
+    <w:basedOn w:val="884"/>
     <w:uiPriority w:val="66"/>
     <w:pPr>
       <w:pBdr/>
@@ -51168,9 +51164,9 @@
       </w:tcPr>
     </w:tblStylePr>
   </w:style>
-  <w:style w:type="table" w:styleId="803">
+  <w:style w:type="table" w:styleId="984">
     <w:name w:val="Medium Grid 1"/>
-    <w:basedOn w:val="703"/>
+    <w:basedOn w:val="884"/>
     <w:uiPriority w:val="67"/>
     <w:pPr>
       <w:pBdr/>
@@ -51390,9 +51386,9 @@
       </w:tcPr>
     </w:tblStylePr>
   </w:style>
-  <w:style w:type="table" w:styleId="804">
+  <w:style w:type="table" w:styleId="985">
     <w:name w:val="Medium Grid 1 Accent 1"/>
-    <w:basedOn w:val="703"/>
+    <w:basedOn w:val="884"/>
     <w:uiPriority w:val="67"/>
     <w:pPr>
       <w:pBdr/>
@@ -51612,9 +51608,9 @@
       </w:tcPr>
     </w:tblStylePr>
   </w:style>
-  <w:style w:type="table" w:styleId="805">
+  <w:style w:type="table" w:styleId="986">
     <w:name w:val="Medium Grid 1 Accent 2"/>
-    <w:basedOn w:val="703"/>
+    <w:basedOn w:val="884"/>
     <w:uiPriority w:val="67"/>
     <w:pPr>
       <w:pBdr/>
@@ -51834,9 +51830,9 @@
       </w:tcPr>
     </w:tblStylePr>
   </w:style>
-  <w:style w:type="table" w:styleId="806">
+  <w:style w:type="table" w:styleId="987">
     <w:name w:val="Medium Grid 1 Accent 3"/>
-    <w:basedOn w:val="703"/>
+    <w:basedOn w:val="884"/>
     <w:uiPriority w:val="67"/>
     <w:pPr>
       <w:pBdr/>
@@ -52056,9 +52052,9 @@
       </w:tcPr>
     </w:tblStylePr>
   </w:style>
-  <w:style w:type="table" w:styleId="807">
+  <w:style w:type="table" w:styleId="988">
     <w:name w:val="Medium Grid 1 Accent 4"/>
-    <w:basedOn w:val="703"/>
+    <w:basedOn w:val="884"/>
     <w:uiPriority w:val="67"/>
     <w:pPr>
       <w:pBdr/>
@@ -52278,9 +52274,9 @@
       </w:tcPr>
     </w:tblStylePr>
   </w:style>
-  <w:style w:type="table" w:styleId="808">
+  <w:style w:type="table" w:styleId="989">
     <w:name w:val="Medium Grid 1 Accent 5"/>
-    <w:basedOn w:val="703"/>
+    <w:basedOn w:val="884"/>
     <w:uiPriority w:val="67"/>
     <w:pPr>
       <w:pBdr/>
@@ -52500,9 +52496,9 @@
       </w:tcPr>
     </w:tblStylePr>
   </w:style>
-  <w:style w:type="table" w:styleId="809">
+  <w:style w:type="table" w:styleId="990">
     <w:name w:val="Medium Grid 1 Accent 6"/>
-    <w:basedOn w:val="703"/>
+    <w:basedOn w:val="884"/>
     <w:uiPriority w:val="67"/>
     <w:pPr>
       <w:pBdr/>
@@ -52722,9 +52718,9 @@
       </w:tcPr>
     </w:tblStylePr>
   </w:style>
-  <w:style w:type="table" w:styleId="810">
+  <w:style w:type="table" w:styleId="991">
     <w:name w:val="Medium Grid 2"/>
-    <w:basedOn w:val="703"/>
+    <w:basedOn w:val="884"/>
     <w:uiPriority w:val="68"/>
     <w:pPr>
       <w:pBdr/>
@@ -52970,9 +52966,9 @@
       </w:tcPr>
     </w:tblStylePr>
   </w:style>
-  <w:style w:type="table" w:styleId="811">
+  <w:style w:type="table" w:styleId="992">
     <w:name w:val="Medium Grid 2 Accent 1"/>
-    <w:basedOn w:val="703"/>
+    <w:basedOn w:val="884"/>
     <w:uiPriority w:val="68"/>
     <w:pPr>
       <w:pBdr/>
@@ -53218,9 +53214,9 @@
       </w:tcPr>
     </w:tblStylePr>
   </w:style>
-  <w:style w:type="table" w:styleId="812">
+  <w:style w:type="table" w:styleId="993">
     <w:name w:val="Medium Grid 2 Accent 2"/>
-    <w:basedOn w:val="703"/>
+    <w:basedOn w:val="884"/>
     <w:uiPriority w:val="68"/>
     <w:pPr>
       <w:pBdr/>
@@ -53466,9 +53462,9 @@
       </w:tcPr>
     </w:tblStylePr>
   </w:style>
-  <w:style w:type="table" w:styleId="813">
+  <w:style w:type="table" w:styleId="994">
     <w:name w:val="Medium Grid 2 Accent 3"/>
-    <w:basedOn w:val="703"/>
+    <w:basedOn w:val="884"/>
     <w:uiPriority w:val="68"/>
     <w:pPr>
       <w:pBdr/>
@@ -53714,9 +53710,9 @@
       </w:tcPr>
     </w:tblStylePr>
   </w:style>
-  <w:style w:type="table" w:styleId="814">
+  <w:style w:type="table" w:styleId="995">
     <w:name w:val="Medium Grid 2 Accent 4"/>
-    <w:basedOn w:val="703"/>
+    <w:basedOn w:val="884"/>
     <w:uiPriority w:val="68"/>
     <w:pPr>
       <w:pBdr/>
@@ -53962,9 +53958,9 @@
       </w:tcPr>
     </w:tblStylePr>
   </w:style>
-  <w:style w:type="table" w:styleId="815">
+  <w:style w:type="table" w:styleId="996">
     <w:name w:val="Medium Grid 2 Accent 5"/>
-    <w:basedOn w:val="703"/>
+    <w:basedOn w:val="884"/>
     <w:uiPriority w:val="68"/>
     <w:pPr>
       <w:pBdr/>
@@ -54210,9 +54206,9 @@
       </w:tcPr>
     </w:tblStylePr>
   </w:style>
-  <w:style w:type="table" w:styleId="816">
+  <w:style w:type="table" w:styleId="997">
     <w:name w:val="Medium Grid 2 Accent 6"/>
-    <w:basedOn w:val="703"/>
+    <w:basedOn w:val="884"/>
     <w:uiPriority w:val="68"/>
     <w:pPr>
       <w:pBdr/>
@@ -54458,9 +54454,9 @@
       </w:tcPr>
     </w:tblStylePr>
   </w:style>
-  <w:style w:type="table" w:styleId="817">
+  <w:style w:type="table" w:styleId="998">
     <w:name w:val="Medium Grid 3"/>
-    <w:basedOn w:val="703"/>
+    <w:basedOn w:val="884"/>
     <w:uiPriority w:val="69"/>
     <w:pPr>
       <w:pBdr/>
@@ -54722,9 +54718,9 @@
       </w:tcPr>
     </w:tblStylePr>
   </w:style>
-  <w:style w:type="table" w:styleId="818">
+  <w:style w:type="table" w:styleId="999">
     <w:name w:val="Medium Grid 3 Accent 1"/>
-    <w:basedOn w:val="703"/>
+    <w:basedOn w:val="884"/>
     <w:uiPriority w:val="69"/>
     <w:pPr>
       <w:pBdr/>
@@ -54986,9 +54982,9 @@
       </w:tcPr>
     </w:tblStylePr>
   </w:style>
-  <w:style w:type="table" w:styleId="819">
+  <w:style w:type="table" w:styleId="1000">
     <w:name w:val="Medium Grid 3 Accent 2"/>
-    <w:basedOn w:val="703"/>
+    <w:basedOn w:val="884"/>
     <w:uiPriority w:val="69"/>
     <w:pPr>
       <w:pBdr/>
@@ -55250,9 +55246,9 @@
       </w:tcPr>
     </w:tblStylePr>
   </w:style>
-  <w:style w:type="table" w:styleId="820">
+  <w:style w:type="table" w:styleId="1001">
     <w:name w:val="Medium Grid 3 Accent 3"/>
-    <w:basedOn w:val="703"/>
+    <w:basedOn w:val="884"/>
     <w:uiPriority w:val="69"/>
     <w:pPr>
       <w:pBdr/>
@@ -55514,9 +55510,9 @@
       </w:tcPr>
     </w:tblStylePr>
   </w:style>
-  <w:style w:type="table" w:styleId="821">
+  <w:style w:type="table" w:styleId="1002">
     <w:name w:val="Medium Grid 3 Accent 4"/>
-    <w:basedOn w:val="703"/>
+    <w:basedOn w:val="884"/>
     <w:uiPriority w:val="69"/>
     <w:pPr>
       <w:pBdr/>
@@ -55778,9 +55774,9 @@
       </w:tcPr>
     </w:tblStylePr>
   </w:style>
-  <w:style w:type="table" w:styleId="822">
+  <w:style w:type="table" w:styleId="1003">
     <w:name w:val="Medium Grid 3 Accent 5"/>
-    <w:basedOn w:val="703"/>
+    <w:basedOn w:val="884"/>
     <w:uiPriority w:val="69"/>
     <w:pPr>
       <w:pBdr/>
@@ -56042,9 +56038,9 @@
       </w:tcPr>
     </w:tblStylePr>
   </w:style>
-  <w:style w:type="table" w:styleId="823">
+  <w:style w:type="table" w:styleId="1004">
     <w:name w:val="Medium Grid 3 Accent 6"/>
-    <w:basedOn w:val="703"/>
+    <w:basedOn w:val="884"/>
     <w:uiPriority w:val="69"/>
     <w:pPr>
       <w:pBdr/>
@@ -56306,9 +56302,9 @@
       </w:tcPr>
     </w:tblStylePr>
   </w:style>
-  <w:style w:type="table" w:styleId="824">
+  <w:style w:type="table" w:styleId="1005">
     <w:name w:val="Dark List"/>
-    <w:basedOn w:val="703"/>
+    <w:basedOn w:val="884"/>
     <w:uiPriority w:val="70"/>
     <w:pPr>
       <w:pBdr/>
@@ -56544,9 +56540,9 @@
       </w:tcPr>
     </w:tblStylePr>
   </w:style>
-  <w:style w:type="table" w:styleId="825">
+  <w:style w:type="table" w:styleId="1006">
     <w:name w:val="Dark List Accent 1"/>
-    <w:basedOn w:val="703"/>
+    <w:basedOn w:val="884"/>
     <w:uiPriority w:val="70"/>
     <w:pPr>
       <w:pBdr/>
@@ -56782,9 +56778,9 @@
       </w:tcPr>
     </w:tblStylePr>
   </w:style>
-  <w:style w:type="table" w:styleId="826">
+  <w:style w:type="table" w:styleId="1007">
     <w:name w:val="Dark List Accent 2"/>
-    <w:basedOn w:val="703"/>
+    <w:basedOn w:val="884"/>
     <w:uiPriority w:val="70"/>
     <w:pPr>
       <w:pBdr/>
@@ -57020,9 +57016,9 @@
       </w:tcPr>
     </w:tblStylePr>
   </w:style>
-  <w:style w:type="table" w:styleId="827">
+  <w:style w:type="table" w:styleId="1008">
     <w:name w:val="Dark List Accent 3"/>
-    <w:basedOn w:val="703"/>
+    <w:basedOn w:val="884"/>
     <w:uiPriority w:val="70"/>
     <w:pPr>
       <w:pBdr/>
@@ -57258,9 +57254,9 @@
       </w:tcPr>
     </w:tblStylePr>
   </w:style>
-  <w:style w:type="table" w:styleId="828">
+  <w:style w:type="table" w:styleId="1009">
     <w:name w:val="Dark List Accent 4"/>
-    <w:basedOn w:val="703"/>
+    <w:basedOn w:val="884"/>
     <w:uiPriority w:val="70"/>
     <w:pPr>
       <w:pBdr/>
@@ -57496,9 +57492,9 @@
       </w:tcPr>
     </w:tblStylePr>
   </w:style>
-  <w:style w:type="table" w:styleId="829">
+  <w:style w:type="table" w:styleId="1010">
     <w:name w:val="Dark List Accent 5"/>
-    <w:basedOn w:val="703"/>
+    <w:basedOn w:val="884"/>
     <w:uiPriority w:val="70"/>
     <w:pPr>
       <w:pBdr/>
@@ -57734,9 +57730,9 @@
       </w:tcPr>
     </w:tblStylePr>
   </w:style>
-  <w:style w:type="table" w:styleId="830">
+  <w:style w:type="table" w:styleId="1011">
     <w:name w:val="Dark List Accent 6"/>
-    <w:basedOn w:val="703"/>
+    <w:basedOn w:val="884"/>
     <w:uiPriority w:val="70"/>
     <w:pPr>
       <w:pBdr/>
@@ -57972,9 +57968,9 @@
       </w:tcPr>
     </w:tblStylePr>
   </w:style>
-  <w:style w:type="table" w:styleId="831">
+  <w:style w:type="table" w:styleId="1012">
     <w:name w:val="Colorful Shading"/>
-    <w:basedOn w:val="703"/>
+    <w:basedOn w:val="884"/>
     <w:uiPriority w:val="71"/>
     <w:pPr>
       <w:pBdr/>
@@ -58221,9 +58217,9 @@
       </w:tcPr>
     </w:tblStylePr>
   </w:style>
-  <w:style w:type="table" w:styleId="832">
+  <w:style w:type="table" w:styleId="1013">
     <w:name w:val="Colorful Shading Accent 1"/>
-    <w:basedOn w:val="703"/>
+    <w:basedOn w:val="884"/>
     <w:uiPriority w:val="71"/>
     <w:pPr>
       <w:pBdr/>
@@ -58470,9 +58466,9 @@
       </w:tcPr>
     </w:tblStylePr>
   </w:style>
-  <w:style w:type="table" w:styleId="833">
+  <w:style w:type="table" w:styleId="1014">
     <w:name w:val="Colorful Shading Accent 2"/>
-    <w:basedOn w:val="703"/>
+    <w:basedOn w:val="884"/>
     <w:uiPriority w:val="71"/>
     <w:pPr>
       <w:pBdr/>
@@ -58719,9 +58715,9 @@
       </w:tcPr>
     </w:tblStylePr>
   </w:style>
-  <w:style w:type="table" w:styleId="834">
+  <w:style w:type="table" w:styleId="1015">
     <w:name w:val="Colorful Shading Accent 3"/>
-    <w:basedOn w:val="703"/>
+    <w:basedOn w:val="884"/>
     <w:uiPriority w:val="71"/>
     <w:pPr>
       <w:pBdr/>
@@ -58962,9 +58958,9 @@
       </w:tcPr>
     </w:tblStylePr>
   </w:style>
-  <w:style w:type="table" w:styleId="835">
+  <w:style w:type="table" w:styleId="1016">
     <w:name w:val="Colorful Shading Accent 4"/>
-    <w:basedOn w:val="703"/>
+    <w:basedOn w:val="884"/>
     <w:uiPriority w:val="71"/>
     <w:pPr>
       <w:pBdr/>
@@ -59211,9 +59207,9 @@
       </w:tcPr>
     </w:tblStylePr>
   </w:style>
-  <w:style w:type="table" w:styleId="836">
+  <w:style w:type="table" w:styleId="1017">
     <w:name w:val="Colorful Shading Accent 5"/>
-    <w:basedOn w:val="703"/>
+    <w:basedOn w:val="884"/>
     <w:uiPriority w:val="71"/>
     <w:pPr>
       <w:pBdr/>
@@ -59460,9 +59456,9 @@
       </w:tcPr>
     </w:tblStylePr>
   </w:style>
-  <w:style w:type="table" w:styleId="837">
+  <w:style w:type="table" w:styleId="1018">
     <w:name w:val="Colorful Shading Accent 6"/>
-    <w:basedOn w:val="703"/>
+    <w:basedOn w:val="884"/>
     <w:uiPriority w:val="71"/>
     <w:pPr>
       <w:pBdr/>
@@ -59709,9 +59705,9 @@
       </w:tcPr>
     </w:tblStylePr>
   </w:style>
-  <w:style w:type="table" w:styleId="838">
+  <w:style w:type="table" w:styleId="1019">
     <w:name w:val="Colorful List"/>
-    <w:basedOn w:val="703"/>
+    <w:basedOn w:val="884"/>
     <w:uiPriority w:val="72"/>
     <w:pPr>
       <w:pBdr/>
@@ -59938,9 +59934,9 @@
       </w:tcPr>
     </w:tblStylePr>
   </w:style>
-  <w:style w:type="table" w:styleId="839">
+  <w:style w:type="table" w:styleId="1020">
     <w:name w:val="Colorful List Accent 1"/>
-    <w:basedOn w:val="703"/>
+    <w:basedOn w:val="884"/>
     <w:uiPriority w:val="72"/>
     <w:pPr>
       <w:pBdr/>
@@ -60167,9 +60163,9 @@
       </w:tcPr>
     </w:tblStylePr>
   </w:style>
-  <w:style w:type="table" w:styleId="840">
+  <w:style w:type="table" w:styleId="1021">
     <w:name w:val="Colorful List Accent 2"/>
-    <w:basedOn w:val="703"/>
+    <w:basedOn w:val="884"/>
     <w:uiPriority w:val="72"/>
     <w:pPr>
       <w:pBdr/>
@@ -60396,9 +60392,9 @@
       </w:tcPr>
     </w:tblStylePr>
   </w:style>
-  <w:style w:type="table" w:styleId="841">
+  <w:style w:type="table" w:styleId="1022">
     <w:name w:val="Colorful List Accent 3"/>
-    <w:basedOn w:val="703"/>
+    <w:basedOn w:val="884"/>
     <w:uiPriority w:val="72"/>
     <w:pPr>
       <w:pBdr/>
@@ -60625,9 +60621,9 @@
       </w:tcPr>
     </w:tblStylePr>
   </w:style>
-  <w:style w:type="table" w:styleId="842">
+  <w:style w:type="table" w:styleId="1023">
     <w:name w:val="Colorful List Accent 4"/>
-    <w:basedOn w:val="703"/>
+    <w:basedOn w:val="884"/>
     <w:uiPriority w:val="72"/>
     <w:pPr>
       <w:pBdr/>
@@ -60854,9 +60850,9 @@
       </w:tcPr>
     </w:tblStylePr>
   </w:style>
-  <w:style w:type="table" w:styleId="843">
+  <w:style w:type="table" w:styleId="1024">
     <w:name w:val="Colorful List Accent 5"/>
-    <w:basedOn w:val="703"/>
+    <w:basedOn w:val="884"/>
     <w:uiPriority w:val="72"/>
     <w:pPr>
       <w:pBdr/>
@@ -61083,9 +61079,9 @@
       </w:tcPr>
     </w:tblStylePr>
   </w:style>
-  <w:style w:type="table" w:styleId="844">
+  <w:style w:type="table" w:styleId="1025">
     <w:name w:val="Colorful List Accent 6"/>
-    <w:basedOn w:val="703"/>
+    <w:basedOn w:val="884"/>
     <w:uiPriority w:val="72"/>
     <w:pPr>
       <w:pBdr/>
@@ -61312,9 +61308,9 @@
       </w:tcPr>
     </w:tblStylePr>
   </w:style>
-  <w:style w:type="table" w:styleId="845">
+  <w:style w:type="table" w:styleId="1026">
     <w:name w:val="Colorful Grid"/>
-    <w:basedOn w:val="703"/>
+    <w:basedOn w:val="884"/>
     <w:uiPriority w:val="73"/>
     <w:pPr>
       <w:pBdr/>
@@ -61533,9 +61529,9 @@
       </w:tcPr>
     </w:tblStylePr>
   </w:style>
-  <w:style w:type="table" w:styleId="846">
+  <w:style w:type="table" w:styleId="1027">
     <w:name w:val="Colorful Grid Accent 1"/>
-    <w:basedOn w:val="703"/>
+    <w:basedOn w:val="884"/>
     <w:uiPriority w:val="73"/>
     <w:pPr>
       <w:pBdr/>
@@ -61754,9 +61750,9 @@
       </w:tcPr>
     </w:tblStylePr>
   </w:style>
-  <w:style w:type="table" w:styleId="847">
+  <w:style w:type="table" w:styleId="1028">
     <w:name w:val="Colorful Grid Accent 2"/>
-    <w:basedOn w:val="703"/>
+    <w:basedOn w:val="884"/>
     <w:uiPriority w:val="73"/>
     <w:pPr>
       <w:pBdr/>
@@ -61975,9 +61971,9 @@
       </w:tcPr>
     </w:tblStylePr>
   </w:style>
-  <w:style w:type="table" w:styleId="848">
+  <w:style w:type="table" w:styleId="1029">
     <w:name w:val="Colorful Grid Accent 3"/>
-    <w:basedOn w:val="703"/>
+    <w:basedOn w:val="884"/>
     <w:uiPriority w:val="73"/>
     <w:pPr>
       <w:pBdr/>
@@ -62196,9 +62192,9 @@
       </w:tcPr>
     </w:tblStylePr>
   </w:style>
-  <w:style w:type="table" w:styleId="849">
+  <w:style w:type="table" w:styleId="1030">
     <w:name w:val="Colorful Grid Accent 4"/>
-    <w:basedOn w:val="703"/>
+    <w:basedOn w:val="884"/>
     <w:uiPriority w:val="73"/>
     <w:pPr>
       <w:pBdr/>
@@ -62417,9 +62413,9 @@
       </w:tcPr>
     </w:tblStylePr>
   </w:style>
-  <w:style w:type="table" w:styleId="850">
+  <w:style w:type="table" w:styleId="1031">
     <w:name w:val="Colorful Grid Accent 5"/>
-    <w:basedOn w:val="703"/>
+    <w:basedOn w:val="884"/>
     <w:uiPriority w:val="73"/>
     <w:pPr>
       <w:pBdr/>
@@ -62638,9 +62634,9 @@
       </w:tcPr>
     </w:tblStylePr>
   </w:style>
-  <w:style w:type="table" w:styleId="851">
+  <w:style w:type="table" w:styleId="1032">
     <w:name w:val="Colorful Grid Accent 6"/>
-    <w:basedOn w:val="703"/>
+    <w:basedOn w:val="884"/>
     <w:uiPriority w:val="73"/>
     <w:pPr>
       <w:pBdr/>
